--- a/docx/基于大模型的智能穿搭推荐系统_毕业设计成果_数据库部分完成.docx
+++ b/docx/基于大模型的智能穿搭推荐系统_毕业设计成果_数据库部分完成.docx
@@ -442,6 +442,12 @@
             </w:pPr>
             <w:r>
               <w:t>软件技术</w:t>
+            </w:r>
+            <w:r>
+              <w:rPr>
+                <w:rFonts w:hint="eastAsia"/>
+              </w:rPr>
+              <w:t>（企业应用软件开发方向）</w:t>
             </w:r>
           </w:p>
         </w:tc>
@@ -11474,7 +11480,7 @@
           <w:lang w:val="ru-RU"/>
         </w:rPr>
         <w:drawing>
-          <wp:inline distT="0" distB="0" distL="0" distR="0" wp14:anchorId="7C459774" wp14:editId="445E7D8A">
+          <wp:inline distT="0" distB="0" distL="0" distR="0" wp14:anchorId="7C459774" wp14:editId="36137A10">
             <wp:extent cx="5760720" cy="4127618"/>
             <wp:effectExtent l="0" t="0" r="0" b="6350"/>
             <wp:docPr id="1521137013" name="图片 1"/>
@@ -11573,7 +11579,7 @@
         </w:rPr>
         <w:lastRenderedPageBreak/>
         <w:drawing>
-          <wp:inline distT="0" distB="0" distL="0" distR="0" wp14:anchorId="35EA2991" wp14:editId="22C03FDB">
+          <wp:inline distT="0" distB="0" distL="0" distR="0" wp14:anchorId="35EA2991" wp14:editId="2FF3C684">
             <wp:extent cx="5760720" cy="3822680"/>
             <wp:effectExtent l="0" t="0" r="0" b="6985"/>
             <wp:docPr id="1141785506" name="图片 2"/>
@@ -19477,7 +19483,7 @@
         </w:rPr>
         <w:lastRenderedPageBreak/>
         <w:drawing>
-          <wp:inline distT="0" distB="0" distL="114300" distR="114300" wp14:anchorId="1AB8E045" wp14:editId="4444E98B">
+          <wp:inline distT="0" distB="0" distL="114300" distR="114300" wp14:anchorId="1AB8E045" wp14:editId="768D90AA">
             <wp:extent cx="5764696" cy="3551465"/>
             <wp:effectExtent l="0" t="0" r="7620" b="0"/>
             <wp:docPr id="10" name="图片 1"/>

--- a/docx/基于大模型的智能穿搭推荐系统_毕业设计成果_数据库部分完成.docx
+++ b/docx/基于大模型的智能穿搭推荐系统_毕业设计成果_数据库部分完成.docx
@@ -54,7 +54,6 @@
                 <w:szCs w:val="120"/>
               </w:rPr>
             </w:pPr>
-            <w:proofErr w:type="gramStart"/>
             <w:r>
               <w:rPr>
                 <w:rFonts w:hint="eastAsia"/>
@@ -132,7 +131,6 @@
               </w:rPr>
               <w:t>计</w:t>
             </w:r>
-            <w:proofErr w:type="gramEnd"/>
           </w:p>
         </w:tc>
       </w:tr>
@@ -257,27 +255,17 @@
               <w:t>☑</w:t>
             </w:r>
             <w:r>
-              <w:t>产品设计</w:t>
-            </w:r>
-            <w:proofErr w:type="gramStart"/>
-            <w:r>
-              <w:t>类</w:t>
+              <w:t>产品设计类</w:t>
             </w:r>
             <w:r>
               <w:t xml:space="preserve">   □</w:t>
             </w:r>
-            <w:proofErr w:type="gramEnd"/>
-            <w:r>
-              <w:t>工艺设计</w:t>
-            </w:r>
-            <w:proofErr w:type="gramStart"/>
-            <w:r>
-              <w:t>类</w:t>
+            <w:r>
+              <w:t>工艺设计类</w:t>
             </w:r>
             <w:r>
               <w:t xml:space="preserve">   □</w:t>
             </w:r>
-            <w:proofErr w:type="gramEnd"/>
             <w:r>
               <w:t>方案设计类</w:t>
             </w:r>
@@ -286,11 +274,7 @@
               <w:t>□</w:t>
             </w:r>
             <w:r>
-              <w:t>作品设计</w:t>
-            </w:r>
-            <w:proofErr w:type="gramStart"/>
-            <w:r>
-              <w:t>类</w:t>
+              <w:t>作品设计类</w:t>
             </w:r>
             <w:r>
               <w:t xml:space="preserve">   </w:t>
@@ -304,18 +288,12 @@
             <w:r>
               <w:t>□</w:t>
             </w:r>
-            <w:proofErr w:type="gramEnd"/>
-            <w:r>
-              <w:t>作品展示</w:t>
-            </w:r>
-            <w:proofErr w:type="gramStart"/>
-            <w:r>
-              <w:t>类</w:t>
+            <w:r>
+              <w:t>作品展示类</w:t>
             </w:r>
             <w:r>
               <w:t xml:space="preserve">   □</w:t>
             </w:r>
-            <w:proofErr w:type="gramEnd"/>
             <w:r>
               <w:t>其他</w:t>
             </w:r>
@@ -822,7 +800,6 @@
           <w:szCs w:val="30"/>
         </w:rPr>
       </w:pPr>
-      <w:proofErr w:type="gramStart"/>
       <w:r>
         <w:rPr>
           <w:rFonts w:hint="eastAsia"/>
@@ -859,7 +836,6 @@
         </w:rPr>
         <w:t>编制</w:t>
       </w:r>
-      <w:proofErr w:type="gramEnd"/>
     </w:p>
     <w:p>
       <w:pPr>
@@ -1828,7 +1804,6 @@
           <w:sz w:val="32"/>
         </w:rPr>
       </w:pPr>
-      <w:proofErr w:type="gramStart"/>
       <w:r>
         <w:rPr>
           <w:rFonts w:eastAsia="微软雅黑" w:hint="eastAsia"/>
@@ -1851,7 +1826,6 @@
         </w:rPr>
         <w:t>录</w:t>
       </w:r>
-      <w:proofErr w:type="gramEnd"/>
     </w:p>
     <w:p>
       <w:pPr>
@@ -1883,7 +1857,7 @@
         </w:rPr>
         <w:fldChar w:fldCharType="separate"/>
       </w:r>
-      <w:hyperlink w:anchor="_Toc239839308" w:history="1">
+      <w:hyperlink w:anchor="_Toc240551628" w:history="1">
         <w:r>
           <w:rPr>
             <w:rStyle w:val="af3"/>
@@ -1923,7 +1897,7 @@
           <w:rPr>
             <w:noProof/>
           </w:rPr>
-          <w:instrText>PAGEREF _Toc239839308 \h</w:instrText>
+          <w:instrText>PAGEREF _Toc240551628 \h</w:instrText>
         </w:r>
         <w:r>
           <w:rPr>
@@ -1972,7 +1946,7 @@
           <w14:ligatures w14:val="standardContextual"/>
         </w:rPr>
       </w:pPr>
-      <w:hyperlink w:anchor="_Toc239839309" w:history="1">
+      <w:hyperlink w:anchor="_Toc240551629" w:history="1">
         <w:r>
           <w:rPr>
             <w:rStyle w:val="af3"/>
@@ -2012,7 +1986,7 @@
           <w:rPr>
             <w:noProof/>
           </w:rPr>
-          <w:instrText>PAGEREF _Toc239839309 \h</w:instrText>
+          <w:instrText>PAGEREF _Toc240551629 \h</w:instrText>
         </w:r>
         <w:r>
           <w:rPr>
@@ -2061,7 +2035,7 @@
           <w14:ligatures w14:val="standardContextual"/>
         </w:rPr>
       </w:pPr>
-      <w:hyperlink w:anchor="_Toc239839310" w:history="1">
+      <w:hyperlink w:anchor="_Toc240551630" w:history="1">
         <w:r>
           <w:rPr>
             <w:rStyle w:val="af3"/>
@@ -2101,7 +2075,7 @@
           <w:rPr>
             <w:noProof/>
           </w:rPr>
-          <w:instrText>PAGEREF _Toc239839310 \h</w:instrText>
+          <w:instrText>PAGEREF _Toc240551630 \h</w:instrText>
         </w:r>
         <w:r>
           <w:rPr>
@@ -2150,7 +2124,7 @@
           <w14:ligatures w14:val="standardContextual"/>
         </w:rPr>
       </w:pPr>
-      <w:hyperlink w:anchor="_Toc239839311" w:history="1">
+      <w:hyperlink w:anchor="_Toc240551631" w:history="1">
         <w:r>
           <w:rPr>
             <w:rStyle w:val="af3"/>
@@ -2190,7 +2164,7 @@
           <w:rPr>
             <w:noProof/>
           </w:rPr>
-          <w:instrText>PAGEREF _Toc239839311 \h</w:instrText>
+          <w:instrText>PAGEREF _Toc240551631 \h</w:instrText>
         </w:r>
         <w:r>
           <w:rPr>
@@ -2239,7 +2213,7 @@
           <w14:ligatures w14:val="standardContextual"/>
         </w:rPr>
       </w:pPr>
-      <w:hyperlink w:anchor="_Toc239839312" w:history="1">
+      <w:hyperlink w:anchor="_Toc240551632" w:history="1">
         <w:r>
           <w:rPr>
             <w:rStyle w:val="af3"/>
@@ -2279,7 +2253,7 @@
           <w:rPr>
             <w:noProof/>
           </w:rPr>
-          <w:instrText>PAGEREF _Toc239839312 \h</w:instrText>
+          <w:instrText>PAGEREF _Toc240551632 \h</w:instrText>
         </w:r>
         <w:r>
           <w:rPr>
@@ -2305,7 +2279,7 @@
           <w:rPr>
             <w:noProof/>
           </w:rPr>
-          <w:t>2</w:t>
+          <w:t>1</w:t>
         </w:r>
         <w:r>
           <w:rPr>
@@ -2328,7 +2302,7 @@
           <w14:ligatures w14:val="standardContextual"/>
         </w:rPr>
       </w:pPr>
-      <w:hyperlink w:anchor="_Toc239839313" w:history="1">
+      <w:hyperlink w:anchor="_Toc240551633" w:history="1">
         <w:r>
           <w:rPr>
             <w:rStyle w:val="af3"/>
@@ -2368,7 +2342,7 @@
           <w:rPr>
             <w:noProof/>
           </w:rPr>
-          <w:instrText>PAGEREF _Toc239839313 \h</w:instrText>
+          <w:instrText>PAGEREF _Toc240551633 \h</w:instrText>
         </w:r>
         <w:r>
           <w:rPr>
@@ -2394,7 +2368,7 @@
           <w:rPr>
             <w:noProof/>
           </w:rPr>
-          <w:t>3</w:t>
+          <w:t>2</w:t>
         </w:r>
         <w:r>
           <w:rPr>
@@ -2417,7 +2391,7 @@
           <w14:ligatures w14:val="standardContextual"/>
         </w:rPr>
       </w:pPr>
-      <w:hyperlink w:anchor="_Toc239839314" w:history="1">
+      <w:hyperlink w:anchor="_Toc240551634" w:history="1">
         <w:r>
           <w:rPr>
             <w:rStyle w:val="af3"/>
@@ -2457,7 +2431,7 @@
           <w:rPr>
             <w:noProof/>
           </w:rPr>
-          <w:instrText>PAGEREF _Toc239839314 \h</w:instrText>
+          <w:instrText>PAGEREF _Toc240551634 \h</w:instrText>
         </w:r>
         <w:r>
           <w:rPr>
@@ -2506,7 +2480,7 @@
           <w14:ligatures w14:val="standardContextual"/>
         </w:rPr>
       </w:pPr>
-      <w:hyperlink w:anchor="_Toc239839315" w:history="1">
+      <w:hyperlink w:anchor="_Toc240551635" w:history="1">
         <w:r>
           <w:rPr>
             <w:rStyle w:val="af3"/>
@@ -2546,7 +2520,7 @@
           <w:rPr>
             <w:noProof/>
           </w:rPr>
-          <w:instrText>PAGEREF _Toc239839315 \h</w:instrText>
+          <w:instrText>PAGEREF _Toc240551635 \h</w:instrText>
         </w:r>
         <w:r>
           <w:rPr>
@@ -2572,7 +2546,7 @@
           <w:rPr>
             <w:noProof/>
           </w:rPr>
-          <w:t>4</w:t>
+          <w:t>3</w:t>
         </w:r>
         <w:r>
           <w:rPr>
@@ -2595,7 +2569,7 @@
           <w14:ligatures w14:val="standardContextual"/>
         </w:rPr>
       </w:pPr>
-      <w:hyperlink w:anchor="_Toc239839316" w:history="1">
+      <w:hyperlink w:anchor="_Toc240551636" w:history="1">
         <w:r>
           <w:rPr>
             <w:rStyle w:val="af3"/>
@@ -2635,7 +2609,7 @@
           <w:rPr>
             <w:noProof/>
           </w:rPr>
-          <w:instrText>PAGEREF _Toc239839316 \h</w:instrText>
+          <w:instrText>PAGEREF _Toc240551636 \h</w:instrText>
         </w:r>
         <w:r>
           <w:rPr>
@@ -2684,7 +2658,7 @@
           <w14:ligatures w14:val="standardContextual"/>
         </w:rPr>
       </w:pPr>
-      <w:hyperlink w:anchor="_Toc239839317" w:history="1">
+      <w:hyperlink w:anchor="_Toc240551637" w:history="1">
         <w:r>
           <w:rPr>
             <w:rStyle w:val="af3"/>
@@ -2724,7 +2698,7 @@
           <w:rPr>
             <w:noProof/>
           </w:rPr>
-          <w:instrText>PAGEREF _Toc239839317 \h</w:instrText>
+          <w:instrText>PAGEREF _Toc240551637 \h</w:instrText>
         </w:r>
         <w:r>
           <w:rPr>
@@ -2773,7 +2747,7 @@
           <w14:ligatures w14:val="standardContextual"/>
         </w:rPr>
       </w:pPr>
-      <w:hyperlink w:anchor="_Toc239839318" w:history="1">
+      <w:hyperlink w:anchor="_Toc240551638" w:history="1">
         <w:r>
           <w:rPr>
             <w:rStyle w:val="af3"/>
@@ -2813,7 +2787,7 @@
           <w:rPr>
             <w:noProof/>
           </w:rPr>
-          <w:instrText>PAGEREF _Toc239839318 \h</w:instrText>
+          <w:instrText>PAGEREF _Toc240551638 \h</w:instrText>
         </w:r>
         <w:r>
           <w:rPr>
@@ -2862,7 +2836,7 @@
           <w14:ligatures w14:val="standardContextual"/>
         </w:rPr>
       </w:pPr>
-      <w:hyperlink w:anchor="_Toc239839319" w:history="1">
+      <w:hyperlink w:anchor="_Toc240551639" w:history="1">
         <w:r>
           <w:rPr>
             <w:rStyle w:val="af3"/>
@@ -2902,7 +2876,7 @@
           <w:rPr>
             <w:noProof/>
           </w:rPr>
-          <w:instrText>PAGEREF _Toc239839319 \h</w:instrText>
+          <w:instrText>PAGEREF _Toc240551639 \h</w:instrText>
         </w:r>
         <w:r>
           <w:rPr>
@@ -2951,7 +2925,7 @@
           <w14:ligatures w14:val="standardContextual"/>
         </w:rPr>
       </w:pPr>
-      <w:hyperlink w:anchor="_Toc239839320" w:history="1">
+      <w:hyperlink w:anchor="_Toc240551640" w:history="1">
         <w:r>
           <w:rPr>
             <w:rStyle w:val="af3"/>
@@ -2991,7 +2965,7 @@
           <w:rPr>
             <w:noProof/>
           </w:rPr>
-          <w:instrText>PAGEREF _Toc239839320 \h</w:instrText>
+          <w:instrText>PAGEREF _Toc240551640 \h</w:instrText>
         </w:r>
         <w:r>
           <w:rPr>
@@ -3040,7 +3014,7 @@
           <w14:ligatures w14:val="standardContextual"/>
         </w:rPr>
       </w:pPr>
-      <w:hyperlink w:anchor="_Toc239839321" w:history="1">
+      <w:hyperlink w:anchor="_Toc240551641" w:history="1">
         <w:r>
           <w:rPr>
             <w:rStyle w:val="af3"/>
@@ -3080,7 +3054,7 @@
           <w:rPr>
             <w:noProof/>
           </w:rPr>
-          <w:instrText>PAGEREF _Toc239839321 \h</w:instrText>
+          <w:instrText>PAGEREF _Toc240551641 \h</w:instrText>
         </w:r>
         <w:r>
           <w:rPr>
@@ -3129,7 +3103,7 @@
           <w14:ligatures w14:val="standardContextual"/>
         </w:rPr>
       </w:pPr>
-      <w:hyperlink w:anchor="_Toc239839322" w:history="1">
+      <w:hyperlink w:anchor="_Toc240551642" w:history="1">
         <w:r>
           <w:rPr>
             <w:rStyle w:val="af3"/>
@@ -3169,7 +3143,7 @@
           <w:rPr>
             <w:noProof/>
           </w:rPr>
-          <w:instrText>PAGEREF _Toc239839322 \h</w:instrText>
+          <w:instrText>PAGEREF _Toc240551642 \h</w:instrText>
         </w:r>
         <w:r>
           <w:rPr>
@@ -3218,7 +3192,7 @@
           <w14:ligatures w14:val="standardContextual"/>
         </w:rPr>
       </w:pPr>
-      <w:hyperlink w:anchor="_Toc239839323" w:history="1">
+      <w:hyperlink w:anchor="_Toc240551643" w:history="1">
         <w:r>
           <w:rPr>
             <w:rStyle w:val="af3"/>
@@ -3258,7 +3232,7 @@
           <w:rPr>
             <w:noProof/>
           </w:rPr>
-          <w:instrText>PAGEREF _Toc239839323 \h</w:instrText>
+          <w:instrText>PAGEREF _Toc240551643 \h</w:instrText>
         </w:r>
         <w:r>
           <w:rPr>
@@ -3307,7 +3281,7 @@
           <w14:ligatures w14:val="standardContextual"/>
         </w:rPr>
       </w:pPr>
-      <w:hyperlink w:anchor="_Toc239839324" w:history="1">
+      <w:hyperlink w:anchor="_Toc240551644" w:history="1">
         <w:r>
           <w:rPr>
             <w:rStyle w:val="af3"/>
@@ -3347,7 +3321,7 @@
           <w:rPr>
             <w:noProof/>
           </w:rPr>
-          <w:instrText>PAGEREF _Toc239839324 \h</w:instrText>
+          <w:instrText>PAGEREF _Toc240551644 \h</w:instrText>
         </w:r>
         <w:r>
           <w:rPr>
@@ -3396,7 +3370,7 @@
           <w14:ligatures w14:val="standardContextual"/>
         </w:rPr>
       </w:pPr>
-      <w:hyperlink w:anchor="_Toc239839325" w:history="1">
+      <w:hyperlink w:anchor="_Toc240551645" w:history="1">
         <w:r>
           <w:rPr>
             <w:rStyle w:val="af3"/>
@@ -3436,7 +3410,7 @@
           <w:rPr>
             <w:noProof/>
           </w:rPr>
-          <w:instrText>PAGEREF _Toc239839325 \h</w:instrText>
+          <w:instrText>PAGEREF _Toc240551645 \h</w:instrText>
         </w:r>
         <w:r>
           <w:rPr>
@@ -3485,7 +3459,7 @@
           <w14:ligatures w14:val="standardContextual"/>
         </w:rPr>
       </w:pPr>
-      <w:hyperlink w:anchor="_Toc239839326" w:history="1">
+      <w:hyperlink w:anchor="_Toc240551646" w:history="1">
         <w:r>
           <w:rPr>
             <w:rStyle w:val="af3"/>
@@ -3525,7 +3499,7 @@
           <w:rPr>
             <w:noProof/>
           </w:rPr>
-          <w:instrText>PAGEREF _Toc239839326 \h</w:instrText>
+          <w:instrText>PAGEREF _Toc240551646 \h</w:instrText>
         </w:r>
         <w:r>
           <w:rPr>
@@ -3574,7 +3548,7 @@
           <w14:ligatures w14:val="standardContextual"/>
         </w:rPr>
       </w:pPr>
-      <w:hyperlink w:anchor="_Toc239839327" w:history="1">
+      <w:hyperlink w:anchor="_Toc240551647" w:history="1">
         <w:r>
           <w:rPr>
             <w:rStyle w:val="af3"/>
@@ -3614,7 +3588,7 @@
           <w:rPr>
             <w:noProof/>
           </w:rPr>
-          <w:instrText>PAGEREF _Toc239839327 \h</w:instrText>
+          <w:instrText>PAGEREF _Toc240551647 \h</w:instrText>
         </w:r>
         <w:r>
           <w:rPr>
@@ -3663,7 +3637,7 @@
           <w14:ligatures w14:val="standardContextual"/>
         </w:rPr>
       </w:pPr>
-      <w:hyperlink w:anchor="_Toc239839328" w:history="1">
+      <w:hyperlink w:anchor="_Toc240551648" w:history="1">
         <w:r>
           <w:rPr>
             <w:rStyle w:val="af3"/>
@@ -3703,7 +3677,7 @@
           <w:rPr>
             <w:noProof/>
           </w:rPr>
-          <w:instrText>PAGEREF _Toc239839328 \h</w:instrText>
+          <w:instrText>PAGEREF _Toc240551648 \h</w:instrText>
         </w:r>
         <w:r>
           <w:rPr>
@@ -3752,7 +3726,7 @@
           <w14:ligatures w14:val="standardContextual"/>
         </w:rPr>
       </w:pPr>
-      <w:hyperlink w:anchor="_Toc239839329" w:history="1">
+      <w:hyperlink w:anchor="_Toc240551649" w:history="1">
         <w:r>
           <w:rPr>
             <w:rStyle w:val="af3"/>
@@ -3792,7 +3766,7 @@
           <w:rPr>
             <w:noProof/>
           </w:rPr>
-          <w:instrText>PAGEREF _Toc239839329 \h</w:instrText>
+          <w:instrText>PAGEREF _Toc240551649 \h</w:instrText>
         </w:r>
         <w:r>
           <w:rPr>
@@ -3841,7 +3815,7 @@
           <w14:ligatures w14:val="standardContextual"/>
         </w:rPr>
       </w:pPr>
-      <w:hyperlink w:anchor="_Toc239839330" w:history="1">
+      <w:hyperlink w:anchor="_Toc240551650" w:history="1">
         <w:r>
           <w:rPr>
             <w:rStyle w:val="af3"/>
@@ -3881,7 +3855,7 @@
           <w:rPr>
             <w:noProof/>
           </w:rPr>
-          <w:instrText>PAGEREF _Toc239839330 \h</w:instrText>
+          <w:instrText>PAGEREF _Toc240551650 \h</w:instrText>
         </w:r>
         <w:r>
           <w:rPr>
@@ -3930,7 +3904,7 @@
           <w14:ligatures w14:val="standardContextual"/>
         </w:rPr>
       </w:pPr>
-      <w:hyperlink w:anchor="_Toc239839331" w:history="1">
+      <w:hyperlink w:anchor="_Toc240551651" w:history="1">
         <w:r>
           <w:rPr>
             <w:rStyle w:val="af3"/>
@@ -3970,7 +3944,7 @@
           <w:rPr>
             <w:noProof/>
           </w:rPr>
-          <w:instrText>PAGEREF _Toc239839331 \h</w:instrText>
+          <w:instrText>PAGEREF _Toc240551651 \h</w:instrText>
         </w:r>
         <w:r>
           <w:rPr>
@@ -4019,7 +3993,7 @@
           <w14:ligatures w14:val="standardContextual"/>
         </w:rPr>
       </w:pPr>
-      <w:hyperlink w:anchor="_Toc239839332" w:history="1">
+      <w:hyperlink w:anchor="_Toc240551652" w:history="1">
         <w:r>
           <w:rPr>
             <w:rStyle w:val="af3"/>
@@ -4059,7 +4033,7 @@
           <w:rPr>
             <w:noProof/>
           </w:rPr>
-          <w:instrText>PAGEREF _Toc239839332 \h</w:instrText>
+          <w:instrText>PAGEREF _Toc240551652 \h</w:instrText>
         </w:r>
         <w:r>
           <w:rPr>
@@ -4108,7 +4082,7 @@
           <w14:ligatures w14:val="standardContextual"/>
         </w:rPr>
       </w:pPr>
-      <w:hyperlink w:anchor="_Toc239839333" w:history="1">
+      <w:hyperlink w:anchor="_Toc240551653" w:history="1">
         <w:r>
           <w:rPr>
             <w:rStyle w:val="af3"/>
@@ -4148,7 +4122,7 @@
           <w:rPr>
             <w:noProof/>
           </w:rPr>
-          <w:instrText>PAGEREF _Toc239839333 \h</w:instrText>
+          <w:instrText>PAGEREF _Toc240551653 \h</w:instrText>
         </w:r>
         <w:r>
           <w:rPr>
@@ -4197,7 +4171,7 @@
           <w14:ligatures w14:val="standardContextual"/>
         </w:rPr>
       </w:pPr>
-      <w:hyperlink w:anchor="_Toc239839334" w:history="1">
+      <w:hyperlink w:anchor="_Toc240551654" w:history="1">
         <w:r>
           <w:rPr>
             <w:rStyle w:val="af3"/>
@@ -4238,7 +4212,7 @@
           <w:rPr>
             <w:noProof/>
           </w:rPr>
-          <w:instrText>PAGEREF _Toc239839334 \h</w:instrText>
+          <w:instrText>PAGEREF _Toc240551654 \h</w:instrText>
         </w:r>
         <w:r>
           <w:rPr>
@@ -4287,7 +4261,7 @@
           <w14:ligatures w14:val="standardContextual"/>
         </w:rPr>
       </w:pPr>
-      <w:hyperlink w:anchor="_Toc239839335" w:history="1">
+      <w:hyperlink w:anchor="_Toc240551655" w:history="1">
         <w:r>
           <w:rPr>
             <w:rStyle w:val="af3"/>
@@ -4358,7 +4332,7 @@
           <w:rPr>
             <w:noProof/>
           </w:rPr>
-          <w:instrText>PAGEREF _Toc239839335 \h</w:instrText>
+          <w:instrText>PAGEREF _Toc240551655 \h</w:instrText>
         </w:r>
         <w:r>
           <w:rPr>
@@ -4407,7 +4381,7 @@
           <w14:ligatures w14:val="standardContextual"/>
         </w:rPr>
       </w:pPr>
-      <w:hyperlink w:anchor="_Toc239839336" w:history="1">
+      <w:hyperlink w:anchor="_Toc240551656" w:history="1">
         <w:r>
           <w:rPr>
             <w:rStyle w:val="af3"/>
@@ -4447,7 +4421,7 @@
           <w:rPr>
             <w:noProof/>
           </w:rPr>
-          <w:instrText>PAGEREF _Toc239839336 \h</w:instrText>
+          <w:instrText>PAGEREF _Toc240551656 \h</w:instrText>
         </w:r>
         <w:r>
           <w:rPr>
@@ -4496,7 +4470,7 @@
           <w14:ligatures w14:val="standardContextual"/>
         </w:rPr>
       </w:pPr>
-      <w:hyperlink w:anchor="_Toc239839337" w:history="1">
+      <w:hyperlink w:anchor="_Toc240551657" w:history="1">
         <w:r>
           <w:rPr>
             <w:rStyle w:val="af3"/>
@@ -4536,7 +4510,7 @@
           <w:rPr>
             <w:noProof/>
           </w:rPr>
-          <w:instrText>PAGEREF _Toc239839337 \h</w:instrText>
+          <w:instrText>PAGEREF _Toc240551657 \h</w:instrText>
         </w:r>
         <w:r>
           <w:rPr>
@@ -4585,7 +4559,7 @@
           <w14:ligatures w14:val="standardContextual"/>
         </w:rPr>
       </w:pPr>
-      <w:hyperlink w:anchor="_Toc239839338" w:history="1">
+      <w:hyperlink w:anchor="_Toc240551658" w:history="1">
         <w:r>
           <w:rPr>
             <w:rStyle w:val="af3"/>
@@ -4625,7 +4599,7 @@
           <w:rPr>
             <w:noProof/>
           </w:rPr>
-          <w:instrText>PAGEREF _Toc239839338 \h</w:instrText>
+          <w:instrText>PAGEREF _Toc240551658 \h</w:instrText>
         </w:r>
         <w:r>
           <w:rPr>
@@ -4651,7 +4625,7 @@
           <w:rPr>
             <w:noProof/>
           </w:rPr>
-          <w:t>20</w:t>
+          <w:t>21</w:t>
         </w:r>
         <w:r>
           <w:rPr>
@@ -4674,7 +4648,7 @@
           <w14:ligatures w14:val="standardContextual"/>
         </w:rPr>
       </w:pPr>
-      <w:hyperlink w:anchor="_Toc239839339" w:history="1">
+      <w:hyperlink w:anchor="_Toc240551659" w:history="1">
         <w:r>
           <w:rPr>
             <w:rStyle w:val="af3"/>
@@ -4716,7 +4690,7 @@
           <w:rPr>
             <w:noProof/>
           </w:rPr>
-          <w:instrText>PAGEREF _Toc239839339 \h</w:instrText>
+          <w:instrText>PAGEREF _Toc240551659 \h</w:instrText>
         </w:r>
         <w:r>
           <w:rPr>
@@ -4742,7 +4716,7 @@
           <w:rPr>
             <w:noProof/>
           </w:rPr>
-          <w:t>21</w:t>
+          <w:t>26</w:t>
         </w:r>
         <w:r>
           <w:rPr>
@@ -4765,7 +4739,7 @@
           <w14:ligatures w14:val="standardContextual"/>
         </w:rPr>
       </w:pPr>
-      <w:hyperlink w:anchor="_Toc239839340" w:history="1">
+      <w:hyperlink w:anchor="_Toc240551660" w:history="1">
         <w:r>
           <w:rPr>
             <w:rStyle w:val="af3"/>
@@ -4807,7 +4781,7 @@
           <w:rPr>
             <w:noProof/>
           </w:rPr>
-          <w:instrText>PAGEREF _Toc239839340 \h</w:instrText>
+          <w:instrText>PAGEREF _Toc240551660 \h</w:instrText>
         </w:r>
         <w:r>
           <w:rPr>
@@ -4833,7 +4807,7 @@
           <w:rPr>
             <w:noProof/>
           </w:rPr>
-          <w:t>22</w:t>
+          <w:t>26</w:t>
         </w:r>
         <w:r>
           <w:rPr>
@@ -4856,7 +4830,7 @@
           <w14:ligatures w14:val="standardContextual"/>
         </w:rPr>
       </w:pPr>
-      <w:hyperlink w:anchor="_Toc239839341" w:history="1">
+      <w:hyperlink w:anchor="_Toc240551661" w:history="1">
         <w:r>
           <w:rPr>
             <w:rStyle w:val="af3"/>
@@ -4898,7 +4872,7 @@
           <w:rPr>
             <w:noProof/>
           </w:rPr>
-          <w:instrText>PAGEREF _Toc239839341 \h</w:instrText>
+          <w:instrText>PAGEREF _Toc240551661 \h</w:instrText>
         </w:r>
         <w:r>
           <w:rPr>
@@ -4924,7 +4898,7 @@
           <w:rPr>
             <w:noProof/>
           </w:rPr>
-          <w:t>22</w:t>
+          <w:t>26</w:t>
         </w:r>
         <w:r>
           <w:rPr>
@@ -4947,7 +4921,7 @@
           <w14:ligatures w14:val="standardContextual"/>
         </w:rPr>
       </w:pPr>
-      <w:hyperlink w:anchor="_Toc239839342" w:history="1">
+      <w:hyperlink w:anchor="_Toc240551662" w:history="1">
         <w:r>
           <w:rPr>
             <w:rStyle w:val="af3"/>
@@ -4989,7 +4963,7 @@
           <w:rPr>
             <w:noProof/>
           </w:rPr>
-          <w:instrText>PAGEREF _Toc239839342 \h</w:instrText>
+          <w:instrText>PAGEREF _Toc240551662 \h</w:instrText>
         </w:r>
         <w:r>
           <w:rPr>
@@ -5015,7 +4989,7 @@
           <w:rPr>
             <w:noProof/>
           </w:rPr>
-          <w:t>23</w:t>
+          <w:t>27</w:t>
         </w:r>
         <w:r>
           <w:rPr>
@@ -5038,7 +5012,7 @@
           <w14:ligatures w14:val="standardContextual"/>
         </w:rPr>
       </w:pPr>
-      <w:hyperlink w:anchor="_Toc239839343" w:history="1">
+      <w:hyperlink w:anchor="_Toc240551663" w:history="1">
         <w:r>
           <w:rPr>
             <w:rStyle w:val="af3"/>
@@ -5078,7 +5052,7 @@
           <w:rPr>
             <w:noProof/>
           </w:rPr>
-          <w:instrText>PAGEREF _Toc239839343 \h</w:instrText>
+          <w:instrText>PAGEREF _Toc240551663 \h</w:instrText>
         </w:r>
         <w:r>
           <w:rPr>
@@ -5104,7 +5078,7 @@
           <w:rPr>
             <w:noProof/>
           </w:rPr>
-          <w:t>23</w:t>
+          <w:t>27</w:t>
         </w:r>
         <w:r>
           <w:rPr>
@@ -5127,7 +5101,7 @@
           <w14:ligatures w14:val="standardContextual"/>
         </w:rPr>
       </w:pPr>
-      <w:hyperlink w:anchor="_Toc239839344" w:history="1">
+      <w:hyperlink w:anchor="_Toc240551664" w:history="1">
         <w:r>
           <w:rPr>
             <w:rStyle w:val="af3"/>
@@ -5168,7 +5142,7 @@
           <w:rPr>
             <w:noProof/>
           </w:rPr>
-          <w:instrText>PAGEREF _Toc239839344 \h</w:instrText>
+          <w:instrText>PAGEREF _Toc240551664 \h</w:instrText>
         </w:r>
         <w:r>
           <w:rPr>
@@ -5194,7 +5168,7 @@
           <w:rPr>
             <w:noProof/>
           </w:rPr>
-          <w:t>23</w:t>
+          <w:t>27</w:t>
         </w:r>
         <w:r>
           <w:rPr>
@@ -5217,13 +5191,21 @@
           <w14:ligatures w14:val="standardContextual"/>
         </w:rPr>
       </w:pPr>
-      <w:hyperlink w:anchor="_Toc239839345" w:history="1">
+      <w:hyperlink w:anchor="_Toc240551665" w:history="1">
         <w:r>
           <w:rPr>
             <w:rStyle w:val="af3"/>
             <w:noProof/>
-          </w:rPr>
-          <w:t>3.2.6 XXXXX</w:t>
+            <w:lang w:val="ru-RU"/>
+          </w:rPr>
+          <w:t xml:space="preserve">3.2.6 </w:t>
+        </w:r>
+        <w:r>
+          <w:rPr>
+            <w:rStyle w:val="af3"/>
+            <w:noProof/>
+          </w:rPr>
+          <w:t>XXXXX</w:t>
         </w:r>
         <w:r>
           <w:rPr>
@@ -5250,7 +5232,7 @@
           <w:rPr>
             <w:noProof/>
           </w:rPr>
-          <w:instrText>PAGEREF _Toc239839345 \h</w:instrText>
+          <w:instrText>PAGEREF _Toc240551665 \h</w:instrText>
         </w:r>
         <w:r>
           <w:rPr>
@@ -5276,7 +5258,7 @@
           <w:rPr>
             <w:noProof/>
           </w:rPr>
-          <w:t>23</w:t>
+          <w:t>27</w:t>
         </w:r>
         <w:r>
           <w:rPr>
@@ -5299,7 +5281,7 @@
           <w14:ligatures w14:val="standardContextual"/>
         </w:rPr>
       </w:pPr>
-      <w:hyperlink w:anchor="_Toc239839346" w:history="1">
+      <w:hyperlink w:anchor="_Toc240551666" w:history="1">
         <w:r>
           <w:rPr>
             <w:rStyle w:val="af3"/>
@@ -5341,7 +5323,7 @@
           <w:rPr>
             <w:noProof/>
           </w:rPr>
-          <w:instrText>PAGEREF _Toc239839346 \h</w:instrText>
+          <w:instrText>PAGEREF _Toc240551666 \h</w:instrText>
         </w:r>
         <w:r>
           <w:rPr>
@@ -5367,7 +5349,7 @@
           <w:rPr>
             <w:noProof/>
           </w:rPr>
-          <w:t>23</w:t>
+          <w:t>27</w:t>
         </w:r>
         <w:r>
           <w:rPr>
@@ -5390,7 +5372,7 @@
           <w14:ligatures w14:val="standardContextual"/>
         </w:rPr>
       </w:pPr>
-      <w:hyperlink w:anchor="_Toc239839347" w:history="1">
+      <w:hyperlink w:anchor="_Toc240551667" w:history="1">
         <w:r>
           <w:rPr>
             <w:rStyle w:val="af3"/>
@@ -5430,7 +5412,7 @@
           <w:rPr>
             <w:noProof/>
           </w:rPr>
-          <w:instrText>PAGEREF _Toc239839347 \h</w:instrText>
+          <w:instrText>PAGEREF _Toc240551667 \h</w:instrText>
         </w:r>
         <w:r>
           <w:rPr>
@@ -5456,7 +5438,7 @@
           <w:rPr>
             <w:noProof/>
           </w:rPr>
-          <w:t>23</w:t>
+          <w:t>27</w:t>
         </w:r>
         <w:r>
           <w:rPr>
@@ -5479,7 +5461,7 @@
           <w14:ligatures w14:val="standardContextual"/>
         </w:rPr>
       </w:pPr>
-      <w:hyperlink w:anchor="_Toc239839348" w:history="1">
+      <w:hyperlink w:anchor="_Toc240551668" w:history="1">
         <w:r>
           <w:rPr>
             <w:rStyle w:val="af3"/>
@@ -5520,7 +5502,7 @@
           <w:rPr>
             <w:noProof/>
           </w:rPr>
-          <w:instrText>PAGEREF _Toc239839348 \h</w:instrText>
+          <w:instrText>PAGEREF _Toc240551668 \h</w:instrText>
         </w:r>
         <w:r>
           <w:rPr>
@@ -5546,7 +5528,7 @@
           <w:rPr>
             <w:noProof/>
           </w:rPr>
-          <w:t>23</w:t>
+          <w:t>28</w:t>
         </w:r>
         <w:r>
           <w:rPr>
@@ -5569,7 +5551,7 @@
           <w14:ligatures w14:val="standardContextual"/>
         </w:rPr>
       </w:pPr>
-      <w:hyperlink w:anchor="_Toc239839349" w:history="1">
+      <w:hyperlink w:anchor="_Toc240551669" w:history="1">
         <w:r>
           <w:rPr>
             <w:rStyle w:val="af3"/>
@@ -5609,7 +5591,7 @@
           <w:rPr>
             <w:noProof/>
           </w:rPr>
-          <w:instrText>PAGEREF _Toc239839349 \h</w:instrText>
+          <w:instrText>PAGEREF _Toc240551669 \h</w:instrText>
         </w:r>
         <w:r>
           <w:rPr>
@@ -5635,7 +5617,7 @@
           <w:rPr>
             <w:noProof/>
           </w:rPr>
-          <w:t>24</w:t>
+          <w:t>28</w:t>
         </w:r>
         <w:r>
           <w:rPr>
@@ -5658,7 +5640,7 @@
           <w14:ligatures w14:val="standardContextual"/>
         </w:rPr>
       </w:pPr>
-      <w:hyperlink w:anchor="_Toc239839350" w:history="1">
+      <w:hyperlink w:anchor="_Toc240551670" w:history="1">
         <w:r>
           <w:rPr>
             <w:rStyle w:val="af3"/>
@@ -5700,7 +5682,7 @@
           <w:rPr>
             <w:noProof/>
           </w:rPr>
-          <w:instrText>PAGEREF _Toc239839350 \h</w:instrText>
+          <w:instrText>PAGEREF _Toc240551670 \h</w:instrText>
         </w:r>
         <w:r>
           <w:rPr>
@@ -5726,7 +5708,7 @@
           <w:rPr>
             <w:noProof/>
           </w:rPr>
-          <w:t>24</w:t>
+          <w:t>28</w:t>
         </w:r>
         <w:r>
           <w:rPr>
@@ -5749,7 +5731,7 @@
           <w14:ligatures w14:val="standardContextual"/>
         </w:rPr>
       </w:pPr>
-      <w:hyperlink w:anchor="_Toc239839351" w:history="1">
+      <w:hyperlink w:anchor="_Toc240551671" w:history="1">
         <w:r>
           <w:rPr>
             <w:rStyle w:val="af3"/>
@@ -5789,7 +5771,7 @@
           <w:rPr>
             <w:noProof/>
           </w:rPr>
-          <w:instrText>PAGEREF _Toc239839351 \h</w:instrText>
+          <w:instrText>PAGEREF _Toc240551671 \h</w:instrText>
         </w:r>
         <w:r>
           <w:rPr>
@@ -5815,7 +5797,7 @@
           <w:rPr>
             <w:noProof/>
           </w:rPr>
-          <w:t>24</w:t>
+          <w:t>29</w:t>
         </w:r>
         <w:r>
           <w:rPr>
@@ -5838,7 +5820,7 @@
           <w14:ligatures w14:val="standardContextual"/>
         </w:rPr>
       </w:pPr>
-      <w:hyperlink w:anchor="_Toc239839352" w:history="1">
+      <w:hyperlink w:anchor="_Toc240551672" w:history="1">
         <w:r>
           <w:rPr>
             <w:rStyle w:val="af3"/>
@@ -5878,7 +5860,7 @@
           <w:rPr>
             <w:noProof/>
           </w:rPr>
-          <w:instrText>PAGEREF _Toc239839352 \h</w:instrText>
+          <w:instrText>PAGEREF _Toc240551672 \h</w:instrText>
         </w:r>
         <w:r>
           <w:rPr>
@@ -5904,7 +5886,7 @@
           <w:rPr>
             <w:noProof/>
           </w:rPr>
-          <w:t>25</w:t>
+          <w:t>30</w:t>
         </w:r>
         <w:r>
           <w:rPr>
@@ -5927,7 +5909,7 @@
           <w14:ligatures w14:val="standardContextual"/>
         </w:rPr>
       </w:pPr>
-      <w:hyperlink w:anchor="_Toc239839353" w:history="1">
+      <w:hyperlink w:anchor="_Toc240551673" w:history="1">
         <w:r>
           <w:rPr>
             <w:rStyle w:val="af3"/>
@@ -5968,7 +5950,7 @@
           <w:rPr>
             <w:noProof/>
           </w:rPr>
-          <w:instrText>PAGEREF _Toc239839353 \h</w:instrText>
+          <w:instrText>PAGEREF _Toc240551673 \h</w:instrText>
         </w:r>
         <w:r>
           <w:rPr>
@@ -5994,7 +5976,7 @@
           <w:rPr>
             <w:noProof/>
           </w:rPr>
-          <w:t>25</w:t>
+          <w:t>30</w:t>
         </w:r>
         <w:r>
           <w:rPr>
@@ -6017,7 +5999,7 @@
           <w14:ligatures w14:val="standardContextual"/>
         </w:rPr>
       </w:pPr>
-      <w:hyperlink w:anchor="_Toc239839354" w:history="1">
+      <w:hyperlink w:anchor="_Toc240551674" w:history="1">
         <w:r>
           <w:rPr>
             <w:rStyle w:val="af3"/>
@@ -6058,7 +6040,7 @@
           <w:rPr>
             <w:noProof/>
           </w:rPr>
-          <w:instrText>PAGEREF _Toc239839354 \h</w:instrText>
+          <w:instrText>PAGEREF _Toc240551674 \h</w:instrText>
         </w:r>
         <w:r>
           <w:rPr>
@@ -6084,7 +6066,7 @@
           <w:rPr>
             <w:noProof/>
           </w:rPr>
-          <w:t>25</w:t>
+          <w:t>30</w:t>
         </w:r>
         <w:r>
           <w:rPr>
@@ -6107,7 +6089,7 @@
           <w14:ligatures w14:val="standardContextual"/>
         </w:rPr>
       </w:pPr>
-      <w:hyperlink w:anchor="_Toc239839355" w:history="1">
+      <w:hyperlink w:anchor="_Toc240551675" w:history="1">
         <w:r>
           <w:rPr>
             <w:rStyle w:val="af3"/>
@@ -6147,7 +6129,7 @@
           <w:rPr>
             <w:noProof/>
           </w:rPr>
-          <w:instrText>PAGEREF _Toc239839355 \h</w:instrText>
+          <w:instrText>PAGEREF _Toc240551675 \h</w:instrText>
         </w:r>
         <w:r>
           <w:rPr>
@@ -6173,7 +6155,7 @@
           <w:rPr>
             <w:noProof/>
           </w:rPr>
-          <w:t>25</w:t>
+          <w:t>30</w:t>
         </w:r>
         <w:r>
           <w:rPr>
@@ -6196,7 +6178,7 @@
           <w14:ligatures w14:val="standardContextual"/>
         </w:rPr>
       </w:pPr>
-      <w:hyperlink w:anchor="_Toc239839356" w:history="1">
+      <w:hyperlink w:anchor="_Toc240551676" w:history="1">
         <w:r>
           <w:rPr>
             <w:rStyle w:val="af3"/>
@@ -6237,7 +6219,7 @@
           <w:rPr>
             <w:noProof/>
           </w:rPr>
-          <w:instrText>PAGEREF _Toc239839356 \h</w:instrText>
+          <w:instrText>PAGEREF _Toc240551676 \h</w:instrText>
         </w:r>
         <w:r>
           <w:rPr>
@@ -6263,7 +6245,7 @@
           <w:rPr>
             <w:noProof/>
           </w:rPr>
-          <w:t>26</w:t>
+          <w:t>30</w:t>
         </w:r>
         <w:r>
           <w:rPr>
@@ -6286,7 +6268,7 @@
           <w14:ligatures w14:val="standardContextual"/>
         </w:rPr>
       </w:pPr>
-      <w:hyperlink w:anchor="_Toc239839357" w:history="1">
+      <w:hyperlink w:anchor="_Toc240551677" w:history="1">
         <w:r>
           <w:rPr>
             <w:rStyle w:val="af3"/>
@@ -6327,7 +6309,7 @@
           <w:rPr>
             <w:noProof/>
           </w:rPr>
-          <w:instrText>PAGEREF _Toc239839357 \h</w:instrText>
+          <w:instrText>PAGEREF _Toc240551677 \h</w:instrText>
         </w:r>
         <w:r>
           <w:rPr>
@@ -6353,7 +6335,7 @@
           <w:rPr>
             <w:noProof/>
           </w:rPr>
-          <w:t>26</w:t>
+          <w:t>31</w:t>
         </w:r>
         <w:r>
           <w:rPr>
@@ -6376,7 +6358,7 @@
           <w14:ligatures w14:val="standardContextual"/>
         </w:rPr>
       </w:pPr>
-      <w:hyperlink w:anchor="_Toc239839358" w:history="1">
+      <w:hyperlink w:anchor="_Toc240551678" w:history="1">
         <w:r>
           <w:rPr>
             <w:rStyle w:val="af3"/>
@@ -6417,7 +6399,7 @@
           <w:rPr>
             <w:noProof/>
           </w:rPr>
-          <w:instrText>PAGEREF _Toc239839358 \h</w:instrText>
+          <w:instrText>PAGEREF _Toc240551678 \h</w:instrText>
         </w:r>
         <w:r>
           <w:rPr>
@@ -6443,7 +6425,7 @@
           <w:rPr>
             <w:noProof/>
           </w:rPr>
-          <w:t>26</w:t>
+          <w:t>31</w:t>
         </w:r>
         <w:r>
           <w:rPr>
@@ -6466,7 +6448,7 @@
           <w14:ligatures w14:val="standardContextual"/>
         </w:rPr>
       </w:pPr>
-      <w:hyperlink w:anchor="_Toc239839359" w:history="1">
+      <w:hyperlink w:anchor="_Toc240551679" w:history="1">
         <w:r>
           <w:rPr>
             <w:rStyle w:val="af3"/>
@@ -6506,7 +6488,7 @@
           <w:rPr>
             <w:noProof/>
           </w:rPr>
-          <w:instrText>PAGEREF _Toc239839359 \h</w:instrText>
+          <w:instrText>PAGEREF _Toc240551679 \h</w:instrText>
         </w:r>
         <w:r>
           <w:rPr>
@@ -6532,7 +6514,7 @@
           <w:rPr>
             <w:noProof/>
           </w:rPr>
-          <w:t>27</w:t>
+          <w:t>31</w:t>
         </w:r>
         <w:r>
           <w:rPr>
@@ -6555,7 +6537,7 @@
           <w14:ligatures w14:val="standardContextual"/>
         </w:rPr>
       </w:pPr>
-      <w:hyperlink w:anchor="_Toc239839360" w:history="1">
+      <w:hyperlink w:anchor="_Toc240551680" w:history="1">
         <w:r>
           <w:rPr>
             <w:rStyle w:val="af3"/>
@@ -6595,7 +6577,7 @@
           <w:rPr>
             <w:noProof/>
           </w:rPr>
-          <w:instrText>PAGEREF _Toc239839360 \h</w:instrText>
+          <w:instrText>PAGEREF _Toc240551680 \h</w:instrText>
         </w:r>
         <w:r>
           <w:rPr>
@@ -6621,7 +6603,7 @@
           <w:rPr>
             <w:noProof/>
           </w:rPr>
-          <w:t>27</w:t>
+          <w:t>31</w:t>
         </w:r>
         <w:r>
           <w:rPr>
@@ -6644,7 +6626,7 @@
           <w14:ligatures w14:val="standardContextual"/>
         </w:rPr>
       </w:pPr>
-      <w:hyperlink w:anchor="_Toc239839361" w:history="1">
+      <w:hyperlink w:anchor="_Toc240551681" w:history="1">
         <w:r>
           <w:rPr>
             <w:rStyle w:val="af3"/>
@@ -6685,7 +6667,7 @@
           <w:rPr>
             <w:noProof/>
           </w:rPr>
-          <w:instrText>PAGEREF _Toc239839361 \h</w:instrText>
+          <w:instrText>PAGEREF _Toc240551681 \h</w:instrText>
         </w:r>
         <w:r>
           <w:rPr>
@@ -6711,7 +6693,7 @@
           <w:rPr>
             <w:noProof/>
           </w:rPr>
-          <w:t>28</w:t>
+          <w:t>32</w:t>
         </w:r>
         <w:r>
           <w:rPr>
@@ -6734,7 +6716,7 @@
           <w14:ligatures w14:val="standardContextual"/>
         </w:rPr>
       </w:pPr>
-      <w:hyperlink w:anchor="_Toc239839362" w:history="1">
+      <w:hyperlink w:anchor="_Toc240551682" w:history="1">
         <w:r>
           <w:rPr>
             <w:rStyle w:val="af3"/>
@@ -6774,7 +6756,7 @@
           <w:rPr>
             <w:noProof/>
           </w:rPr>
-          <w:instrText>PAGEREF _Toc239839362 \h</w:instrText>
+          <w:instrText>PAGEREF _Toc240551682 \h</w:instrText>
         </w:r>
         <w:r>
           <w:rPr>
@@ -6800,7 +6782,7 @@
           <w:rPr>
             <w:noProof/>
           </w:rPr>
-          <w:t>28</w:t>
+          <w:t>33</w:t>
         </w:r>
         <w:r>
           <w:rPr>
@@ -6823,7 +6805,7 @@
           <w14:ligatures w14:val="standardContextual"/>
         </w:rPr>
       </w:pPr>
-      <w:hyperlink w:anchor="_Toc239839363" w:history="1">
+      <w:hyperlink w:anchor="_Toc240551683" w:history="1">
         <w:r>
           <w:rPr>
             <w:rStyle w:val="af3"/>
@@ -6880,7 +6862,7 @@
           <w:rPr>
             <w:noProof/>
           </w:rPr>
-          <w:instrText>PAGEREF _Toc239839363 \h</w:instrText>
+          <w:instrText>PAGEREF _Toc240551683 \h</w:instrText>
         </w:r>
         <w:r>
           <w:rPr>
@@ -6906,7 +6888,7 @@
           <w:rPr>
             <w:noProof/>
           </w:rPr>
-          <w:t>29</w:t>
+          <w:t>33</w:t>
         </w:r>
         <w:r>
           <w:rPr>
@@ -6929,7 +6911,7 @@
           <w14:ligatures w14:val="standardContextual"/>
         </w:rPr>
       </w:pPr>
-      <w:hyperlink w:anchor="_Toc239839364" w:history="1">
+      <w:hyperlink w:anchor="_Toc240551684" w:history="1">
         <w:r>
           <w:rPr>
             <w:rStyle w:val="af3"/>
@@ -6970,7 +6952,7 @@
           <w:rPr>
             <w:noProof/>
           </w:rPr>
-          <w:instrText>PAGEREF _Toc239839364 \h</w:instrText>
+          <w:instrText>PAGEREF _Toc240551684 \h</w:instrText>
         </w:r>
         <w:r>
           <w:rPr>
@@ -6996,7 +6978,7 @@
           <w:rPr>
             <w:noProof/>
           </w:rPr>
-          <w:t>32</w:t>
+          <w:t>36</w:t>
         </w:r>
         <w:r>
           <w:rPr>
@@ -7019,7 +7001,7 @@
           <w14:ligatures w14:val="standardContextual"/>
         </w:rPr>
       </w:pPr>
-      <w:hyperlink w:anchor="_Toc239839365" w:history="1">
+      <w:hyperlink w:anchor="_Toc240551685" w:history="1">
         <w:r>
           <w:rPr>
             <w:rStyle w:val="af3"/>
@@ -7076,7 +7058,7 @@
           <w:rPr>
             <w:noProof/>
           </w:rPr>
-          <w:instrText>PAGEREF _Toc239839365 \h</w:instrText>
+          <w:instrText>PAGEREF _Toc240551685 \h</w:instrText>
         </w:r>
         <w:r>
           <w:rPr>
@@ -7102,7 +7084,7 @@
           <w:rPr>
             <w:noProof/>
           </w:rPr>
-          <w:t>32</w:t>
+          <w:t>36</w:t>
         </w:r>
         <w:r>
           <w:rPr>
@@ -7125,7 +7107,7 @@
           <w14:ligatures w14:val="standardContextual"/>
         </w:rPr>
       </w:pPr>
-      <w:hyperlink w:anchor="_Toc239839366" w:history="1">
+      <w:hyperlink w:anchor="_Toc240551686" w:history="1">
         <w:r>
           <w:rPr>
             <w:rStyle w:val="af3"/>
@@ -7165,7 +7147,7 @@
           <w:rPr>
             <w:noProof/>
           </w:rPr>
-          <w:instrText>PAGEREF _Toc239839366 \h</w:instrText>
+          <w:instrText>PAGEREF _Toc240551686 \h</w:instrText>
         </w:r>
         <w:r>
           <w:rPr>
@@ -7191,7 +7173,7 @@
           <w:rPr>
             <w:noProof/>
           </w:rPr>
-          <w:t>35</w:t>
+          <w:t>39</w:t>
         </w:r>
         <w:r>
           <w:rPr>
@@ -7214,7 +7196,7 @@
           <w14:ligatures w14:val="standardContextual"/>
         </w:rPr>
       </w:pPr>
-      <w:hyperlink w:anchor="_Toc239839367" w:history="1">
+      <w:hyperlink w:anchor="_Toc240551687" w:history="1">
         <w:r>
           <w:rPr>
             <w:rStyle w:val="af3"/>
@@ -7256,7 +7238,7 @@
           <w:rPr>
             <w:noProof/>
           </w:rPr>
-          <w:instrText>PAGEREF _Toc239839367 \h</w:instrText>
+          <w:instrText>PAGEREF _Toc240551687 \h</w:instrText>
         </w:r>
         <w:r>
           <w:rPr>
@@ -7282,7 +7264,7 @@
           <w:rPr>
             <w:noProof/>
           </w:rPr>
-          <w:t>35</w:t>
+          <w:t>39</w:t>
         </w:r>
         <w:r>
           <w:rPr>
@@ -7305,7 +7287,7 @@
           <w14:ligatures w14:val="standardContextual"/>
         </w:rPr>
       </w:pPr>
-      <w:hyperlink w:anchor="_Toc239839368" w:history="1">
+      <w:hyperlink w:anchor="_Toc240551688" w:history="1">
         <w:r>
           <w:rPr>
             <w:rStyle w:val="af3"/>
@@ -7345,7 +7327,7 @@
           <w:rPr>
             <w:noProof/>
           </w:rPr>
-          <w:instrText>PAGEREF _Toc239839368 \h</w:instrText>
+          <w:instrText>PAGEREF _Toc240551688 \h</w:instrText>
         </w:r>
         <w:r>
           <w:rPr>
@@ -7371,7 +7353,7 @@
           <w:rPr>
             <w:noProof/>
           </w:rPr>
-          <w:t>35</w:t>
+          <w:t>39</w:t>
         </w:r>
         <w:r>
           <w:rPr>
@@ -7394,7 +7376,7 @@
           <w14:ligatures w14:val="standardContextual"/>
         </w:rPr>
       </w:pPr>
-      <w:hyperlink w:anchor="_Toc239839369" w:history="1">
+      <w:hyperlink w:anchor="_Toc240551689" w:history="1">
         <w:r>
           <w:rPr>
             <w:rStyle w:val="af3"/>
@@ -7436,7 +7418,7 @@
           <w:rPr>
             <w:noProof/>
           </w:rPr>
-          <w:instrText>PAGEREF _Toc239839369 \h</w:instrText>
+          <w:instrText>PAGEREF _Toc240551689 \h</w:instrText>
         </w:r>
         <w:r>
           <w:rPr>
@@ -7462,7 +7444,7 @@
           <w:rPr>
             <w:noProof/>
           </w:rPr>
-          <w:t>35</w:t>
+          <w:t>39</w:t>
         </w:r>
         <w:r>
           <w:rPr>
@@ -7485,7 +7467,7 @@
           <w14:ligatures w14:val="standardContextual"/>
         </w:rPr>
       </w:pPr>
-      <w:hyperlink w:anchor="_Toc239839370" w:history="1">
+      <w:hyperlink w:anchor="_Toc240551690" w:history="1">
         <w:r>
           <w:rPr>
             <w:rStyle w:val="af3"/>
@@ -7527,7 +7509,7 @@
           <w:rPr>
             <w:noProof/>
           </w:rPr>
-          <w:instrText>PAGEREF _Toc239839370 \h</w:instrText>
+          <w:instrText>PAGEREF _Toc240551690 \h</w:instrText>
         </w:r>
         <w:r>
           <w:rPr>
@@ -7553,7 +7535,7 @@
           <w:rPr>
             <w:noProof/>
           </w:rPr>
-          <w:t>35</w:t>
+          <w:t>39</w:t>
         </w:r>
         <w:r>
           <w:rPr>
@@ -7576,7 +7558,7 @@
           <w14:ligatures w14:val="standardContextual"/>
         </w:rPr>
       </w:pPr>
-      <w:hyperlink w:anchor="_Toc239839371" w:history="1">
+      <w:hyperlink w:anchor="_Toc240551691" w:history="1">
         <w:r>
           <w:rPr>
             <w:rStyle w:val="af3"/>
@@ -7617,7 +7599,7 @@
           <w:rPr>
             <w:noProof/>
           </w:rPr>
-          <w:instrText>PAGEREF _Toc239839371 \h</w:instrText>
+          <w:instrText>PAGEREF _Toc240551691 \h</w:instrText>
         </w:r>
         <w:r>
           <w:rPr>
@@ -7643,7 +7625,7 @@
           <w:rPr>
             <w:noProof/>
           </w:rPr>
-          <w:t>35</w:t>
+          <w:t>39</w:t>
         </w:r>
         <w:r>
           <w:rPr>
@@ -7666,7 +7648,7 @@
           <w14:ligatures w14:val="standardContextual"/>
         </w:rPr>
       </w:pPr>
-      <w:hyperlink w:anchor="_Toc239839372" w:history="1">
+      <w:hyperlink w:anchor="_Toc240551692" w:history="1">
         <w:r>
           <w:rPr>
             <w:rStyle w:val="af3"/>
@@ -7706,7 +7688,7 @@
           <w:rPr>
             <w:noProof/>
           </w:rPr>
-          <w:instrText>PAGEREF _Toc239839372 \h</w:instrText>
+          <w:instrText>PAGEREF _Toc240551692 \h</w:instrText>
         </w:r>
         <w:r>
           <w:rPr>
@@ -7732,7 +7714,7 @@
           <w:rPr>
             <w:noProof/>
           </w:rPr>
-          <w:t>35</w:t>
+          <w:t>39</w:t>
         </w:r>
         <w:r>
           <w:rPr>
@@ -7755,7 +7737,7 @@
           <w14:ligatures w14:val="standardContextual"/>
         </w:rPr>
       </w:pPr>
-      <w:hyperlink w:anchor="_Toc239839373" w:history="1">
+      <w:hyperlink w:anchor="_Toc240551693" w:history="1">
         <w:r>
           <w:rPr>
             <w:rStyle w:val="af3"/>
@@ -7795,7 +7777,7 @@
           <w:rPr>
             <w:noProof/>
           </w:rPr>
-          <w:instrText>PAGEREF _Toc239839373 \h</w:instrText>
+          <w:instrText>PAGEREF _Toc240551693 \h</w:instrText>
         </w:r>
         <w:r>
           <w:rPr>
@@ -7821,7 +7803,7 @@
           <w:rPr>
             <w:noProof/>
           </w:rPr>
-          <w:t>37</w:t>
+          <w:t>41</w:t>
         </w:r>
         <w:r>
           <w:rPr>
@@ -7844,7 +7826,7 @@
           <w14:ligatures w14:val="standardContextual"/>
         </w:rPr>
       </w:pPr>
-      <w:hyperlink w:anchor="_Toc239839374" w:history="1">
+      <w:hyperlink w:anchor="_Toc240551694" w:history="1">
         <w:r>
           <w:rPr>
             <w:rStyle w:val="af3"/>
@@ -7884,7 +7866,7 @@
           <w:rPr>
             <w:noProof/>
           </w:rPr>
-          <w:instrText>PAGEREF _Toc239839374 \h</w:instrText>
+          <w:instrText>PAGEREF _Toc240551694 \h</w:instrText>
         </w:r>
         <w:r>
           <w:rPr>
@@ -7910,7 +7892,7 @@
           <w:rPr>
             <w:noProof/>
           </w:rPr>
-          <w:t>37</w:t>
+          <w:t>41</w:t>
         </w:r>
         <w:r>
           <w:rPr>
@@ -7933,7 +7915,7 @@
           <w14:ligatures w14:val="standardContextual"/>
         </w:rPr>
       </w:pPr>
-      <w:hyperlink w:anchor="_Toc239839375" w:history="1">
+      <w:hyperlink w:anchor="_Toc240551695" w:history="1">
         <w:r>
           <w:rPr>
             <w:rStyle w:val="af3"/>
@@ -7966,7 +7948,7 @@
           <w:rPr>
             <w:noProof/>
           </w:rPr>
-          <w:instrText>PAGEREF _Toc239839375 \h</w:instrText>
+          <w:instrText>PAGEREF _Toc240551695 \h</w:instrText>
         </w:r>
         <w:r>
           <w:rPr>
@@ -7992,7 +7974,7 @@
           <w:rPr>
             <w:noProof/>
           </w:rPr>
-          <w:t>37</w:t>
+          <w:t>41</w:t>
         </w:r>
         <w:r>
           <w:rPr>
@@ -8015,7 +7997,7 @@
           <w14:ligatures w14:val="standardContextual"/>
         </w:rPr>
       </w:pPr>
-      <w:hyperlink w:anchor="_Toc239839376" w:history="1">
+      <w:hyperlink w:anchor="_Toc240551696" w:history="1">
         <w:r>
           <w:rPr>
             <w:rStyle w:val="af3"/>
@@ -8057,7 +8039,7 @@
           <w:rPr>
             <w:noProof/>
           </w:rPr>
-          <w:instrText>PAGEREF _Toc239839376 \h</w:instrText>
+          <w:instrText>PAGEREF _Toc240551696 \h</w:instrText>
         </w:r>
         <w:r>
           <w:rPr>
@@ -8083,7 +8065,7 @@
           <w:rPr>
             <w:noProof/>
           </w:rPr>
-          <w:t>37</w:t>
+          <w:t>41</w:t>
         </w:r>
         <w:r>
           <w:rPr>
@@ -8106,7 +8088,7 @@
           <w14:ligatures w14:val="standardContextual"/>
         </w:rPr>
       </w:pPr>
-      <w:hyperlink w:anchor="_Toc239839377" w:history="1">
+      <w:hyperlink w:anchor="_Toc240551697" w:history="1">
         <w:r>
           <w:rPr>
             <w:rStyle w:val="af3"/>
@@ -8127,13 +8109,6 @@
             <w:rFonts w:hint="eastAsia"/>
             <w:noProof/>
           </w:rPr>
-          <w:t xml:space="preserve"> </w:t>
-        </w:r>
-        <w:r>
-          <w:rPr>
-            <w:rFonts w:hint="eastAsia"/>
-            <w:noProof/>
-          </w:rPr>
           <w:fldChar w:fldCharType="begin"/>
         </w:r>
         <w:r>
@@ -8147,7 +8122,7 @@
           <w:rPr>
             <w:noProof/>
           </w:rPr>
-          <w:instrText>PAGEREF _Toc239839377 \h</w:instrText>
+          <w:instrText>PAGEREF _Toc240551697 \h</w:instrText>
         </w:r>
         <w:r>
           <w:rPr>
@@ -8173,7 +8148,7 @@
           <w:rPr>
             <w:noProof/>
           </w:rPr>
-          <w:t>38</w:t>
+          <w:t>42</w:t>
         </w:r>
         <w:r>
           <w:rPr>
@@ -8196,7 +8171,7 @@
           <w14:ligatures w14:val="standardContextual"/>
         </w:rPr>
       </w:pPr>
-      <w:hyperlink w:anchor="_Toc239839378" w:history="1">
+      <w:hyperlink w:anchor="_Toc240551698" w:history="1">
         <w:r>
           <w:rPr>
             <w:rStyle w:val="af3"/>
@@ -8243,7 +8218,7 @@
           <w:rPr>
             <w:noProof/>
           </w:rPr>
-          <w:instrText>PAGEREF _Toc239839378 \h</w:instrText>
+          <w:instrText>PAGEREF _Toc240551698 \h</w:instrText>
         </w:r>
         <w:r>
           <w:rPr>
@@ -8269,7 +8244,7 @@
           <w:rPr>
             <w:noProof/>
           </w:rPr>
-          <w:t>39</w:t>
+          <w:t>43</w:t>
         </w:r>
         <w:r>
           <w:rPr>
@@ -8310,8 +8285,7 @@
         <w:pStyle w:val="1"/>
         <w:spacing w:before="240" w:after="240"/>
       </w:pPr>
-      <w:bookmarkStart w:id="0" w:name="_Toc239839308"/>
-      <w:proofErr w:type="gramStart"/>
+      <w:bookmarkStart w:id="0" w:name="_Toc240551628"/>
       <w:r>
         <w:lastRenderedPageBreak/>
         <w:t xml:space="preserve">1  </w:t>
@@ -8320,24 +8294,18 @@
         <w:t>设计任务</w:t>
       </w:r>
       <w:bookmarkEnd w:id="0"/>
-      <w:proofErr w:type="gramEnd"/>
     </w:p>
     <w:p>
       <w:pPr>
         <w:pStyle w:val="af7"/>
         <w:ind w:firstLine="480"/>
       </w:pPr>
-      <w:bookmarkStart w:id="1" w:name="_Toc239839309"/>
-      <w:proofErr w:type="gramStart"/>
+      <w:bookmarkStart w:id="1" w:name="_Toc240551629"/>
       <w:r>
         <w:t xml:space="preserve">1.1 </w:t>
       </w:r>
       <w:r>
-        <w:t>项目</w:t>
-      </w:r>
-      <w:proofErr w:type="gramEnd"/>
-      <w:r>
-        <w:t>背景</w:t>
+        <w:t>项目背景</w:t>
       </w:r>
       <w:bookmarkEnd w:id="1"/>
     </w:p>
@@ -8393,17 +8361,12 @@
         <w:pStyle w:val="af7"/>
         <w:ind w:firstLine="480"/>
       </w:pPr>
-      <w:bookmarkStart w:id="2" w:name="_Toc239839310"/>
-      <w:proofErr w:type="gramStart"/>
+      <w:bookmarkStart w:id="2" w:name="_Toc240551630"/>
       <w:r>
         <w:t xml:space="preserve">1.2 </w:t>
       </w:r>
       <w:r>
-        <w:t>项目</w:t>
-      </w:r>
-      <w:proofErr w:type="gramEnd"/>
-      <w:r>
-        <w:t>范围</w:t>
+        <w:t>项目范围</w:t>
       </w:r>
       <w:bookmarkEnd w:id="2"/>
     </w:p>
@@ -8465,20 +8428,12 @@
         <w:spacing w:before="120" w:after="120"/>
         <w:ind w:firstLine="482"/>
       </w:pPr>
-      <w:bookmarkStart w:id="3" w:name="_Toc239839311"/>
-      <w:r>
-        <w:t>1.2.</w:t>
-      </w:r>
-      <w:proofErr w:type="gramStart"/>
-      <w:r>
-        <w:t xml:space="preserve">1 </w:t>
-      </w:r>
-      <w:r>
-        <w:t>用户</w:t>
-      </w:r>
-      <w:proofErr w:type="gramEnd"/>
-      <w:r>
-        <w:t>认证与偏好管理</w:t>
+      <w:bookmarkStart w:id="3" w:name="_Toc240551631"/>
+      <w:r>
+        <w:t xml:space="preserve">1.2.1 </w:t>
+      </w:r>
+      <w:r>
+        <w:t>用户认证与偏好管理</w:t>
       </w:r>
       <w:bookmarkEnd w:id="3"/>
     </w:p>
@@ -8570,20 +8525,12 @@
         <w:spacing w:before="120" w:after="120"/>
         <w:ind w:firstLine="482"/>
       </w:pPr>
-      <w:bookmarkStart w:id="4" w:name="_Toc239839312"/>
-      <w:r>
-        <w:t>1.2.</w:t>
-      </w:r>
-      <w:proofErr w:type="gramStart"/>
-      <w:r>
-        <w:t xml:space="preserve">2 </w:t>
-      </w:r>
-      <w:r>
-        <w:t>我</w:t>
-      </w:r>
-      <w:proofErr w:type="gramEnd"/>
-      <w:r>
-        <w:t>的衣橱管理</w:t>
+      <w:bookmarkStart w:id="4" w:name="_Toc240551632"/>
+      <w:r>
+        <w:t xml:space="preserve">1.2.2 </w:t>
+      </w:r>
+      <w:r>
+        <w:t>我的衣橱管理</w:t>
       </w:r>
       <w:bookmarkEnd w:id="4"/>
     </w:p>
@@ -8812,20 +8759,12 @@
           <w:color w:val="FF0000"/>
         </w:rPr>
       </w:pPr>
-      <w:bookmarkStart w:id="5" w:name="_Toc239839313"/>
-      <w:r>
-        <w:t>1.2.</w:t>
-      </w:r>
-      <w:proofErr w:type="gramStart"/>
-      <w:r>
-        <w:t xml:space="preserve">3 </w:t>
-      </w:r>
-      <w:r>
-        <w:t>智能</w:t>
-      </w:r>
-      <w:proofErr w:type="gramEnd"/>
-      <w:r>
-        <w:t>搭配推荐</w:t>
+      <w:bookmarkStart w:id="5" w:name="_Toc240551633"/>
+      <w:r>
+        <w:t xml:space="preserve">1.2.3 </w:t>
+      </w:r>
+      <w:r>
+        <w:t>智能搭配推荐</w:t>
       </w:r>
       <w:bookmarkEnd w:id="5"/>
     </w:p>
@@ -9061,20 +9000,12 @@
           <w:color w:val="FF0000"/>
         </w:rPr>
       </w:pPr>
-      <w:bookmarkStart w:id="6" w:name="_Toc239839314"/>
-      <w:r>
-        <w:t>1.2.</w:t>
-      </w:r>
-      <w:proofErr w:type="gramStart"/>
-      <w:r>
-        <w:t xml:space="preserve">4 </w:t>
-      </w:r>
-      <w:r>
-        <w:t>搭配</w:t>
-      </w:r>
-      <w:proofErr w:type="gramEnd"/>
-      <w:r>
-        <w:t>收藏与反馈</w:t>
+      <w:bookmarkStart w:id="6" w:name="_Toc240551634"/>
+      <w:r>
+        <w:t xml:space="preserve">1.2.4 </w:t>
+      </w:r>
+      <w:r>
+        <w:t>搭配收藏与反馈</w:t>
       </w:r>
       <w:bookmarkEnd w:id="6"/>
     </w:p>
@@ -9088,18 +9019,10 @@
         </w:rPr>
       </w:pPr>
       <w:r>
-        <w:t>用户可以收藏生成的搭配方案，</w:t>
-      </w:r>
-      <w:proofErr w:type="gramStart"/>
-      <w:r>
-        <w:t>提交</w:t>
-      </w:r>
-      <w:r>
-        <w:t xml:space="preserve"> 1</w:t>
-      </w:r>
-      <w:proofErr w:type="gramEnd"/>
-      <w:r>
-        <w:t xml:space="preserve">-5 </w:t>
+        <w:t>用户可以收藏生成的搭配方案，提交</w:t>
+      </w:r>
+      <w:r>
+        <w:t xml:space="preserve"> 1-5 </w:t>
       </w:r>
       <w:r>
         <w:t>分满意度评分和简短反馈，并分页查看历史推荐。反馈仅用于当前用户后续候选排序和体验改进，不直接作为模型的长期训练数据。</w:t>
@@ -9111,20 +9034,12 @@
         <w:spacing w:before="120" w:after="120"/>
         <w:ind w:firstLine="482"/>
       </w:pPr>
-      <w:bookmarkStart w:id="7" w:name="_Toc239839315"/>
-      <w:r>
-        <w:t>1.2.</w:t>
-      </w:r>
-      <w:proofErr w:type="gramStart"/>
-      <w:r>
-        <w:t xml:space="preserve">5 </w:t>
-      </w:r>
-      <w:r>
-        <w:t>风潮</w:t>
-      </w:r>
-      <w:proofErr w:type="gramEnd"/>
-      <w:r>
-        <w:t>趋势聚合</w:t>
+      <w:bookmarkStart w:id="7" w:name="_Toc240551635"/>
+      <w:r>
+        <w:t xml:space="preserve">1.2.5 </w:t>
+      </w:r>
+      <w:r>
+        <w:t>风潮趋势聚合</w:t>
       </w:r>
       <w:bookmarkEnd w:id="7"/>
     </w:p>
@@ -9175,20 +9090,12 @@
         <w:spacing w:before="120" w:after="120"/>
         <w:ind w:firstLine="482"/>
       </w:pPr>
-      <w:bookmarkStart w:id="8" w:name="_Toc239839316"/>
-      <w:r>
-        <w:t>1.2.</w:t>
-      </w:r>
-      <w:proofErr w:type="gramStart"/>
-      <w:r>
-        <w:t xml:space="preserve">6 </w:t>
-      </w:r>
-      <w:r>
-        <w:t>个人</w:t>
-      </w:r>
-      <w:proofErr w:type="gramEnd"/>
-      <w:r>
-        <w:t>风格分析</w:t>
+      <w:bookmarkStart w:id="8" w:name="_Toc240551636"/>
+      <w:r>
+        <w:t xml:space="preserve">1.2.6 </w:t>
+      </w:r>
+      <w:r>
+        <w:t>个人风格分析</w:t>
       </w:r>
       <w:bookmarkEnd w:id="8"/>
     </w:p>
@@ -9214,20 +9121,12 @@
         <w:spacing w:before="120" w:after="120"/>
         <w:ind w:firstLine="482"/>
       </w:pPr>
-      <w:bookmarkStart w:id="9" w:name="_Toc239839317"/>
-      <w:r>
-        <w:t>1.2.</w:t>
-      </w:r>
-      <w:proofErr w:type="gramStart"/>
-      <w:r>
-        <w:t xml:space="preserve">7 </w:t>
-      </w:r>
-      <w:r>
-        <w:t>系统</w:t>
-      </w:r>
-      <w:proofErr w:type="gramEnd"/>
-      <w:r>
-        <w:t>管理员后台运营管理</w:t>
+      <w:bookmarkStart w:id="9" w:name="_Toc240551637"/>
+      <w:r>
+        <w:t xml:space="preserve">1.2.7 </w:t>
+      </w:r>
+      <w:r>
+        <w:t>系统管理员后台运营管理</w:t>
       </w:r>
       <w:bookmarkEnd w:id="9"/>
     </w:p>
@@ -9252,17 +9151,12 @@
         <w:pStyle w:val="af7"/>
         <w:ind w:firstLine="480"/>
       </w:pPr>
-      <w:bookmarkStart w:id="10" w:name="_Toc239839318"/>
-      <w:proofErr w:type="gramStart"/>
+      <w:bookmarkStart w:id="10" w:name="_Toc240551638"/>
       <w:r>
         <w:t xml:space="preserve">1.3 </w:t>
       </w:r>
       <w:r>
-        <w:t>项目</w:t>
-      </w:r>
-      <w:proofErr w:type="gramEnd"/>
-      <w:r>
-        <w:t>风险分析</w:t>
+        <w:t>项目风险分析</w:t>
       </w:r>
       <w:bookmarkEnd w:id="10"/>
     </w:p>
@@ -9284,16 +9178,11 @@
       <w:r>
         <w:t>表</w:t>
       </w:r>
-      <w:proofErr w:type="gramStart"/>
       <w:r>
         <w:t xml:space="preserve">1.1 </w:t>
       </w:r>
       <w:r>
-        <w:t>项目</w:t>
-      </w:r>
-      <w:proofErr w:type="gramEnd"/>
-      <w:r>
-        <w:t>风险分析表</w:t>
+        <w:t>项目风险分析表</w:t>
       </w:r>
     </w:p>
     <w:tbl>
@@ -9949,17 +9838,12 @@
         <w:pStyle w:val="af7"/>
         <w:ind w:firstLine="480"/>
       </w:pPr>
-      <w:bookmarkStart w:id="11" w:name="_Toc239839319"/>
-      <w:proofErr w:type="gramStart"/>
+      <w:bookmarkStart w:id="11" w:name="_Toc240551639"/>
       <w:r>
         <w:t xml:space="preserve">1.4 </w:t>
       </w:r>
       <w:r>
-        <w:t>任务</w:t>
-      </w:r>
-      <w:proofErr w:type="gramEnd"/>
-      <w:r>
-        <w:t>分配</w:t>
+        <w:t>任务分配</w:t>
       </w:r>
       <w:bookmarkEnd w:id="11"/>
     </w:p>
@@ -9970,7 +9854,7 @@
         <w:ind w:firstLine="480"/>
       </w:pPr>
       <w:r>
-        <w:t>本项目按个人毕业设计组织实施。学生独立完成需求分析、原型与交互设计、数据库和接口设计、前后端编码、模型与天气服务适配、测试和文档整理；指导教师负责技术路线指导、阶段成果审阅和最终质量把关。</w:t>
+        <w:t>本项目按个人毕业设计实施。学生独立完成需求分析、原型与交互设计、数据库和接口设计、前后端编码、模型与天气服务适配、测试和文档整理；指导教师负责技术路线指导、阶段成果审阅和最终质量把关。</w:t>
       </w:r>
     </w:p>
     <w:p>
@@ -9981,16 +9865,11 @@
       <w:r>
         <w:t>表</w:t>
       </w:r>
-      <w:proofErr w:type="gramStart"/>
       <w:r>
         <w:t xml:space="preserve">1.2 </w:t>
       </w:r>
       <w:r>
-        <w:t>任务</w:t>
-      </w:r>
-      <w:proofErr w:type="gramEnd"/>
-      <w:r>
-        <w:t>分配表</w:t>
+        <w:t>任务分配表</w:t>
       </w:r>
     </w:p>
     <w:tbl>
@@ -10526,18 +10405,13 @@
         <w:pageBreakBefore/>
         <w:ind w:firstLine="480"/>
       </w:pPr>
-      <w:bookmarkStart w:id="12" w:name="_Toc239839320"/>
-      <w:proofErr w:type="gramStart"/>
+      <w:bookmarkStart w:id="12" w:name="_Toc240551640"/>
       <w:r>
         <w:lastRenderedPageBreak/>
         <w:t xml:space="preserve">1.5 </w:t>
       </w:r>
       <w:r>
-        <w:t>项目</w:t>
-      </w:r>
-      <w:proofErr w:type="gramEnd"/>
-      <w:r>
-        <w:t>所需资源</w:t>
+        <w:t>项目所需资源</w:t>
       </w:r>
       <w:bookmarkEnd w:id="12"/>
     </w:p>
@@ -10568,16 +10442,11 @@
       <w:r>
         <w:t>表</w:t>
       </w:r>
-      <w:proofErr w:type="gramStart"/>
       <w:r>
         <w:t xml:space="preserve">1.3 </w:t>
       </w:r>
       <w:r>
-        <w:t>资源</w:t>
-      </w:r>
-      <w:proofErr w:type="gramEnd"/>
-      <w:r>
-        <w:t>需求表</w:t>
+        <w:t>资源需求表</w:t>
       </w:r>
     </w:p>
     <w:tbl>
@@ -10867,15 +10736,7 @@
               </w:rPr>
             </w:pPr>
             <w:r>
-              <w:t xml:space="preserve">构建 Vue </w:t>
-            </w:r>
-            <w:proofErr w:type="gramStart"/>
-            <w:r>
-              <w:t>3 前端</w:t>
-            </w:r>
-            <w:proofErr w:type="gramEnd"/>
-            <w:r>
-              <w:t>并运行前端测试</w:t>
+              <w:t>构建 Vue 3 前端并运行前端测试</w:t>
             </w:r>
           </w:p>
         </w:tc>
@@ -10961,15 +10822,7 @@
               </w:rPr>
             </w:pPr>
             <w:r>
-              <w:t xml:space="preserve">PostgreSQL </w:t>
-            </w:r>
-            <w:proofErr w:type="gramStart"/>
-            <w:r>
-              <w:t xml:space="preserve">16 与 </w:t>
-            </w:r>
-            <w:proofErr w:type="gramEnd"/>
-            <w:r>
-              <w:t>Flyway</w:t>
+              <w:t>PostgreSQL 16 与 Flyway</w:t>
             </w:r>
           </w:p>
         </w:tc>
@@ -11291,8 +11144,7 @@
         <w:pStyle w:val="1"/>
         <w:spacing w:before="240" w:after="240"/>
       </w:pPr>
-      <w:bookmarkStart w:id="13" w:name="_Toc239839321"/>
-      <w:proofErr w:type="gramStart"/>
+      <w:bookmarkStart w:id="13" w:name="_Toc240551641"/>
       <w:r>
         <w:lastRenderedPageBreak/>
         <w:t xml:space="preserve">2  </w:t>
@@ -11301,7 +11153,6 @@
         <w:t>设计思路与技术方案</w:t>
       </w:r>
       <w:bookmarkEnd w:id="13"/>
-      <w:proofErr w:type="gramEnd"/>
     </w:p>
     <w:p>
       <w:pPr>
@@ -11321,17 +11172,12 @@
         <w:pStyle w:val="2"/>
         <w:spacing w:before="240" w:after="120"/>
       </w:pPr>
-      <w:bookmarkStart w:id="14" w:name="_Toc239839322"/>
-      <w:proofErr w:type="gramStart"/>
+      <w:bookmarkStart w:id="14" w:name="_Toc240551642"/>
       <w:r>
         <w:t xml:space="preserve">2.1 </w:t>
       </w:r>
       <w:r>
-        <w:t>系统</w:t>
-      </w:r>
-      <w:proofErr w:type="gramEnd"/>
-      <w:r>
-        <w:t>核心业务流程图</w:t>
+        <w:t>系统核心业务流程图</w:t>
       </w:r>
       <w:bookmarkEnd w:id="14"/>
     </w:p>
@@ -11346,9 +11192,9 @@
           <w:noProof/>
         </w:rPr>
         <w:drawing>
-          <wp:inline distT="0" distB="0" distL="0" distR="0" wp14:anchorId="33CA2350" wp14:editId="42838A07">
-            <wp:extent cx="6269604" cy="5350627"/>
-            <wp:effectExtent l="0" t="0" r="0" b="2540"/>
+          <wp:inline distT="0" distB="0" distL="0" distR="0" wp14:anchorId="33CA2350" wp14:editId="44927195">
+            <wp:extent cx="6294699" cy="5372280"/>
+            <wp:effectExtent l="0" t="0" r="0" b="0"/>
             <wp:docPr id="1477156802" name="图片 1"/>
             <wp:cNvGraphicFramePr>
               <a:graphicFrameLocks xmlns:a="http://schemas.openxmlformats.org/drawingml/2006/main" noChangeAspect="1"/>
@@ -11361,7 +11207,7 @@
                     <pic:cNvPicPr/>
                   </pic:nvPicPr>
                   <pic:blipFill>
-                    <a:blip r:embed="rId17" cstate="print">
+                    <a:blip r:embed="rId17">
                       <a:extLst>
                         <a:ext uri="{28A0092B-C50C-407E-A947-70E740481C1C}">
                           <a14:useLocalDpi xmlns:a14="http://schemas.microsoft.com/office/drawing/2010/main" val="0"/>
@@ -11375,7 +11221,7 @@
                   <pic:spPr>
                     <a:xfrm>
                       <a:off x="0" y="0"/>
-                      <a:ext cx="6294976" cy="5372280"/>
+                      <a:ext cx="6294699" cy="5372280"/>
                     </a:xfrm>
                     <a:prstGeom prst="rect">
                       <a:avLst/>
@@ -11396,16 +11242,11 @@
       <w:r>
         <w:t>图</w:t>
       </w:r>
-      <w:proofErr w:type="gramStart"/>
       <w:r>
         <w:t xml:space="preserve">2.1 </w:t>
       </w:r>
       <w:r>
-        <w:t>智能</w:t>
-      </w:r>
-      <w:proofErr w:type="gramEnd"/>
-      <w:r>
-        <w:t>穿搭推荐核心业务流程图</w:t>
+        <w:t>智能穿搭推荐核心业务流程图</w:t>
       </w:r>
     </w:p>
     <w:p>
@@ -11416,17 +11257,12 @@
           <w:lang w:val="ru-RU"/>
         </w:rPr>
       </w:pPr>
-      <w:bookmarkStart w:id="15" w:name="_Toc239839323"/>
-      <w:proofErr w:type="gramStart"/>
+      <w:bookmarkStart w:id="15" w:name="_Toc240551643"/>
       <w:r>
         <w:t xml:space="preserve">2.2 </w:t>
       </w:r>
       <w:r>
-        <w:t>系统</w:t>
-      </w:r>
-      <w:proofErr w:type="gramEnd"/>
-      <w:r>
-        <w:t>用例图</w:t>
+        <w:t>系统用例图</w:t>
       </w:r>
       <w:bookmarkEnd w:id="15"/>
     </w:p>
@@ -11480,7 +11316,7 @@
           <w:lang w:val="ru-RU"/>
         </w:rPr>
         <w:drawing>
-          <wp:inline distT="0" distB="0" distL="0" distR="0" wp14:anchorId="7C459774" wp14:editId="36137A10">
+          <wp:inline distT="0" distB="0" distL="0" distR="0" wp14:anchorId="7C459774" wp14:editId="150CD460">
             <wp:extent cx="5760720" cy="4127618"/>
             <wp:effectExtent l="0" t="0" r="0" b="6350"/>
             <wp:docPr id="1521137013" name="图片 1"/>
@@ -11530,16 +11366,11 @@
       <w:r>
         <w:t>图</w:t>
       </w:r>
-      <w:proofErr w:type="gramStart"/>
       <w:r>
         <w:t xml:space="preserve">2.2 </w:t>
       </w:r>
       <w:r>
-        <w:t>普通</w:t>
-      </w:r>
-      <w:proofErr w:type="gramEnd"/>
-      <w:r>
-        <w:t>用户用例图</w:t>
+        <w:t>普通用户用例图</w:t>
       </w:r>
     </w:p>
     <w:p>
@@ -11579,7 +11410,7 @@
         </w:rPr>
         <w:lastRenderedPageBreak/>
         <w:drawing>
-          <wp:inline distT="0" distB="0" distL="0" distR="0" wp14:anchorId="35EA2991" wp14:editId="2FF3C684">
+          <wp:inline distT="0" distB="0" distL="0" distR="0" wp14:anchorId="35EA2991" wp14:editId="2C92C142">
             <wp:extent cx="5760720" cy="3822680"/>
             <wp:effectExtent l="0" t="0" r="0" b="6985"/>
             <wp:docPr id="1141785506" name="图片 2"/>
@@ -11628,16 +11459,11 @@
       <w:r>
         <w:t>图</w:t>
       </w:r>
-      <w:proofErr w:type="gramStart"/>
       <w:r>
         <w:t xml:space="preserve">2.3 </w:t>
       </w:r>
       <w:r>
-        <w:t>系统</w:t>
-      </w:r>
-      <w:proofErr w:type="gramEnd"/>
-      <w:r>
-        <w:t>管理员用例图</w:t>
+        <w:t>系统管理员用例图</w:t>
       </w:r>
     </w:p>
     <w:p>
@@ -11648,17 +11474,12 @@
           <w:lang w:val="ru-RU"/>
         </w:rPr>
       </w:pPr>
-      <w:bookmarkStart w:id="16" w:name="_Toc239839324"/>
-      <w:proofErr w:type="gramStart"/>
+      <w:bookmarkStart w:id="16" w:name="_Toc240551644"/>
       <w:r>
         <w:t xml:space="preserve">2.3 </w:t>
       </w:r>
       <w:r>
-        <w:t>用例</w:t>
-      </w:r>
-      <w:proofErr w:type="gramEnd"/>
-      <w:r>
-        <w:t>分析</w:t>
+        <w:t>用例分析</w:t>
       </w:r>
       <w:bookmarkEnd w:id="16"/>
     </w:p>
@@ -11671,38 +11492,23 @@
         </w:rPr>
       </w:pPr>
       <w:r>
-        <w:t>用例图</w:t>
-      </w:r>
-      <w:proofErr w:type="gramStart"/>
-      <w:r>
-        <w:t>包含</w:t>
+        <w:t>用例图包含</w:t>
       </w:r>
       <w:r>
         <w:t xml:space="preserve"> 2 </w:t>
       </w:r>
-      <w:proofErr w:type="gramEnd"/>
-      <w:r>
-        <w:t>个角色</w:t>
-      </w:r>
-      <w:proofErr w:type="gramStart"/>
-      <w:r>
-        <w:t>和</w:t>
+      <w:r>
+        <w:t>个角色和</w:t>
       </w:r>
       <w:r>
         <w:t xml:space="preserve"> 17 </w:t>
       </w:r>
-      <w:proofErr w:type="gramEnd"/>
-      <w:r>
-        <w:t>个主要用例。本文围绕普通用户的认证、衣物管理、推荐生成和方案反馈，以及系统管理员的账号治理、数据源维护、运行监控和审计维护，</w:t>
-      </w:r>
-      <w:proofErr w:type="gramStart"/>
-      <w:r>
-        <w:t>选择</w:t>
+      <w:r>
+        <w:t>个主要用例。本文围绕普通用户的认证、衣物管理、推荐生成和方案反馈，以及系统管理员的账号治理、数据源维护、运行监控和审计维护，选择</w:t>
       </w:r>
       <w:r>
         <w:t xml:space="preserve"> 11 </w:t>
       </w:r>
-      <w:proofErr w:type="gramEnd"/>
       <w:r>
         <w:t>个关键用例进行详细描述，并说明其前置条件、基本路径、扩展路径、异常事件流和后置条件。</w:t>
       </w:r>
@@ -11716,20 +11522,12 @@
           <w:lang w:val="ru-RU"/>
         </w:rPr>
       </w:pPr>
-      <w:bookmarkStart w:id="17" w:name="_Toc239839325"/>
-      <w:r>
-        <w:t>2.3.</w:t>
-      </w:r>
-      <w:proofErr w:type="gramStart"/>
-      <w:r>
-        <w:t xml:space="preserve">1 </w:t>
-      </w:r>
-      <w:r>
-        <w:t>用户</w:t>
-      </w:r>
-      <w:proofErr w:type="gramEnd"/>
-      <w:r>
-        <w:t>认证与偏好管理</w:t>
+      <w:bookmarkStart w:id="17" w:name="_Toc240551645"/>
+      <w:r>
+        <w:t xml:space="preserve">2.3.1 </w:t>
+      </w:r>
+      <w:r>
+        <w:t>用户认证与偏好管理</w:t>
       </w:r>
       <w:bookmarkEnd w:id="17"/>
     </w:p>
@@ -11741,16 +11539,11 @@
       <w:r>
         <w:t>表</w:t>
       </w:r>
-      <w:proofErr w:type="gramStart"/>
       <w:r>
         <w:t xml:space="preserve">2.1 </w:t>
       </w:r>
       <w:r>
-        <w:t>用户</w:t>
-      </w:r>
-      <w:proofErr w:type="gramEnd"/>
-      <w:r>
-        <w:t>注册用例描述</w:t>
+        <w:t>用户注册用例描述</w:t>
       </w:r>
     </w:p>
     <w:tbl>
@@ -11793,11 +11586,9 @@
                 <w:rFonts w:hint="eastAsia"/>
               </w:rPr>
             </w:pPr>
-            <w:proofErr w:type="gramStart"/>
             <w:r>
               <w:t>内  容</w:t>
             </w:r>
-            <w:proofErr w:type="gramEnd"/>
           </w:p>
         </w:tc>
         <w:tc>
@@ -11812,11 +11603,9 @@
                 <w:rFonts w:hint="eastAsia"/>
               </w:rPr>
             </w:pPr>
-            <w:proofErr w:type="gramStart"/>
             <w:r>
               <w:t>说  明</w:t>
             </w:r>
-            <w:proofErr w:type="gramEnd"/>
           </w:p>
         </w:tc>
       </w:tr>
@@ -12190,15 +11979,7 @@
             </w:r>
             <w:r>
               <w:br/>
-              <w:t>（2）参数不完整或超长，</w:t>
-            </w:r>
-            <w:proofErr w:type="gramStart"/>
-            <w:r>
-              <w:t>返回 400</w:t>
-            </w:r>
-            <w:proofErr w:type="gramEnd"/>
-            <w:r>
-              <w:t>；</w:t>
+              <w:t>（2）参数不完整或超长，返回 400；</w:t>
             </w:r>
             <w:r>
               <w:br/>
@@ -12269,16 +12050,11 @@
       <w:r>
         <w:t>表</w:t>
       </w:r>
-      <w:proofErr w:type="gramStart"/>
       <w:r>
         <w:t xml:space="preserve">2.2 </w:t>
       </w:r>
       <w:r>
-        <w:t>用户</w:t>
-      </w:r>
-      <w:proofErr w:type="gramEnd"/>
-      <w:r>
-        <w:t>登录认证用例描述</w:t>
+        <w:t>用户登录认证用例描述</w:t>
       </w:r>
     </w:p>
     <w:tbl>
@@ -12321,11 +12097,9 @@
                 <w:rFonts w:hint="eastAsia"/>
               </w:rPr>
             </w:pPr>
-            <w:proofErr w:type="gramStart"/>
             <w:r>
               <w:t>内  容</w:t>
             </w:r>
-            <w:proofErr w:type="gramEnd"/>
           </w:p>
         </w:tc>
         <w:tc>
@@ -12340,11 +12114,9 @@
                 <w:rFonts w:hint="eastAsia"/>
               </w:rPr>
             </w:pPr>
-            <w:proofErr w:type="gramStart"/>
             <w:r>
               <w:t>说  明</w:t>
             </w:r>
-            <w:proofErr w:type="gramEnd"/>
           </w:p>
         </w:tc>
       </w:tr>
@@ -12717,27 +12489,11 @@
             </w:r>
             <w:r>
               <w:br/>
-              <w:t>（2）参数不完整或超长，</w:t>
-            </w:r>
-            <w:proofErr w:type="gramStart"/>
-            <w:r>
-              <w:t>返回 400</w:t>
-            </w:r>
-            <w:proofErr w:type="gramEnd"/>
-            <w:r>
-              <w:t>；</w:t>
+              <w:t>（2）参数不完整或超长，返回 400；</w:t>
             </w:r>
             <w:r>
               <w:br/>
-              <w:t>（3）匿名访问个人接口，</w:t>
-            </w:r>
-            <w:proofErr w:type="gramStart"/>
-            <w:r>
-              <w:t>返回 401</w:t>
-            </w:r>
-            <w:proofErr w:type="gramEnd"/>
-            <w:r>
-              <w:t>。</w:t>
+              <w:t>（3）匿名访问个人接口，返回 401。</w:t>
             </w:r>
           </w:p>
         </w:tc>
@@ -12795,20 +12551,12 @@
         <w:spacing w:before="120"/>
         <w:ind w:firstLine="482"/>
       </w:pPr>
-      <w:bookmarkStart w:id="18" w:name="_Toc239839326"/>
-      <w:r>
-        <w:t>2.3.</w:t>
-      </w:r>
-      <w:proofErr w:type="gramStart"/>
-      <w:r>
-        <w:t xml:space="preserve">2 </w:t>
-      </w:r>
-      <w:r>
-        <w:t>我</w:t>
-      </w:r>
-      <w:proofErr w:type="gramEnd"/>
-      <w:r>
-        <w:t>的衣橱管理</w:t>
+      <w:bookmarkStart w:id="18" w:name="_Toc240551646"/>
+      <w:r>
+        <w:t xml:space="preserve">2.3.2 </w:t>
+      </w:r>
+      <w:r>
+        <w:t>我的衣橱管理</w:t>
       </w:r>
       <w:bookmarkEnd w:id="18"/>
     </w:p>
@@ -12820,16 +12568,11 @@
       <w:r>
         <w:t>表</w:t>
       </w:r>
-      <w:proofErr w:type="gramStart"/>
       <w:r>
         <w:t xml:space="preserve">2.3 </w:t>
       </w:r>
       <w:r>
-        <w:t>新</w:t>
-      </w:r>
-      <w:proofErr w:type="gramEnd"/>
-      <w:r>
-        <w:t>增衣物用例描述</w:t>
+        <w:t>新增衣物用例描述</w:t>
       </w:r>
     </w:p>
     <w:tbl>
@@ -12872,12 +12615,10 @@
                 <w:rFonts w:hint="eastAsia"/>
               </w:rPr>
             </w:pPr>
-            <w:proofErr w:type="gramStart"/>
             <w:r>
               <w:lastRenderedPageBreak/>
               <w:t>内  容</w:t>
             </w:r>
-            <w:proofErr w:type="gramEnd"/>
           </w:p>
         </w:tc>
         <w:tc>
@@ -12892,11 +12633,9 @@
                 <w:rFonts w:hint="eastAsia"/>
               </w:rPr>
             </w:pPr>
-            <w:proofErr w:type="gramStart"/>
             <w:r>
               <w:t>说  明</w:t>
             </w:r>
-            <w:proofErr w:type="gramEnd"/>
           </w:p>
         </w:tc>
       </w:tr>
@@ -13265,15 +13004,7 @@
             </w:r>
             <w:r>
               <w:br/>
-              <w:t>（2）必填标签缺失，</w:t>
-            </w:r>
-            <w:proofErr w:type="gramStart"/>
-            <w:r>
-              <w:t>返回 400</w:t>
-            </w:r>
-            <w:proofErr w:type="gramEnd"/>
-            <w:r>
-              <w:t>；</w:t>
+              <w:t>（2）必填标签缺失，返回 400；</w:t>
             </w:r>
             <w:r>
               <w:br/>
@@ -13335,16 +13066,11 @@
       <w:r>
         <w:t>表</w:t>
       </w:r>
-      <w:proofErr w:type="gramStart"/>
       <w:r>
         <w:t xml:space="preserve">2.4 </w:t>
       </w:r>
       <w:r>
-        <w:t>编辑</w:t>
-      </w:r>
-      <w:proofErr w:type="gramEnd"/>
-      <w:r>
-        <w:t>衣物用例描述</w:t>
+        <w:t>编辑衣物用例描述</w:t>
       </w:r>
     </w:p>
     <w:tbl>
@@ -13387,11 +13113,9 @@
                 <w:rFonts w:hint="eastAsia"/>
               </w:rPr>
             </w:pPr>
-            <w:proofErr w:type="gramStart"/>
             <w:r>
               <w:t>内  容</w:t>
             </w:r>
-            <w:proofErr w:type="gramEnd"/>
           </w:p>
         </w:tc>
         <w:tc>
@@ -13406,11 +13130,9 @@
                 <w:rFonts w:hint="eastAsia"/>
               </w:rPr>
             </w:pPr>
-            <w:proofErr w:type="gramStart"/>
             <w:r>
               <w:t>说  明</w:t>
             </w:r>
-            <w:proofErr w:type="gramEnd"/>
           </w:p>
         </w:tc>
       </w:tr>
@@ -13768,27 +13490,11 @@
               </w:rPr>
             </w:pPr>
             <w:r>
-              <w:t>（1）衣物不存在或不属于当前用户，</w:t>
-            </w:r>
-            <w:proofErr w:type="gramStart"/>
-            <w:r>
-              <w:t xml:space="preserve">返回 404 </w:t>
-            </w:r>
-            <w:proofErr w:type="gramEnd"/>
-            <w:r>
-              <w:t>或无权访问；</w:t>
+              <w:t>（1）衣物不存在或不属于当前用户，返回 404 或无权访问；</w:t>
             </w:r>
             <w:r>
               <w:br/>
-              <w:t>（2）标签不合规，</w:t>
-            </w:r>
-            <w:proofErr w:type="gramStart"/>
-            <w:r>
-              <w:t>返回 400</w:t>
-            </w:r>
-            <w:proofErr w:type="gramEnd"/>
-            <w:r>
-              <w:t>；</w:t>
+              <w:t>（2）标签不合规，返回 400；</w:t>
             </w:r>
             <w:r>
               <w:br/>
@@ -13857,16 +13563,11 @@
       <w:r>
         <w:t>表</w:t>
       </w:r>
-      <w:proofErr w:type="gramStart"/>
       <w:r>
         <w:t xml:space="preserve">2.5 </w:t>
       </w:r>
       <w:r>
-        <w:t>删除</w:t>
-      </w:r>
-      <w:proofErr w:type="gramEnd"/>
-      <w:r>
-        <w:t>衣物用例描述</w:t>
+        <w:t>删除衣物用例描述</w:t>
       </w:r>
     </w:p>
     <w:tbl>
@@ -13909,11 +13610,9 @@
                 <w:rFonts w:hint="eastAsia"/>
               </w:rPr>
             </w:pPr>
-            <w:proofErr w:type="gramStart"/>
             <w:r>
               <w:t>内  容</w:t>
             </w:r>
-            <w:proofErr w:type="gramEnd"/>
           </w:p>
         </w:tc>
         <w:tc>
@@ -13928,11 +13627,9 @@
                 <w:rFonts w:hint="eastAsia"/>
               </w:rPr>
             </w:pPr>
-            <w:proofErr w:type="gramStart"/>
             <w:r>
               <w:t>说  明</w:t>
             </w:r>
-            <w:proofErr w:type="gramEnd"/>
           </w:p>
         </w:tc>
       </w:tr>
@@ -14289,15 +13986,7 @@
               </w:rPr>
             </w:pPr>
             <w:r>
-              <w:t>（1）衣物不存在或不属于当前用户，</w:t>
-            </w:r>
-            <w:proofErr w:type="gramStart"/>
-            <w:r>
-              <w:t xml:space="preserve">返回 404 </w:t>
-            </w:r>
-            <w:proofErr w:type="gramEnd"/>
-            <w:r>
-              <w:t>或无权访问；</w:t>
+              <w:t>（1）衣物不存在或不属于当前用户，返回 404 或无权访问；</w:t>
             </w:r>
             <w:r>
               <w:br/>
@@ -14351,20 +14040,12 @@
         <w:spacing w:before="120"/>
         <w:ind w:firstLine="482"/>
       </w:pPr>
-      <w:bookmarkStart w:id="19" w:name="_Toc239839327"/>
-      <w:r>
-        <w:t>2.3.</w:t>
-      </w:r>
-      <w:proofErr w:type="gramStart"/>
-      <w:r>
-        <w:t xml:space="preserve">3 </w:t>
-      </w:r>
-      <w:r>
-        <w:t>智能</w:t>
-      </w:r>
-      <w:proofErr w:type="gramEnd"/>
-      <w:r>
-        <w:t>搭配与反馈</w:t>
+      <w:bookmarkStart w:id="19" w:name="_Toc240551647"/>
+      <w:r>
+        <w:t xml:space="preserve">2.3.3 </w:t>
+      </w:r>
+      <w:r>
+        <w:t>智能搭配与反馈</w:t>
       </w:r>
       <w:bookmarkEnd w:id="19"/>
     </w:p>
@@ -14376,16 +14057,11 @@
       <w:r>
         <w:t>表</w:t>
       </w:r>
-      <w:proofErr w:type="gramStart"/>
       <w:r>
         <w:t xml:space="preserve">2.6 </w:t>
       </w:r>
       <w:r>
-        <w:t>生成</w:t>
-      </w:r>
-      <w:proofErr w:type="gramEnd"/>
-      <w:r>
-        <w:t>智能搭配用例描述</w:t>
+        <w:t>生成智能搭配用例描述</w:t>
       </w:r>
     </w:p>
     <w:tbl>
@@ -14428,11 +14104,9 @@
                 <w:rFonts w:hint="eastAsia"/>
               </w:rPr>
             </w:pPr>
-            <w:proofErr w:type="gramStart"/>
             <w:r>
               <w:t>内  容</w:t>
             </w:r>
-            <w:proofErr w:type="gramEnd"/>
           </w:p>
         </w:tc>
         <w:tc>
@@ -14447,11 +14121,9 @@
                 <w:rFonts w:hint="eastAsia"/>
               </w:rPr>
             </w:pPr>
-            <w:proofErr w:type="gramStart"/>
             <w:r>
               <w:t>说  明</w:t>
             </w:r>
-            <w:proofErr w:type="gramEnd"/>
           </w:p>
         </w:tc>
       </w:tr>
@@ -14887,16 +14559,11 @@
       <w:r>
         <w:t>表</w:t>
       </w:r>
-      <w:proofErr w:type="gramStart"/>
       <w:r>
         <w:t xml:space="preserve">2.7 </w:t>
       </w:r>
       <w:r>
-        <w:t>收藏</w:t>
-      </w:r>
-      <w:proofErr w:type="gramEnd"/>
-      <w:r>
-        <w:t>与反馈用例描述</w:t>
+        <w:t>收藏与反馈用例描述</w:t>
       </w:r>
     </w:p>
     <w:tbl>
@@ -14939,11 +14606,9 @@
                 <w:rFonts w:hint="eastAsia"/>
               </w:rPr>
             </w:pPr>
-            <w:proofErr w:type="gramStart"/>
             <w:r>
               <w:t>内  容</w:t>
             </w:r>
-            <w:proofErr w:type="gramEnd"/>
           </w:p>
         </w:tc>
         <w:tc>
@@ -14958,11 +14623,9 @@
                 <w:rFonts w:hint="eastAsia"/>
               </w:rPr>
             </w:pPr>
-            <w:proofErr w:type="gramStart"/>
             <w:r>
               <w:t>说  明</w:t>
             </w:r>
-            <w:proofErr w:type="gramEnd"/>
           </w:p>
         </w:tc>
       </w:tr>
@@ -15231,15 +14894,7 @@
             </w:r>
             <w:r>
               <w:br/>
-              <w:t>（2）点击收藏或</w:t>
-            </w:r>
-            <w:proofErr w:type="gramStart"/>
-            <w:r>
-              <w:t>输入 1</w:t>
-            </w:r>
-            <w:proofErr w:type="gramEnd"/>
-            <w:r>
-              <w:t>-5 分评分和反馈；</w:t>
+              <w:t>（2）点击收藏或输入 1-5 分评分和反馈；</w:t>
             </w:r>
             <w:r>
               <w:br/>
@@ -15331,23 +14986,7 @@
             </w:r>
             <w:r>
               <w:br/>
-              <w:t>（2）评分</w:t>
-            </w:r>
-            <w:proofErr w:type="gramStart"/>
-            <w:r>
-              <w:t>超出 1</w:t>
-            </w:r>
-            <w:proofErr w:type="gramEnd"/>
-            <w:r>
-              <w:t>-5 分或文本超长，</w:t>
-            </w:r>
-            <w:proofErr w:type="gramStart"/>
-            <w:r>
-              <w:t>返回 400</w:t>
-            </w:r>
-            <w:proofErr w:type="gramEnd"/>
-            <w:r>
-              <w:t>；</w:t>
+              <w:t>（2）评分超出 1-5 分或文本超长，返回 400；</w:t>
             </w:r>
             <w:r>
               <w:br/>
@@ -15412,20 +15051,12 @@
           <w:lang w:val="ru-RU"/>
         </w:rPr>
       </w:pPr>
-      <w:bookmarkStart w:id="20" w:name="_Toc239839328"/>
-      <w:r>
-        <w:t>2.3.</w:t>
-      </w:r>
-      <w:proofErr w:type="gramStart"/>
-      <w:r>
-        <w:t xml:space="preserve">4 </w:t>
-      </w:r>
-      <w:r>
-        <w:t>系统</w:t>
-      </w:r>
-      <w:proofErr w:type="gramEnd"/>
-      <w:r>
-        <w:t>管理员后台管理</w:t>
+      <w:bookmarkStart w:id="20" w:name="_Toc240551648"/>
+      <w:r>
+        <w:t xml:space="preserve">2.3.4 </w:t>
+      </w:r>
+      <w:r>
+        <w:t>系统管理员后台管理</w:t>
       </w:r>
       <w:bookmarkEnd w:id="20"/>
     </w:p>
@@ -15456,16 +15087,11 @@
       <w:r>
         <w:t>表</w:t>
       </w:r>
-      <w:proofErr w:type="gramStart"/>
       <w:r>
         <w:t xml:space="preserve">2.8 </w:t>
       </w:r>
       <w:r>
-        <w:t>管理员</w:t>
-      </w:r>
-      <w:proofErr w:type="gramEnd"/>
-      <w:r>
-        <w:t>登录与权限校验用例描述</w:t>
+        <w:t>管理员登录与权限校验用例描述</w:t>
       </w:r>
     </w:p>
     <w:tbl>
@@ -15948,16 +15574,11 @@
       <w:r>
         <w:t>表</w:t>
       </w:r>
-      <w:proofErr w:type="gramStart"/>
       <w:r>
         <w:t xml:space="preserve">2.9 </w:t>
       </w:r>
       <w:r>
-        <w:t>用户</w:t>
-      </w:r>
-      <w:proofErr w:type="gramEnd"/>
-      <w:r>
-        <w:t>账号管理用例描述</w:t>
+        <w:t>用户账号管理用例描述</w:t>
       </w:r>
     </w:p>
     <w:tbl>
@@ -16453,16 +16074,11 @@
       <w:r>
         <w:t>表</w:t>
       </w:r>
-      <w:proofErr w:type="gramStart"/>
       <w:r>
         <w:t xml:space="preserve">2.10 </w:t>
       </w:r>
       <w:r>
-        <w:t>趋势</w:t>
-      </w:r>
-      <w:proofErr w:type="gramEnd"/>
-      <w:r>
-        <w:t>源配置与维护用例描述</w:t>
+        <w:t>趋势源配置与维护用例描述</w:t>
       </w:r>
     </w:p>
     <w:tbl>
@@ -16793,15 +16409,7 @@
             </w:r>
             <w:r>
               <w:br/>
-              <w:t>（2）录入来源名称、HTTP</w:t>
-            </w:r>
-            <w:proofErr w:type="gramStart"/>
-            <w:r>
-              <w:t>(S)</w:t>
-            </w:r>
-            <w:proofErr w:type="gramEnd"/>
-            <w:r>
-              <w:t xml:space="preserve"> 地址和刷新策略；</w:t>
+              <w:t>（2）录入来源名称、HTTP(S) 地址和刷新策略；</w:t>
             </w:r>
             <w:r>
               <w:br/>
@@ -16901,15 +16509,7 @@
               </w:rPr>
             </w:pPr>
             <w:r>
-              <w:t>（1）地址不是 HTTP</w:t>
-            </w:r>
-            <w:proofErr w:type="gramStart"/>
-            <w:r>
-              <w:t>(S)</w:t>
-            </w:r>
-            <w:proofErr w:type="gramEnd"/>
-            <w:r>
-              <w:t xml:space="preserve"> 或指向内网，拒绝保存；</w:t>
+              <w:t>（1）地址不是 HTTP(S) 或指向内网，拒绝保存；</w:t>
             </w:r>
             <w:r>
               <w:br/>
@@ -16970,16 +16570,11 @@
       <w:r>
         <w:t>表</w:t>
       </w:r>
-      <w:proofErr w:type="gramStart"/>
       <w:r>
         <w:t xml:space="preserve">2.11 </w:t>
       </w:r>
       <w:r>
-        <w:t>运行</w:t>
-      </w:r>
-      <w:proofErr w:type="gramEnd"/>
-      <w:r>
-        <w:t>监控与审计维护用例描述</w:t>
+        <w:t>运行监控与审计维护用例描述</w:t>
       </w:r>
     </w:p>
     <w:tbl>
@@ -17414,15 +17009,7 @@
             </w:r>
             <w:r>
               <w:br/>
-              <w:t>（2）审计查询条件不合法，</w:t>
-            </w:r>
-            <w:proofErr w:type="gramStart"/>
-            <w:r>
-              <w:t>返回 400</w:t>
-            </w:r>
-            <w:proofErr w:type="gramEnd"/>
-            <w:r>
-              <w:t>；</w:t>
+              <w:t>（2）审计查询条件不合法，返回 400；</w:t>
             </w:r>
             <w:r>
               <w:br/>
@@ -17482,17 +17069,12 @@
           <w:lang w:val="ru-RU"/>
         </w:rPr>
       </w:pPr>
-      <w:bookmarkStart w:id="21" w:name="_Toc239839329"/>
-      <w:proofErr w:type="gramStart"/>
+      <w:bookmarkStart w:id="21" w:name="_Toc240551649"/>
       <w:r>
         <w:t xml:space="preserve">2.4 </w:t>
       </w:r>
       <w:r>
-        <w:t>技术</w:t>
-      </w:r>
-      <w:proofErr w:type="gramEnd"/>
-      <w:r>
-        <w:t>方案</w:t>
+        <w:t>技术方案</w:t>
       </w:r>
       <w:bookmarkEnd w:id="21"/>
     </w:p>
@@ -17568,18 +17150,10 @@
         <w:t>，负责鉴权、数据管理、业务编排、规则校验和外部服务调用。数据层使用</w:t>
       </w:r>
       <w:r>
-        <w:t xml:space="preserve"> PostgreSQL </w:t>
-      </w:r>
-      <w:proofErr w:type="gramStart"/>
-      <w:r>
-        <w:t xml:space="preserve">16 </w:t>
-      </w:r>
-      <w:r>
-        <w:t>持久</w:t>
-      </w:r>
-      <w:proofErr w:type="gramEnd"/>
-      <w:r>
-        <w:t>化业务数据，</w:t>
+        <w:t xml:space="preserve"> PostgreSQL 16 </w:t>
+      </w:r>
+      <w:r>
+        <w:t>持久化业务数据，</w:t>
       </w:r>
       <w:proofErr w:type="spellStart"/>
       <w:r>
@@ -17651,20 +17225,12 @@
           <w:lang w:val="ru-RU"/>
         </w:rPr>
       </w:pPr>
-      <w:bookmarkStart w:id="22" w:name="_Toc239839330"/>
-      <w:r>
-        <w:t>2.4.</w:t>
-      </w:r>
-      <w:proofErr w:type="gramStart"/>
-      <w:r>
-        <w:t xml:space="preserve">1 </w:t>
-      </w:r>
-      <w:r>
-        <w:t>系统</w:t>
-      </w:r>
-      <w:proofErr w:type="gramEnd"/>
-      <w:r>
-        <w:t>架构图</w:t>
+      <w:bookmarkStart w:id="22" w:name="_Toc240551650"/>
+      <w:r>
+        <w:t xml:space="preserve">2.4.1 </w:t>
+      </w:r>
+      <w:r>
+        <w:t>系统架构图</w:t>
       </w:r>
       <w:bookmarkEnd w:id="22"/>
     </w:p>
@@ -17794,16 +17360,11 @@
       <w:r>
         <w:t>图</w:t>
       </w:r>
-      <w:proofErr w:type="gramStart"/>
       <w:r>
         <w:t xml:space="preserve">2.4 </w:t>
       </w:r>
       <w:r>
-        <w:t>系统</w:t>
-      </w:r>
-      <w:proofErr w:type="gramEnd"/>
-      <w:r>
-        <w:t>总体架构图</w:t>
+        <w:t>系统总体架构图</w:t>
       </w:r>
     </w:p>
     <w:p>
@@ -17815,20 +17376,12 @@
           <w:lang w:val="ru-RU"/>
         </w:rPr>
       </w:pPr>
-      <w:bookmarkStart w:id="23" w:name="_Toc239839331"/>
-      <w:r>
-        <w:t>2.4.</w:t>
-      </w:r>
-      <w:proofErr w:type="gramStart"/>
-      <w:r>
-        <w:t xml:space="preserve">2 </w:t>
-      </w:r>
-      <w:r>
-        <w:t>数据库</w:t>
-      </w:r>
-      <w:proofErr w:type="gramEnd"/>
-      <w:r>
-        <w:t>命名规则</w:t>
+      <w:bookmarkStart w:id="23" w:name="_Toc240551651"/>
+      <w:r>
+        <w:t xml:space="preserve">2.4.2 </w:t>
+      </w:r>
+      <w:r>
+        <w:t>数据库命名规则</w:t>
       </w:r>
       <w:bookmarkEnd w:id="23"/>
     </w:p>
@@ -17922,32 +17475,16 @@
         <w:t>布尔字段使用</w:t>
       </w:r>
       <w:r>
-        <w:t xml:space="preserve"> is</w:t>
-      </w:r>
-      <w:proofErr w:type="gramStart"/>
-      <w:r>
-        <w:t xml:space="preserve">_ </w:t>
+        <w:t xml:space="preserve"> is_ </w:t>
       </w:r>
       <w:r>
         <w:t>或</w:t>
       </w:r>
       <w:r>
-        <w:t xml:space="preserve"> </w:t>
-      </w:r>
-      <w:proofErr w:type="gramEnd"/>
-      <w:r>
-        <w:t>has</w:t>
-      </w:r>
-      <w:proofErr w:type="gramStart"/>
-      <w:r>
-        <w:t xml:space="preserve">_ </w:t>
-      </w:r>
-      <w:r>
-        <w:t>前缀</w:t>
-      </w:r>
-      <w:proofErr w:type="gramEnd"/>
-      <w:r>
-        <w:t>，例如</w:t>
+        <w:t xml:space="preserve"> has_ </w:t>
+      </w:r>
+      <w:r>
+        <w:t>前缀，例如</w:t>
       </w:r>
       <w:r>
         <w:t xml:space="preserve"> </w:t>
@@ -18174,20 +17711,12 @@
           <w:lang w:val="ru-RU"/>
         </w:rPr>
       </w:pPr>
-      <w:bookmarkStart w:id="24" w:name="_Toc239839332"/>
-      <w:r>
-        <w:t>2.4.</w:t>
-      </w:r>
-      <w:proofErr w:type="gramStart"/>
-      <w:r>
-        <w:t xml:space="preserve">3 </w:t>
-      </w:r>
-      <w:r>
-        <w:t>类</w:t>
-      </w:r>
-      <w:proofErr w:type="gramEnd"/>
-      <w:r>
-        <w:t>命名规则</w:t>
+      <w:bookmarkStart w:id="24" w:name="_Toc240551652"/>
+      <w:r>
+        <w:t xml:space="preserve">2.4.3 </w:t>
+      </w:r>
+      <w:r>
+        <w:t>类命名规则</w:t>
       </w:r>
       <w:bookmarkEnd w:id="24"/>
     </w:p>
@@ -18391,20 +17920,12 @@
           <w:lang w:val="ru-RU"/>
         </w:rPr>
       </w:pPr>
-      <w:bookmarkStart w:id="25" w:name="_Toc239839333"/>
-      <w:r>
-        <w:t>2.4.</w:t>
-      </w:r>
-      <w:proofErr w:type="gramStart"/>
-      <w:r>
-        <w:t xml:space="preserve">4 </w:t>
-      </w:r>
-      <w:r>
-        <w:t>方法</w:t>
-      </w:r>
-      <w:proofErr w:type="gramEnd"/>
-      <w:r>
-        <w:t>、参数、成员变量、局部变量命名规则</w:t>
+      <w:bookmarkStart w:id="25" w:name="_Toc240551653"/>
+      <w:r>
+        <w:t xml:space="preserve">2.4.4 </w:t>
+      </w:r>
+      <w:r>
+        <w:t>方法、参数、成员变量、局部变量命名规则</w:t>
       </w:r>
       <w:bookmarkEnd w:id="25"/>
     </w:p>
@@ -18603,26 +18124,15 @@
           <w:lang w:val="ru-RU"/>
         </w:rPr>
       </w:pPr>
-      <w:bookmarkStart w:id="26" w:name="_Toc239839334"/>
+      <w:bookmarkStart w:id="26" w:name="_Toc240551654"/>
       <w:r>
         <w:rPr>
           <w:lang w:val="ru-RU"/>
         </w:rPr>
-        <w:t>2.</w:t>
-      </w:r>
-      <w:proofErr w:type="gramStart"/>
-      <w:r>
-        <w:rPr>
-          <w:lang w:val="ru-RU"/>
-        </w:rPr>
-        <w:t xml:space="preserve">4.5 </w:t>
-      </w:r>
-      <w:r>
-        <w:t>包名</w:t>
-      </w:r>
-      <w:proofErr w:type="gramEnd"/>
-      <w:r>
-        <w:t>结构</w:t>
+        <w:t xml:space="preserve">2.4.5 </w:t>
+      </w:r>
+      <w:r>
+        <w:t>包名结构</w:t>
       </w:r>
       <w:bookmarkEnd w:id="26"/>
     </w:p>
@@ -19301,8 +18811,7 @@
         </w:rPr>
       </w:pPr>
       <w:bookmarkStart w:id="27" w:name="_Toc14572"/>
-      <w:bookmarkStart w:id="28" w:name="_Toc239839335"/>
-      <w:proofErr w:type="gramStart"/>
+      <w:bookmarkStart w:id="28" w:name="_Toc240551655"/>
       <w:r>
         <w:rPr>
           <w:rFonts w:hint="eastAsia"/>
@@ -19317,7 +18826,6 @@
         </w:rPr>
         <w:t>设计内容</w:t>
       </w:r>
-      <w:proofErr w:type="gramEnd"/>
       <w:r>
         <w:rPr>
           <w:rFonts w:hint="eastAsia"/>
@@ -19366,8 +18874,7 @@
         <w:spacing w:before="240" w:after="120"/>
       </w:pPr>
       <w:bookmarkStart w:id="29" w:name="_Toc89713254"/>
-      <w:bookmarkStart w:id="30" w:name="_Toc239839336"/>
-      <w:proofErr w:type="gramStart"/>
+      <w:bookmarkStart w:id="30" w:name="_Toc240551656"/>
       <w:r>
         <w:rPr>
           <w:rFonts w:hint="eastAsia"/>
@@ -19381,14 +18888,7 @@
         <w:rPr>
           <w:rFonts w:hint="eastAsia"/>
         </w:rPr>
-        <w:t>数据库</w:t>
-      </w:r>
-      <w:proofErr w:type="gramEnd"/>
-      <w:r>
-        <w:rPr>
-          <w:rFonts w:hint="eastAsia"/>
-        </w:rPr>
-        <w:t>设计</w:t>
+        <w:t>数据库设计</w:t>
       </w:r>
       <w:bookmarkEnd w:id="29"/>
       <w:bookmarkEnd w:id="30"/>
@@ -19417,7 +18917,7 @@
       </w:pPr>
       <w:bookmarkStart w:id="31" w:name="_Toc25017"/>
       <w:bookmarkStart w:id="32" w:name="_Toc89779576"/>
-      <w:bookmarkStart w:id="33" w:name="_Toc239839337"/>
+      <w:bookmarkStart w:id="33" w:name="_Toc240551657"/>
       <w:r>
         <w:rPr>
           <w:rFonts w:hint="eastAsia"/>
@@ -19431,24 +18931,16 @@
         <w:rPr>
           <w:rFonts w:hint="eastAsia"/>
         </w:rPr>
-        <w:t>.</w:t>
-      </w:r>
-      <w:proofErr w:type="gramStart"/>
+        <w:t xml:space="preserve">.1 </w:t>
+      </w:r>
+      <w:bookmarkEnd w:id="31"/>
       <w:r>
         <w:rPr>
           <w:rFonts w:hint="eastAsia"/>
         </w:rPr>
-        <w:t xml:space="preserve">1 </w:t>
-      </w:r>
-      <w:bookmarkEnd w:id="31"/>
-      <w:r>
-        <w:rPr>
-          <w:rFonts w:hint="eastAsia"/>
-        </w:rPr>
         <w:t>数据库</w:t>
       </w:r>
       <w:bookmarkEnd w:id="32"/>
-      <w:proofErr w:type="gramEnd"/>
       <w:r>
         <w:rPr>
           <w:rFonts w:hint="eastAsia"/>
@@ -19483,9 +18975,9 @@
         </w:rPr>
         <w:lastRenderedPageBreak/>
         <w:drawing>
-          <wp:inline distT="0" distB="0" distL="114300" distR="114300" wp14:anchorId="1AB8E045" wp14:editId="768D90AA">
-            <wp:extent cx="5764696" cy="3551465"/>
-            <wp:effectExtent l="0" t="0" r="7620" b="0"/>
+          <wp:inline distT="0" distB="0" distL="114300" distR="114300" wp14:anchorId="1AB8E045" wp14:editId="79938CF0">
+            <wp:extent cx="5779068" cy="2723345"/>
+            <wp:effectExtent l="0" t="0" r="0" b="1270"/>
             <wp:docPr id="10" name="图片 1"/>
             <wp:cNvGraphicFramePr>
               <a:graphicFrameLocks xmlns:a="http://schemas.openxmlformats.org/drawingml/2006/main" noChangeAspect="1"/>
@@ -19514,7 +19006,7 @@
                   <pic:spPr>
                     <a:xfrm>
                       <a:off x="0" y="0"/>
-                      <a:ext cx="5779068" cy="3560319"/>
+                      <a:ext cx="5779068" cy="2723345"/>
                     </a:xfrm>
                     <a:prstGeom prst="rect">
                       <a:avLst/>
@@ -19549,7 +19041,7 @@
         <w:spacing w:before="120" w:after="120"/>
         <w:ind w:firstLine="482"/>
       </w:pPr>
-      <w:bookmarkStart w:id="34" w:name="_Toc239839338"/>
+      <w:bookmarkStart w:id="34" w:name="_Toc240551658"/>
       <w:r>
         <w:rPr>
           <w:rFonts w:hint="eastAsia"/>
@@ -19557,24 +19049,13 @@
         <w:t>3</w:t>
       </w:r>
       <w:r>
-        <w:t>.1.</w:t>
-      </w:r>
-      <w:proofErr w:type="gramStart"/>
-      <w:r>
-        <w:t xml:space="preserve">2 </w:t>
+        <w:t xml:space="preserve">.1.2 </w:t>
       </w:r>
       <w:r>
         <w:rPr>
           <w:rFonts w:hint="eastAsia"/>
         </w:rPr>
-        <w:t>数据</w:t>
-      </w:r>
-      <w:proofErr w:type="gramEnd"/>
-      <w:r>
-        <w:rPr>
-          <w:rFonts w:hint="eastAsia"/>
-        </w:rPr>
-        <w:t>表设计</w:t>
+        <w:t>数据表设计</w:t>
       </w:r>
       <w:bookmarkEnd w:id="34"/>
     </w:p>
@@ -20348,7 +19829,6 @@
                 <w:b/>
                 <w:sz w:val="21"/>
               </w:rPr>
-              <w:lastRenderedPageBreak/>
               <w:t>字段名</w:t>
             </w:r>
           </w:p>
@@ -20602,6 +20082,7 @@
               <w:rPr>
                 <w:rFonts w:hint="eastAsia"/>
               </w:rPr>
+              <w:lastRenderedPageBreak/>
               <w:t>authority</w:t>
             </w:r>
           </w:p>
@@ -29580,9 +29061,8 @@
         </w:rPr>
       </w:pPr>
       <w:bookmarkStart w:id="35" w:name="_Toc89713276"/>
-      <w:bookmarkStart w:id="36" w:name="_Toc239839339"/>
+      <w:bookmarkStart w:id="36" w:name="_Toc240551659"/>
       <w:bookmarkStart w:id="37" w:name="_Toc89713265"/>
-      <w:proofErr w:type="gramStart"/>
       <w:r>
         <w:rPr>
           <w:rFonts w:hint="eastAsia"/>
@@ -29601,15 +29081,7 @@
           <w:rFonts w:hint="eastAsia"/>
           <w:lang w:val="ru-RU"/>
         </w:rPr>
-        <w:t>界面</w:t>
-      </w:r>
-      <w:proofErr w:type="gramEnd"/>
-      <w:r>
-        <w:rPr>
-          <w:rFonts w:hint="eastAsia"/>
-          <w:lang w:val="ru-RU"/>
-        </w:rPr>
-        <w:t>设计</w:t>
+        <w:t>界面设计</w:t>
       </w:r>
       <w:bookmarkEnd w:id="35"/>
       <w:bookmarkEnd w:id="36"/>
@@ -29700,7 +29172,7 @@
           <w:lang w:val="ru-RU"/>
         </w:rPr>
       </w:pPr>
-      <w:bookmarkStart w:id="38" w:name="_Toc239839340"/>
+      <w:bookmarkStart w:id="38" w:name="_Toc240551660"/>
       <w:bookmarkStart w:id="39" w:name="_Toc89713277"/>
       <w:r>
         <w:rPr>
@@ -29828,7 +29300,6 @@
       <w:r>
         <w:t>图</w:t>
       </w:r>
-      <w:proofErr w:type="gramStart"/>
       <w:r>
         <w:t xml:space="preserve">3.2 </w:t>
       </w:r>
@@ -29836,14 +29307,7 @@
         <w:rPr>
           <w:rFonts w:hint="eastAsia"/>
         </w:rPr>
-        <w:t>前台</w:t>
-      </w:r>
-      <w:proofErr w:type="gramEnd"/>
-      <w:r>
-        <w:rPr>
-          <w:rFonts w:hint="eastAsia"/>
-        </w:rPr>
-        <w:t>用户登录页面</w:t>
+        <w:t>前台用户登录页面</w:t>
       </w:r>
       <w:r>
         <w:rPr>
@@ -29863,7 +29327,7 @@
         </w:rPr>
       </w:pPr>
       <w:bookmarkStart w:id="40" w:name="_Toc89713278"/>
-      <w:bookmarkStart w:id="41" w:name="_Toc239839341"/>
+      <w:bookmarkStart w:id="41" w:name="_Toc240551661"/>
       <w:r>
         <w:rPr>
           <w:rFonts w:hint="eastAsia"/>
@@ -29972,7 +29436,6 @@
           </wp:anchor>
         </w:drawing>
       </w:r>
-      <w:proofErr w:type="gramStart"/>
       <w:r>
         <w:t>图</w:t>
       </w:r>
@@ -29983,14 +29446,7 @@
         <w:rPr>
           <w:rFonts w:hint="eastAsia"/>
         </w:rPr>
-        <w:t>前台</w:t>
-      </w:r>
-      <w:proofErr w:type="gramEnd"/>
-      <w:r>
-        <w:rPr>
-          <w:rFonts w:hint="eastAsia"/>
-        </w:rPr>
-        <w:t>用户注册页面</w:t>
+        <w:t>前台用户注册页面</w:t>
       </w:r>
       <w:r>
         <w:rPr>
@@ -30009,7 +29465,7 @@
           <w:lang w:val="ru-RU"/>
         </w:rPr>
       </w:pPr>
-      <w:bookmarkStart w:id="42" w:name="_Toc239839342"/>
+      <w:bookmarkStart w:id="42" w:name="_Toc240551662"/>
       <w:bookmarkStart w:id="43" w:name="_Toc89713279"/>
       <w:r>
         <w:rPr>
@@ -30022,29 +29478,14 @@
         <w:rPr>
           <w:lang w:val="ru-RU"/>
         </w:rPr>
-        <w:t>.2.</w:t>
-      </w:r>
-      <w:proofErr w:type="gramStart"/>
-      <w:r>
-        <w:rPr>
-          <w:lang w:val="ru-RU"/>
-        </w:rPr>
-        <w:t xml:space="preserve">3 </w:t>
+        <w:t xml:space="preserve">.2.3 </w:t>
       </w:r>
       <w:r>
         <w:rPr>
           <w:rFonts w:hint="eastAsia"/>
           <w:lang w:val="ru-RU"/>
         </w:rPr>
-        <w:t>机关</w:t>
-      </w:r>
-      <w:proofErr w:type="gramEnd"/>
-      <w:r>
-        <w:rPr>
-          <w:rFonts w:hint="eastAsia"/>
-          <w:lang w:val="ru-RU"/>
-        </w:rPr>
-        <w:t>单位信息管理</w:t>
+        <w:t>机关单位信息管理</w:t>
       </w:r>
       <w:bookmarkEnd w:id="42"/>
     </w:p>
@@ -30102,7 +29543,7 @@
         </w:rPr>
       </w:pPr>
       <w:bookmarkStart w:id="44" w:name="_Toc89713280"/>
-      <w:bookmarkStart w:id="45" w:name="_Toc239839343"/>
+      <w:bookmarkStart w:id="45" w:name="_Toc240551663"/>
       <w:r>
         <w:rPr>
           <w:rFonts w:hint="eastAsia"/>
@@ -30110,24 +29551,13 @@
         <w:t>3</w:t>
       </w:r>
       <w:r>
-        <w:t>.2.</w:t>
-      </w:r>
-      <w:proofErr w:type="gramStart"/>
-      <w:r>
-        <w:t xml:space="preserve">4 </w:t>
+        <w:t xml:space="preserve">.2.4 </w:t>
       </w:r>
       <w:r>
         <w:rPr>
           <w:rFonts w:hint="eastAsia"/>
         </w:rPr>
-        <w:t>机关</w:t>
-      </w:r>
-      <w:proofErr w:type="gramEnd"/>
-      <w:r>
-        <w:rPr>
-          <w:rFonts w:hint="eastAsia"/>
-        </w:rPr>
-        <w:t>人员分布信息管理</w:t>
+        <w:t>机关人员分布信息管理</w:t>
       </w:r>
       <w:bookmarkEnd w:id="44"/>
       <w:bookmarkEnd w:id="45"/>
@@ -30163,7 +29593,7 @@
         </w:rPr>
       </w:pPr>
       <w:bookmarkStart w:id="46" w:name="_Toc89713281"/>
-      <w:bookmarkStart w:id="47" w:name="_Toc239839344"/>
+      <w:bookmarkStart w:id="47" w:name="_Toc240551664"/>
       <w:r>
         <w:rPr>
           <w:lang w:val="ru-RU"/>
@@ -30213,7 +29643,7 @@
         </w:rPr>
       </w:pPr>
       <w:bookmarkStart w:id="48" w:name="_Toc89713282"/>
-      <w:bookmarkStart w:id="49" w:name="_Toc239839345"/>
+      <w:bookmarkStart w:id="49" w:name="_Toc240551665"/>
       <w:r>
         <w:rPr>
           <w:lang w:val="ru-RU"/>
@@ -30261,8 +29691,7 @@
           <w:lang w:val="ru-RU"/>
         </w:rPr>
       </w:pPr>
-      <w:bookmarkStart w:id="50" w:name="_Toc239839346"/>
-      <w:proofErr w:type="gramStart"/>
+      <w:bookmarkStart w:id="50" w:name="_Toc240551666"/>
       <w:r>
         <w:rPr>
           <w:rFonts w:hint="eastAsia"/>
@@ -30281,15 +29710,7 @@
           <w:rFonts w:hint="eastAsia"/>
           <w:lang w:val="ru-RU"/>
         </w:rPr>
-        <w:t>类</w:t>
-      </w:r>
-      <w:proofErr w:type="gramEnd"/>
-      <w:r>
-        <w:rPr>
-          <w:rFonts w:hint="eastAsia"/>
-          <w:lang w:val="ru-RU"/>
-        </w:rPr>
-        <w:t>设计</w:t>
+        <w:t>类设计</w:t>
       </w:r>
       <w:bookmarkEnd w:id="37"/>
       <w:bookmarkEnd w:id="50"/>
@@ -30416,18 +29837,8 @@
           <w:color w:val="FF0000"/>
           <w:lang w:val="ru-RU"/>
         </w:rPr>
-        <w:t>类图生成时尽量选小四号字体，下图字体太小</w:t>
-      </w:r>
-      <w:proofErr w:type="gramStart"/>
-      <w:r>
-        <w:rPr>
-          <w:rFonts w:hint="eastAsia"/>
-          <w:color w:val="FF0000"/>
-          <w:lang w:val="ru-RU"/>
-        </w:rPr>
-        <w:t>！！！！</w:t>
-      </w:r>
-      <w:proofErr w:type="gramEnd"/>
+        <w:t>类图生成时尽量选小四号字体，下图字体太小！！！！</w:t>
+      </w:r>
       <w:r>
         <w:rPr>
           <w:rFonts w:hint="eastAsia"/>
@@ -30446,7 +29857,7 @@
         </w:rPr>
       </w:pPr>
       <w:bookmarkStart w:id="51" w:name="_Toc89713266"/>
-      <w:bookmarkStart w:id="52" w:name="_Toc239839347"/>
+      <w:bookmarkStart w:id="52" w:name="_Toc240551667"/>
       <w:r>
         <w:rPr>
           <w:rFonts w:hint="eastAsia"/>
@@ -30454,24 +29865,13 @@
         <w:t>3</w:t>
       </w:r>
       <w:r>
-        <w:t>.3.</w:t>
-      </w:r>
-      <w:proofErr w:type="gramStart"/>
-      <w:r>
-        <w:t xml:space="preserve">1 </w:t>
+        <w:t xml:space="preserve">.3.1 </w:t>
       </w:r>
       <w:r>
         <w:rPr>
           <w:rFonts w:hint="eastAsia"/>
         </w:rPr>
-        <w:t>机关</w:t>
-      </w:r>
-      <w:proofErr w:type="gramEnd"/>
-      <w:r>
-        <w:rPr>
-          <w:rFonts w:hint="eastAsia"/>
-        </w:rPr>
-        <w:t>单位信息管理业务类图</w:t>
+        <w:t>机关单位信息管理业务类图</w:t>
       </w:r>
       <w:bookmarkEnd w:id="51"/>
       <w:bookmarkEnd w:id="52"/>
@@ -30541,7 +29941,6 @@
         </w:rPr>
         <w:t>图</w:t>
       </w:r>
-      <w:proofErr w:type="gramStart"/>
       <w:r>
         <w:t xml:space="preserve">3.4 </w:t>
       </w:r>
@@ -30549,14 +29948,7 @@
         <w:rPr>
           <w:rFonts w:hint="eastAsia"/>
         </w:rPr>
-        <w:t>机关</w:t>
-      </w:r>
-      <w:proofErr w:type="gramEnd"/>
-      <w:r>
-        <w:rPr>
-          <w:rFonts w:hint="eastAsia"/>
-        </w:rPr>
-        <w:t>单位信息管理业务类图</w:t>
+        <w:t>机关单位信息管理业务类图</w:t>
       </w:r>
     </w:p>
     <w:p>
@@ -30569,7 +29961,7 @@
         </w:rPr>
       </w:pPr>
       <w:bookmarkStart w:id="53" w:name="_Toc18714"/>
-      <w:bookmarkStart w:id="54" w:name="_Toc239839348"/>
+      <w:bookmarkStart w:id="54" w:name="_Toc240551668"/>
       <w:bookmarkStart w:id="55" w:name="_Toc89713267"/>
       <w:r>
         <w:rPr>
@@ -30696,7 +30088,7 @@
       </w:pPr>
       <w:bookmarkStart w:id="56" w:name="_Toc2217"/>
       <w:bookmarkStart w:id="57" w:name="_Toc89713268"/>
-      <w:bookmarkStart w:id="58" w:name="_Toc239839349"/>
+      <w:bookmarkStart w:id="58" w:name="_Toc240551669"/>
       <w:bookmarkEnd w:id="56"/>
       <w:r>
         <w:rPr>
@@ -30705,24 +30097,13 @@
         <w:t>3</w:t>
       </w:r>
       <w:r>
-        <w:t>.3.</w:t>
-      </w:r>
-      <w:proofErr w:type="gramStart"/>
-      <w:r>
-        <w:t xml:space="preserve">3 </w:t>
+        <w:t xml:space="preserve">.3.3 </w:t>
       </w:r>
       <w:r>
         <w:rPr>
           <w:rFonts w:hint="eastAsia"/>
         </w:rPr>
-        <w:t>全</w:t>
-      </w:r>
-      <w:proofErr w:type="gramEnd"/>
-      <w:r>
-        <w:rPr>
-          <w:rFonts w:hint="eastAsia"/>
-        </w:rPr>
-        <w:t>系统后端代码包图</w:t>
+        <w:t>全系统后端代码包图</w:t>
       </w:r>
       <w:bookmarkEnd w:id="57"/>
       <w:bookmarkEnd w:id="58"/>
@@ -30738,7 +30119,6 @@
         </w:rPr>
         <w:t>图</w:t>
       </w:r>
-      <w:proofErr w:type="gramStart"/>
       <w:r>
         <w:t xml:space="preserve">3.5 </w:t>
       </w:r>
@@ -30746,14 +30126,7 @@
         <w:rPr>
           <w:rFonts w:hint="eastAsia"/>
         </w:rPr>
-        <w:t>全</w:t>
-      </w:r>
-      <w:proofErr w:type="gramEnd"/>
-      <w:r>
-        <w:rPr>
-          <w:rFonts w:hint="eastAsia"/>
-        </w:rPr>
-        <w:t>系统后端代码包图</w:t>
+        <w:t>全系统后端代码包图</w:t>
       </w:r>
     </w:p>
     <w:p>
@@ -30773,8 +30146,7 @@
         </w:rPr>
       </w:pPr>
       <w:bookmarkStart w:id="59" w:name="_Toc89713269"/>
-      <w:bookmarkStart w:id="60" w:name="_Toc239839350"/>
-      <w:proofErr w:type="gramStart"/>
+      <w:bookmarkStart w:id="60" w:name="_Toc240551670"/>
       <w:r>
         <w:rPr>
           <w:rFonts w:hint="eastAsia"/>
@@ -30793,15 +30165,7 @@
           <w:rFonts w:hint="eastAsia"/>
           <w:lang w:val="ru-RU"/>
         </w:rPr>
-        <w:t>顺序</w:t>
-      </w:r>
-      <w:proofErr w:type="gramEnd"/>
-      <w:r>
-        <w:rPr>
-          <w:rFonts w:hint="eastAsia"/>
-          <w:lang w:val="ru-RU"/>
-        </w:rPr>
-        <w:t>图设计</w:t>
+        <w:t>顺序图设计</w:t>
       </w:r>
       <w:bookmarkEnd w:id="59"/>
       <w:bookmarkEnd w:id="60"/>
@@ -30850,7 +30214,7 @@
         <w:spacing w:before="120" w:after="120"/>
         <w:ind w:firstLine="482"/>
       </w:pPr>
-      <w:bookmarkStart w:id="61" w:name="_Toc239839351"/>
+      <w:bookmarkStart w:id="61" w:name="_Toc240551671"/>
       <w:bookmarkStart w:id="62" w:name="_Toc89713270"/>
       <w:r>
         <w:rPr>
@@ -30859,24 +30223,13 @@
         <w:t>3</w:t>
       </w:r>
       <w:r>
-        <w:t>.4.</w:t>
-      </w:r>
-      <w:proofErr w:type="gramStart"/>
-      <w:r>
-        <w:t xml:space="preserve">1 </w:t>
+        <w:t xml:space="preserve">.4.1 </w:t>
       </w:r>
       <w:r>
         <w:rPr>
           <w:rFonts w:hint="eastAsia"/>
         </w:rPr>
-        <w:t>机关</w:t>
-      </w:r>
-      <w:proofErr w:type="gramEnd"/>
-      <w:r>
-        <w:rPr>
-          <w:rFonts w:hint="eastAsia"/>
-        </w:rPr>
-        <w:t>单位信息管理顺序图</w:t>
+        <w:t>机关单位信息管理顺序图</w:t>
       </w:r>
       <w:bookmarkEnd w:id="61"/>
     </w:p>
@@ -31008,7 +30361,6 @@
         <w:pStyle w:val="af9"/>
         <w:ind w:firstLine="361"/>
       </w:pPr>
-      <w:proofErr w:type="gramStart"/>
       <w:r>
         <w:t>图</w:t>
       </w:r>
@@ -31020,15 +30372,7 @@
           <w:rFonts w:hint="eastAsia"/>
           <w:lang w:val="en-US"/>
         </w:rPr>
-        <w:t>新</w:t>
-      </w:r>
-      <w:proofErr w:type="gramEnd"/>
-      <w:r>
-        <w:rPr>
-          <w:rFonts w:hint="eastAsia"/>
-          <w:lang w:val="en-US"/>
-        </w:rPr>
-        <w:t>增机关详情</w:t>
+        <w:t>新增机关详情</w:t>
       </w:r>
       <w:r>
         <w:t>顺序图</w:t>
@@ -31096,7 +30440,6 @@
       <w:r>
         <w:t>图</w:t>
       </w:r>
-      <w:proofErr w:type="gramStart"/>
       <w:r>
         <w:t xml:space="preserve">3.7 </w:t>
       </w:r>
@@ -31104,14 +30447,7 @@
         <w:rPr>
           <w:rFonts w:hint="eastAsia"/>
         </w:rPr>
-        <w:t>更新</w:t>
-      </w:r>
-      <w:proofErr w:type="gramEnd"/>
-      <w:r>
-        <w:rPr>
-          <w:rFonts w:hint="eastAsia"/>
-        </w:rPr>
-        <w:t>机关详情</w:t>
+        <w:t>更新机关详情</w:t>
       </w:r>
       <w:r>
         <w:t>顺序图</w:t>
@@ -31182,7 +30518,6 @@
           </wp:anchor>
         </w:drawing>
       </w:r>
-      <w:proofErr w:type="gramStart"/>
       <w:r>
         <w:t>图</w:t>
       </w:r>
@@ -31193,14 +30528,7 @@
         <w:rPr>
           <w:rFonts w:hint="eastAsia"/>
         </w:rPr>
-        <w:t>快速</w:t>
-      </w:r>
-      <w:proofErr w:type="gramEnd"/>
-      <w:r>
-        <w:rPr>
-          <w:rFonts w:hint="eastAsia"/>
-        </w:rPr>
-        <w:t>查询机关单位信息</w:t>
+        <w:t>快速查询机关单位信息</w:t>
       </w:r>
       <w:r>
         <w:t>顺序图</w:t>
@@ -31212,7 +30540,7 @@
         <w:spacing w:before="120" w:after="120"/>
         <w:ind w:firstLine="482"/>
       </w:pPr>
-      <w:bookmarkStart w:id="63" w:name="_Toc239839352"/>
+      <w:bookmarkStart w:id="63" w:name="_Toc240551672"/>
       <w:bookmarkStart w:id="64" w:name="_Toc89713271"/>
       <w:r>
         <w:rPr>
@@ -31221,24 +30549,13 @@
         <w:t>3</w:t>
       </w:r>
       <w:r>
-        <w:t>.4.</w:t>
-      </w:r>
-      <w:proofErr w:type="gramStart"/>
-      <w:r>
-        <w:t xml:space="preserve">2 </w:t>
+        <w:t xml:space="preserve">.4.2 </w:t>
       </w:r>
       <w:r>
         <w:rPr>
           <w:rFonts w:hint="eastAsia"/>
         </w:rPr>
-        <w:t>机关</w:t>
-      </w:r>
-      <w:proofErr w:type="gramEnd"/>
-      <w:r>
-        <w:rPr>
-          <w:rFonts w:hint="eastAsia"/>
-        </w:rPr>
-        <w:t>人员分布管理顺序图</w:t>
+        <w:t>机关人员分布管理顺序图</w:t>
       </w:r>
       <w:bookmarkEnd w:id="63"/>
     </w:p>
@@ -31296,7 +30613,7 @@
       </w:pPr>
       <w:bookmarkStart w:id="65" w:name="_Toc89713272"/>
       <w:bookmarkStart w:id="66" w:name="_Toc32413"/>
-      <w:bookmarkStart w:id="67" w:name="_Toc239839353"/>
+      <w:bookmarkStart w:id="67" w:name="_Toc240551673"/>
       <w:r>
         <w:rPr>
           <w:lang w:val="ru-RU"/>
@@ -31343,7 +30660,7 @@
           <w:lang w:val="ru-RU"/>
         </w:rPr>
       </w:pPr>
-      <w:bookmarkStart w:id="68" w:name="_Toc239839354"/>
+      <w:bookmarkStart w:id="68" w:name="_Toc240551674"/>
       <w:r>
         <w:rPr>
           <w:lang w:val="ru-RU"/>
@@ -31381,7 +30698,7 @@
         <w:pStyle w:val="2"/>
         <w:spacing w:before="240" w:after="120"/>
       </w:pPr>
-      <w:bookmarkStart w:id="69" w:name="_Toc239839355"/>
+      <w:bookmarkStart w:id="69" w:name="_Toc240551675"/>
       <w:r>
         <w:rPr>
           <w:rFonts w:hint="eastAsia"/>
@@ -31484,7 +30801,7 @@
           <w:lang w:eastAsia="zh-Hans"/>
         </w:rPr>
       </w:pPr>
-      <w:bookmarkStart w:id="70" w:name="_Toc239839356"/>
+      <w:bookmarkStart w:id="70" w:name="_Toc240551676"/>
       <w:r>
         <w:rPr>
           <w:rFonts w:hint="eastAsia"/>
@@ -31523,7 +30840,6 @@
         </w:rPr>
         <w:t>表</w:t>
       </w:r>
-      <w:proofErr w:type="gramStart"/>
       <w:r>
         <w:t>3.2</w:t>
       </w:r>
@@ -31538,15 +30854,7 @@
           <w:rFonts w:hint="eastAsia"/>
           <w:lang w:val="en-US" w:eastAsia="zh-Hans"/>
         </w:rPr>
-        <w:t>用户</w:t>
-      </w:r>
-      <w:proofErr w:type="gramEnd"/>
-      <w:r>
-        <w:rPr>
-          <w:rFonts w:hint="eastAsia"/>
-          <w:lang w:val="en-US" w:eastAsia="zh-Hans"/>
-        </w:rPr>
-        <w:t>登录接口描述</w:t>
+        <w:t>用户登录接口描述</w:t>
       </w:r>
       <w:r>
         <w:rPr>
@@ -32346,36 +31654,8 @@
                 <w:sz w:val="21"/>
                 <w:szCs w:val="21"/>
               </w:rPr>
-              <w:t>(1:登录</w:t>
-            </w:r>
-            <w:proofErr w:type="gramStart"/>
-            <w:r>
-              <w:rPr>
-                <w:rFonts w:ascii="宋体" w:hAnsi="宋体" w:cs="宋体" w:hint="eastAsia"/>
-                <w:sz w:val="21"/>
-                <w:szCs w:val="21"/>
-              </w:rPr>
-              <w:t>成功,</w:t>
-            </w:r>
-            <w:proofErr w:type="gramEnd"/>
-            <w:r>
-              <w:rPr>
-                <w:rFonts w:ascii="宋体" w:hAnsi="宋体" w:cs="宋体" w:hint="eastAsia"/>
-                <w:sz w:val="21"/>
-                <w:szCs w:val="21"/>
-              </w:rPr>
-              <w:t>0:登录</w:t>
-            </w:r>
-            <w:proofErr w:type="gramStart"/>
-            <w:r>
-              <w:rPr>
-                <w:rFonts w:ascii="宋体" w:hAnsi="宋体" w:cs="宋体" w:hint="eastAsia"/>
-                <w:sz w:val="21"/>
-                <w:szCs w:val="21"/>
-              </w:rPr>
-              <w:t>失败)</w:t>
-            </w:r>
-            <w:proofErr w:type="gramEnd"/>
+              <w:t>(1:登录成功,0:登录失败)</w:t>
+            </w:r>
           </w:p>
         </w:tc>
       </w:tr>
@@ -32458,7 +31738,6 @@
         </w:rPr>
         <w:t>表</w:t>
       </w:r>
-      <w:proofErr w:type="gramStart"/>
       <w:r>
         <w:t>3.3</w:t>
       </w:r>
@@ -32473,15 +31752,7 @@
           <w:rFonts w:hint="eastAsia"/>
           <w:lang w:val="en-US" w:eastAsia="zh-Hans"/>
         </w:rPr>
-        <w:t>用户</w:t>
-      </w:r>
-      <w:proofErr w:type="gramEnd"/>
-      <w:r>
-        <w:rPr>
-          <w:rFonts w:hint="eastAsia"/>
-          <w:lang w:val="en-US" w:eastAsia="zh-Hans"/>
-        </w:rPr>
-        <w:t>注册接口描述</w:t>
+        <w:t>用户注册接口描述</w:t>
       </w:r>
       <w:r>
         <w:rPr>
@@ -33380,36 +32651,8 @@
                 <w:sz w:val="21"/>
                 <w:szCs w:val="21"/>
               </w:rPr>
-              <w:t>(1:登录</w:t>
-            </w:r>
-            <w:proofErr w:type="gramStart"/>
-            <w:r>
-              <w:rPr>
-                <w:rFonts w:ascii="宋体" w:hAnsi="宋体" w:cs="宋体" w:hint="eastAsia"/>
-                <w:sz w:val="21"/>
-                <w:szCs w:val="21"/>
-              </w:rPr>
-              <w:t>成功,</w:t>
-            </w:r>
-            <w:proofErr w:type="gramEnd"/>
-            <w:r>
-              <w:rPr>
-                <w:rFonts w:ascii="宋体" w:hAnsi="宋体" w:cs="宋体" w:hint="eastAsia"/>
-                <w:sz w:val="21"/>
-                <w:szCs w:val="21"/>
-              </w:rPr>
-              <w:t>0:登录</w:t>
-            </w:r>
-            <w:proofErr w:type="gramStart"/>
-            <w:r>
-              <w:rPr>
-                <w:rFonts w:ascii="宋体" w:hAnsi="宋体" w:cs="宋体" w:hint="eastAsia"/>
-                <w:sz w:val="21"/>
-                <w:szCs w:val="21"/>
-              </w:rPr>
-              <w:t>失败)</w:t>
-            </w:r>
-            <w:proofErr w:type="gramEnd"/>
+              <w:t>(1:登录成功,0:登录失败)</w:t>
+            </w:r>
           </w:p>
         </w:tc>
       </w:tr>
@@ -33523,7 +32766,7 @@
           <w:lang w:val="en-US" w:eastAsia="zh-Hans"/>
         </w:rPr>
       </w:pPr>
-      <w:bookmarkStart w:id="72" w:name="_Toc239839357"/>
+      <w:bookmarkStart w:id="72" w:name="_Toc240551677"/>
       <w:r>
         <w:rPr>
           <w:rFonts w:hint="eastAsia"/>
@@ -33562,7 +32805,7 @@
         <w:pStyle w:val="afe"/>
         <w:ind w:firstLine="480"/>
       </w:pPr>
-      <w:bookmarkStart w:id="73" w:name="_Toc239839358"/>
+      <w:bookmarkStart w:id="73" w:name="_Toc240551678"/>
       <w:r>
         <w:rPr>
           <w:rFonts w:hint="eastAsia"/>
@@ -33602,8 +32845,7 @@
         <w:spacing w:before="240" w:after="120"/>
       </w:pPr>
       <w:bookmarkStart w:id="74" w:name="_Toc89713286"/>
-      <w:bookmarkStart w:id="75" w:name="_Toc239839359"/>
-      <w:proofErr w:type="gramStart"/>
+      <w:bookmarkStart w:id="75" w:name="_Toc240551679"/>
       <w:r>
         <w:rPr>
           <w:rFonts w:hint="eastAsia"/>
@@ -33617,14 +32859,7 @@
         <w:rPr>
           <w:rFonts w:hint="eastAsia"/>
         </w:rPr>
-        <w:t>项目</w:t>
-      </w:r>
-      <w:proofErr w:type="gramEnd"/>
-      <w:r>
-        <w:rPr>
-          <w:rFonts w:hint="eastAsia"/>
-        </w:rPr>
-        <w:t>测试</w:t>
+        <w:t>项目测试</w:t>
       </w:r>
       <w:bookmarkEnd w:id="74"/>
       <w:bookmarkEnd w:id="75"/>
@@ -33648,7 +32883,7 @@
         <w:ind w:firstLine="480"/>
       </w:pPr>
       <w:bookmarkStart w:id="76" w:name="_Toc89779589"/>
-      <w:bookmarkStart w:id="77" w:name="_Toc239839360"/>
+      <w:bookmarkStart w:id="77" w:name="_Toc240551680"/>
       <w:r>
         <w:rPr>
           <w:rFonts w:hint="eastAsia"/>
@@ -33662,27 +32897,13 @@
         <w:rPr>
           <w:rFonts w:hint="eastAsia"/>
         </w:rPr>
-        <w:t>.</w:t>
-      </w:r>
-      <w:proofErr w:type="gramStart"/>
+        <w:t xml:space="preserve">.1 </w:t>
+      </w:r>
       <w:r>
         <w:rPr>
           <w:rFonts w:hint="eastAsia"/>
         </w:rPr>
-        <w:t xml:space="preserve">1 </w:t>
-      </w:r>
-      <w:r>
-        <w:rPr>
-          <w:rFonts w:hint="eastAsia"/>
-        </w:rPr>
-        <w:t>单元</w:t>
-      </w:r>
-      <w:proofErr w:type="gramEnd"/>
-      <w:r>
-        <w:rPr>
-          <w:rFonts w:hint="eastAsia"/>
-        </w:rPr>
-        <w:t>测试计划</w:t>
+        <w:t>单元测试计划</w:t>
       </w:r>
       <w:bookmarkEnd w:id="76"/>
       <w:bookmarkEnd w:id="77"/>
@@ -33719,7 +32940,6 @@
         </w:rPr>
         <w:t>表</w:t>
       </w:r>
-      <w:proofErr w:type="gramStart"/>
       <w:r>
         <w:t>3.4</w:t>
       </w:r>
@@ -33733,14 +32953,7 @@
         <w:rPr>
           <w:rFonts w:hint="eastAsia"/>
         </w:rPr>
-        <w:t>单元</w:t>
-      </w:r>
-      <w:proofErr w:type="gramEnd"/>
-      <w:r>
-        <w:rPr>
-          <w:rFonts w:hint="eastAsia"/>
-        </w:rPr>
-        <w:t>测试计划表</w:t>
+        <w:t>单元测试计划表</w:t>
       </w:r>
     </w:p>
     <w:tbl>
@@ -34035,21 +33248,7 @@
               <w:rPr>
                 <w:rFonts w:hint="eastAsia"/>
               </w:rPr>
-              <w:t>单元测试</w:t>
-            </w:r>
-            <w:proofErr w:type="gramStart"/>
-            <w:r>
-              <w:rPr>
-                <w:rFonts w:hint="eastAsia"/>
-              </w:rPr>
-              <w:t xml:space="preserve">任务 / </w:t>
-            </w:r>
-            <w:proofErr w:type="gramEnd"/>
-            <w:r>
-              <w:rPr>
-                <w:rFonts w:hint="eastAsia"/>
-              </w:rPr>
-              <w:t>优先级</w:t>
+              <w:t>单元测试任务 / 优先级</w:t>
             </w:r>
           </w:p>
         </w:tc>
@@ -35206,7 +34405,6 @@
       </w:pPr>
       <w:bookmarkStart w:id="78" w:name="_Toc154233360"/>
       <w:bookmarkStart w:id="79" w:name="_Toc89779590"/>
-      <w:proofErr w:type="gramStart"/>
       <w:r>
         <w:rPr>
           <w:b/>
@@ -35222,9 +34420,8 @@
           <w:bCs/>
           <w:color w:val="FF0000"/>
         </w:rPr>
-        <w:t>单元</w:t>
-      </w:r>
-      <w:proofErr w:type="gramEnd"/>
+        <w:t>单元测试：</w:t>
+      </w:r>
       <w:r>
         <w:rPr>
           <w:rFonts w:hint="eastAsia"/>
@@ -35232,7 +34429,7 @@
           <w:bCs/>
           <w:color w:val="FF0000"/>
         </w:rPr>
-        <w:t>测试：</w:t>
+        <w:t>1.</w:t>
       </w:r>
       <w:r>
         <w:rPr>
@@ -35241,7 +34438,15 @@
           <w:bCs/>
           <w:color w:val="FF0000"/>
         </w:rPr>
-        <w:t>1.</w:t>
+        <w:t>原则上按照一个功能模块一张单元测试表</w:t>
+      </w:r>
+      <w:r>
+        <w:rPr>
+          <w:b/>
+          <w:bCs/>
+          <w:color w:val="FF0000"/>
+        </w:rPr>
+        <w:t>2</w:t>
       </w:r>
       <w:r>
         <w:rPr>
@@ -35250,15 +34455,7 @@
           <w:bCs/>
           <w:color w:val="FF0000"/>
         </w:rPr>
-        <w:t>原则上按照一个功能模块一张单元测试表</w:t>
-      </w:r>
-      <w:r>
-        <w:rPr>
-          <w:b/>
-          <w:bCs/>
-          <w:color w:val="FF0000"/>
-        </w:rPr>
-        <w:t>2</w:t>
+        <w:t>.</w:t>
       </w:r>
       <w:r>
         <w:rPr>
@@ -35267,7 +34464,7 @@
           <w:bCs/>
           <w:color w:val="FF0000"/>
         </w:rPr>
-        <w:t>.</w:t>
+        <w:t>注意测试的时间与任务书上的测试时间范围一致</w:t>
       </w:r>
       <w:r>
         <w:rPr>
@@ -35276,29 +34473,9 @@
           <w:bCs/>
           <w:color w:val="FF0000"/>
         </w:rPr>
-        <w:t>注意测试的时间与任务书上的测试时间范围</w:t>
-      </w:r>
-      <w:proofErr w:type="gramStart"/>
-      <w:r>
-        <w:rPr>
-          <w:rFonts w:hint="eastAsia"/>
-          <w:b/>
-          <w:bCs/>
-          <w:color w:val="FF0000"/>
-        </w:rPr>
-        <w:t>一致</w:t>
-      </w:r>
-      <w:r>
-        <w:rPr>
-          <w:rFonts w:hint="eastAsia"/>
-          <w:b/>
-          <w:bCs/>
-          <w:color w:val="FF0000"/>
-        </w:rPr>
         <w:t>)</w:t>
       </w:r>
       <w:bookmarkEnd w:id="78"/>
-      <w:proofErr w:type="gramEnd"/>
     </w:p>
     <w:p>
       <w:pPr>
@@ -35308,7 +34485,7 @@
           <w:lang w:val="en-US" w:eastAsia="zh-Hans"/>
         </w:rPr>
       </w:pPr>
-      <w:bookmarkStart w:id="80" w:name="_Toc239839361"/>
+      <w:bookmarkStart w:id="80" w:name="_Toc240551681"/>
       <w:r>
         <w:t xml:space="preserve">3.6.2 </w:t>
       </w:r>
@@ -35375,7 +34552,6 @@
         </w:rPr>
         <w:t>表</w:t>
       </w:r>
-      <w:proofErr w:type="gramStart"/>
       <w:r>
         <w:t>3.5</w:t>
       </w:r>
@@ -35390,15 +34566,7 @@
           <w:rFonts w:hint="eastAsia"/>
           <w:lang w:val="en-US" w:eastAsia="zh-Hans"/>
         </w:rPr>
-        <w:t>用户</w:t>
-      </w:r>
-      <w:proofErr w:type="gramEnd"/>
-      <w:r>
-        <w:rPr>
-          <w:rFonts w:hint="eastAsia"/>
-          <w:lang w:val="en-US" w:eastAsia="zh-Hans"/>
-        </w:rPr>
-        <w:t>登录接口</w:t>
+        <w:t>用户登录接口</w:t>
       </w:r>
       <w:r>
         <w:rPr>
@@ -36090,7 +35258,7 @@
         <w:pStyle w:val="afe"/>
         <w:ind w:firstLine="480"/>
       </w:pPr>
-      <w:bookmarkStart w:id="81" w:name="_Toc239839362"/>
+      <w:bookmarkStart w:id="81" w:name="_Toc240551682"/>
       <w:r>
         <w:rPr>
           <w:rFonts w:hint="eastAsia"/>
@@ -36107,7 +35275,6 @@
         </w:rPr>
         <w:t>.</w:t>
       </w:r>
-      <w:proofErr w:type="gramStart"/>
       <w:r>
         <w:t>3</w:t>
       </w:r>
@@ -36121,14 +35288,7 @@
         <w:rPr>
           <w:rFonts w:hint="eastAsia"/>
         </w:rPr>
-        <w:t>集成</w:t>
-      </w:r>
-      <w:proofErr w:type="gramEnd"/>
-      <w:r>
-        <w:rPr>
-          <w:rFonts w:hint="eastAsia"/>
-        </w:rPr>
-        <w:t>测试计划</w:t>
+        <w:t>集成测试计划</w:t>
       </w:r>
       <w:bookmarkEnd w:id="79"/>
       <w:bookmarkEnd w:id="81"/>
@@ -36144,7 +35304,6 @@
         </w:rPr>
         <w:t>表</w:t>
       </w:r>
-      <w:proofErr w:type="gramStart"/>
       <w:r>
         <w:t>3.6</w:t>
       </w:r>
@@ -36158,14 +35317,7 @@
         <w:rPr>
           <w:rFonts w:hint="eastAsia"/>
         </w:rPr>
-        <w:t>集成</w:t>
-      </w:r>
-      <w:proofErr w:type="gramEnd"/>
-      <w:r>
-        <w:rPr>
-          <w:rFonts w:hint="eastAsia"/>
-        </w:rPr>
-        <w:t>测试计划表</w:t>
+        <w:t>集成测试计划表</w:t>
       </w:r>
     </w:p>
     <w:tbl>
@@ -36480,21 +35632,7 @@
               <w:rPr>
                 <w:rFonts w:hint="eastAsia"/>
               </w:rPr>
-              <w:t>集成测试</w:t>
-            </w:r>
-            <w:proofErr w:type="gramStart"/>
-            <w:r>
-              <w:rPr>
-                <w:rFonts w:hint="eastAsia"/>
-              </w:rPr>
-              <w:t xml:space="preserve">任务 / </w:t>
-            </w:r>
-            <w:proofErr w:type="gramEnd"/>
-            <w:r>
-              <w:rPr>
-                <w:rFonts w:hint="eastAsia"/>
-              </w:rPr>
-              <w:t>优先级</w:t>
+              <w:t>集成测试任务 / 优先级</w:t>
             </w:r>
           </w:p>
         </w:tc>
@@ -37294,7 +36432,7 @@
           <w:lang w:val="ru-RU"/>
         </w:rPr>
       </w:pPr>
-      <w:bookmarkStart w:id="82" w:name="_Toc239839363"/>
+      <w:bookmarkStart w:id="82" w:name="_Toc240551683"/>
       <w:bookmarkStart w:id="83" w:name="_Toc89713287"/>
       <w:r>
         <w:rPr>
@@ -37309,7 +36447,6 @@
         </w:rPr>
         <w:t>.6.</w:t>
       </w:r>
-      <w:proofErr w:type="gramStart"/>
       <w:r>
         <w:t>4</w:t>
       </w:r>
@@ -37324,15 +36461,7 @@
           <w:rFonts w:hint="eastAsia"/>
           <w:lang w:val="ru-RU"/>
         </w:rPr>
-        <w:t>单元</w:t>
-      </w:r>
-      <w:proofErr w:type="gramEnd"/>
-      <w:r>
-        <w:rPr>
-          <w:rFonts w:hint="eastAsia"/>
-          <w:lang w:val="ru-RU"/>
-        </w:rPr>
-        <w:t>测试报告</w:t>
+        <w:t>单元测试报告</w:t>
       </w:r>
       <w:bookmarkEnd w:id="82"/>
     </w:p>
@@ -37370,7 +36499,6 @@
         </w:rPr>
         <w:t>表</w:t>
       </w:r>
-      <w:proofErr w:type="gramStart"/>
       <w:r>
         <w:t xml:space="preserve">3.7 </w:t>
       </w:r>
@@ -37378,14 +36506,7 @@
         <w:rPr>
           <w:rFonts w:hint="eastAsia"/>
         </w:rPr>
-        <w:t>机关</w:t>
-      </w:r>
-      <w:proofErr w:type="gramEnd"/>
-      <w:r>
-        <w:rPr>
-          <w:rFonts w:hint="eastAsia"/>
-        </w:rPr>
-        <w:t>单位信息管理单元测试报告</w:t>
+        <w:t>机关单位信息管理单元测试报告</w:t>
       </w:r>
       <w:r>
         <w:rPr>
@@ -37875,12 +36996,10 @@
                 <w:rFonts w:hint="eastAsia"/>
               </w:rPr>
             </w:pPr>
-            <w:proofErr w:type="gramStart"/>
             <w:r>
               <w:t>insert(</w:t>
             </w:r>
             <w:proofErr w:type="spellStart"/>
-            <w:proofErr w:type="gramEnd"/>
             <w:r>
               <w:t>GovernmentInfoFormDTO</w:t>
             </w:r>
@@ -38188,12 +37307,10 @@
                 <w:lang w:bidi="ar"/>
               </w:rPr>
             </w:pPr>
-            <w:proofErr w:type="gramStart"/>
             <w:r>
               <w:t>insert(</w:t>
             </w:r>
             <w:proofErr w:type="spellStart"/>
-            <w:proofErr w:type="gramEnd"/>
             <w:r>
               <w:t>GovernmentInfoFormDTO</w:t>
             </w:r>
@@ -38353,12 +37470,10 @@
                 <w:lang w:bidi="ar"/>
               </w:rPr>
             </w:pPr>
-            <w:proofErr w:type="gramStart"/>
             <w:r>
               <w:t>insert(</w:t>
             </w:r>
             <w:proofErr w:type="spellStart"/>
-            <w:proofErr w:type="gramEnd"/>
             <w:r>
               <w:t>GovernmentInfoFormDTO</w:t>
             </w:r>
@@ -38529,12 +37644,10 @@
                 <w:lang w:bidi="ar"/>
               </w:rPr>
             </w:pPr>
-            <w:proofErr w:type="gramStart"/>
             <w:r>
               <w:t>insert(</w:t>
             </w:r>
             <w:proofErr w:type="spellStart"/>
-            <w:proofErr w:type="gramEnd"/>
             <w:r>
               <w:t>GovernmentInfoFormDTO</w:t>
             </w:r>
@@ -38714,12 +37827,10 @@
                 <w:lang w:bidi="ar"/>
               </w:rPr>
             </w:pPr>
-            <w:proofErr w:type="gramStart"/>
             <w:r>
               <w:t>insert(</w:t>
             </w:r>
             <w:proofErr w:type="spellStart"/>
-            <w:proofErr w:type="gramEnd"/>
             <w:r>
               <w:t>GovernmentInfoFormDTO</w:t>
             </w:r>
@@ -38900,17 +38011,12 @@
               </w:rPr>
             </w:pPr>
             <w:proofErr w:type="spellStart"/>
-            <w:proofErr w:type="gramStart"/>
             <w:r>
               <w:t>getById</w:t>
             </w:r>
             <w:proofErr w:type="spellEnd"/>
             <w:r>
-              <w:t>(</w:t>
-            </w:r>
-            <w:proofErr w:type="gramEnd"/>
-            <w:r>
-              <w:t>String id)</w:t>
+              <w:t>(String id)</w:t>
             </w:r>
           </w:p>
         </w:tc>
@@ -38987,19 +38093,25 @@
                 <w:szCs w:val="18"/>
                 <w:lang w:bidi="ar"/>
               </w:rPr>
-              <w:t>查询</w:t>
-            </w:r>
-            <w:proofErr w:type="gramStart"/>
-            <w:r>
+              <w:t>查询成功,成功返回</w:t>
+            </w:r>
+          </w:p>
+        </w:tc>
+        <w:tc>
+          <w:tcPr>
+            <w:tcW w:w="1134" w:type="dxa"/>
+            <w:vAlign w:val="center"/>
+          </w:tcPr>
+          <w:p>
+            <w:pPr>
+              <w:pStyle w:val="afb"/>
               <w:rPr>
                 <w:rFonts w:hint="eastAsia"/>
                 <w:color w:val="000000"/>
                 <w:szCs w:val="18"/>
                 <w:lang w:bidi="ar"/>
               </w:rPr>
-              <w:t>成功,</w:t>
-            </w:r>
-            <w:proofErr w:type="gramEnd"/>
+            </w:pPr>
             <w:r>
               <w:rPr>
                 <w:rFonts w:hint="eastAsia"/>
@@ -39007,53 +38119,7 @@
                 <w:szCs w:val="18"/>
                 <w:lang w:bidi="ar"/>
               </w:rPr>
-              <w:t>成功返回</w:t>
-            </w:r>
-          </w:p>
-        </w:tc>
-        <w:tc>
-          <w:tcPr>
-            <w:tcW w:w="1134" w:type="dxa"/>
-            <w:vAlign w:val="center"/>
-          </w:tcPr>
-          <w:p>
-            <w:pPr>
-              <w:pStyle w:val="afb"/>
-              <w:rPr>
-                <w:rFonts w:hint="eastAsia"/>
-                <w:color w:val="000000"/>
-                <w:szCs w:val="18"/>
-                <w:lang w:bidi="ar"/>
-              </w:rPr>
-            </w:pPr>
-            <w:r>
-              <w:rPr>
-                <w:rFonts w:hint="eastAsia"/>
-                <w:color w:val="000000"/>
-                <w:szCs w:val="18"/>
-                <w:lang w:bidi="ar"/>
-              </w:rPr>
-              <w:t>查询</w:t>
-            </w:r>
-            <w:proofErr w:type="gramStart"/>
-            <w:r>
-              <w:rPr>
-                <w:rFonts w:hint="eastAsia"/>
-                <w:color w:val="000000"/>
-                <w:szCs w:val="18"/>
-                <w:lang w:bidi="ar"/>
-              </w:rPr>
-              <w:t>成功,</w:t>
-            </w:r>
-            <w:proofErr w:type="gramEnd"/>
-            <w:r>
-              <w:rPr>
-                <w:rFonts w:hint="eastAsia"/>
-                <w:color w:val="000000"/>
-                <w:szCs w:val="18"/>
-                <w:lang w:bidi="ar"/>
-              </w:rPr>
-              <w:t>成功返回</w:t>
+              <w:t>查询成功,成功返回</w:t>
             </w:r>
           </w:p>
         </w:tc>
@@ -39097,17 +38163,12 @@
               </w:rPr>
             </w:pPr>
             <w:proofErr w:type="spellStart"/>
-            <w:proofErr w:type="gramStart"/>
             <w:r>
               <w:t>getById</w:t>
             </w:r>
             <w:proofErr w:type="spellEnd"/>
             <w:r>
-              <w:t>(</w:t>
-            </w:r>
-            <w:proofErr w:type="gramEnd"/>
-            <w:r>
-              <w:t>String id)</w:t>
+              <w:t>(String id)</w:t>
             </w:r>
           </w:p>
         </w:tc>
@@ -39254,7 +38315,6 @@
               </w:rPr>
             </w:pPr>
             <w:proofErr w:type="spellStart"/>
-            <w:proofErr w:type="gramStart"/>
             <w:r>
               <w:t>pageData</w:t>
             </w:r>
@@ -39263,7 +38323,6 @@
               <w:t>(</w:t>
             </w:r>
             <w:proofErr w:type="spellStart"/>
-            <w:proofErr w:type="gramEnd"/>
             <w:r>
               <w:t>GovernmentInfoQuery</w:t>
             </w:r>
@@ -39432,7 +38491,6 @@
               </w:rPr>
             </w:pPr>
             <w:proofErr w:type="spellStart"/>
-            <w:proofErr w:type="gramStart"/>
             <w:r>
               <w:t>pageData</w:t>
             </w:r>
@@ -39441,7 +38499,6 @@
               <w:t>(</w:t>
             </w:r>
             <w:proofErr w:type="spellStart"/>
-            <w:proofErr w:type="gramEnd"/>
             <w:r>
               <w:t>GovernmentInfoQuery</w:t>
             </w:r>
@@ -39609,13 +38666,11 @@
                 <w:lang w:bidi="ar"/>
               </w:rPr>
             </w:pPr>
-            <w:proofErr w:type="gramStart"/>
             <w:r>
               <w:lastRenderedPageBreak/>
               <w:t>update(</w:t>
             </w:r>
             <w:proofErr w:type="spellStart"/>
-            <w:proofErr w:type="gramEnd"/>
             <w:r>
               <w:t>GovernmentInfoFormDTO</w:t>
             </w:r>
@@ -39740,19 +38795,8 @@
                 <w:szCs w:val="18"/>
                 <w:lang w:bidi="ar"/>
               </w:rPr>
-              <w:t>":</w:t>
-            </w:r>
-            <w:proofErr w:type="gramStart"/>
-            <w:r>
-              <w:rPr>
-                <w:rFonts w:hint="eastAsia"/>
-                <w:color w:val="000000"/>
-                <w:szCs w:val="18"/>
-                <w:lang w:bidi="ar"/>
-              </w:rPr>
-              <w:t>"长沙市天心区",</w:t>
-            </w:r>
-            <w:proofErr w:type="gramEnd"/>
+              <w:t>":"长沙市天心区",</w:t>
+            </w:r>
           </w:p>
           <w:p>
             <w:pPr>
@@ -39966,12 +39010,10 @@
                 <w:lang w:bidi="ar"/>
               </w:rPr>
             </w:pPr>
-            <w:proofErr w:type="gramStart"/>
             <w:r>
               <w:t>update(</w:t>
             </w:r>
             <w:proofErr w:type="spellStart"/>
-            <w:proofErr w:type="gramEnd"/>
             <w:r>
               <w:t>GovernmentInfoFormDTO</w:t>
             </w:r>
@@ -40136,19 +39178,8 @@
                 <w:szCs w:val="18"/>
                 <w:lang w:bidi="ar"/>
               </w:rPr>
-              <w:t>": "</w:t>
-            </w:r>
-            <w:proofErr w:type="gramStart"/>
-            <w:r>
-              <w:rPr>
-                <w:rFonts w:hint="eastAsia"/>
-                <w:color w:val="000000"/>
-                <w:szCs w:val="18"/>
-                <w:lang w:bidi="ar"/>
-              </w:rPr>
-              <w:t>修改",</w:t>
-            </w:r>
-            <w:proofErr w:type="gramEnd"/>
+              <w:t>": "修改",</w:t>
+            </w:r>
           </w:p>
           <w:p>
             <w:pPr>
@@ -40323,12 +39354,10 @@
                 <w:lang w:bidi="ar"/>
               </w:rPr>
             </w:pPr>
-            <w:proofErr w:type="gramStart"/>
             <w:r>
               <w:t>update(</w:t>
             </w:r>
             <w:proofErr w:type="spellStart"/>
-            <w:proofErr w:type="gramEnd"/>
             <w:r>
               <w:t>GovernmentInfoFormDTO</w:t>
             </w:r>
@@ -40472,19 +39501,8 @@
                 <w:szCs w:val="18"/>
                 <w:lang w:bidi="ar"/>
               </w:rPr>
-              <w:t>":"</w:t>
-            </w:r>
-            <w:proofErr w:type="gramStart"/>
-            <w:r>
-              <w:rPr>
-                <w:rFonts w:hint="eastAsia"/>
-                <w:color w:val="000000"/>
-                <w:szCs w:val="18"/>
-                <w:lang w:bidi="ar"/>
-              </w:rPr>
-              <w:t>修改",</w:t>
-            </w:r>
-            <w:proofErr w:type="gramEnd"/>
+              <w:t>":"修改",</w:t>
+            </w:r>
           </w:p>
           <w:p>
             <w:pPr>
@@ -40599,17 +39617,12 @@
               </w:rPr>
             </w:pPr>
             <w:proofErr w:type="spellStart"/>
-            <w:proofErr w:type="gramStart"/>
             <w:r>
               <w:t>deleteData</w:t>
             </w:r>
             <w:proofErr w:type="spellEnd"/>
             <w:r>
-              <w:t>(</w:t>
-            </w:r>
-            <w:proofErr w:type="gramEnd"/>
-            <w:r>
-              <w:t>String id)</w:t>
+              <w:t>(String id)</w:t>
             </w:r>
           </w:p>
         </w:tc>
@@ -40755,17 +39768,12 @@
               </w:rPr>
             </w:pPr>
             <w:proofErr w:type="spellStart"/>
-            <w:proofErr w:type="gramStart"/>
             <w:r>
               <w:t>deleteData</w:t>
             </w:r>
             <w:proofErr w:type="spellEnd"/>
             <w:r>
-              <w:t>(</w:t>
-            </w:r>
-            <w:proofErr w:type="gramEnd"/>
-            <w:r>
-              <w:t>String id)</w:t>
+              <w:t>(String id)</w:t>
             </w:r>
           </w:p>
         </w:tc>
@@ -40915,27 +39923,7 @@
           <w:color w:val="FF0000"/>
           <w:lang w:val="ru-RU"/>
         </w:rPr>
-        <w:t>……（继续在此处追加本系统基他模块</w:t>
-      </w:r>
-      <w:proofErr w:type="gramStart"/>
-      <w:r>
-        <w:rPr>
-          <w:rFonts w:hint="eastAsia"/>
-          <w:b/>
-          <w:color w:val="FF0000"/>
-          <w:lang w:val="ru-RU"/>
-        </w:rPr>
-        <w:t>。。。</w:t>
-      </w:r>
-      <w:proofErr w:type="gramEnd"/>
-      <w:r>
-        <w:rPr>
-          <w:rFonts w:hint="eastAsia"/>
-          <w:b/>
-          <w:color w:val="FF0000"/>
-          <w:lang w:val="ru-RU"/>
-        </w:rPr>
-        <w:t>）</w:t>
+        <w:t>……（继续在此处追加本系统基他模块。。。）</w:t>
       </w:r>
     </w:p>
     <w:p>
@@ -40963,7 +39951,7 @@
         </w:rPr>
         <w:br w:type="page"/>
       </w:r>
-      <w:bookmarkStart w:id="84" w:name="_Toc239839364"/>
+      <w:bookmarkStart w:id="84" w:name="_Toc240551684"/>
       <w:r>
         <w:lastRenderedPageBreak/>
         <w:t xml:space="preserve">3.6.5 </w:t>
@@ -41027,7 +40015,6 @@
         </w:rPr>
         <w:t>表</w:t>
       </w:r>
-      <w:proofErr w:type="gramStart"/>
       <w:r>
         <w:t xml:space="preserve">3.8 </w:t>
       </w:r>
@@ -41035,14 +40022,7 @@
         <w:rPr>
           <w:rFonts w:hint="eastAsia"/>
         </w:rPr>
-        <w:t>用户</w:t>
-      </w:r>
-      <w:proofErr w:type="gramEnd"/>
-      <w:r>
-        <w:rPr>
-          <w:rFonts w:hint="eastAsia"/>
-        </w:rPr>
-        <w:t>登录接口测试报告</w:t>
+        <w:t>用户登录接口测试报告</w:t>
       </w:r>
     </w:p>
     <w:tbl>
@@ -42226,7 +41206,7 @@
           <w:lang w:val="ru-RU"/>
         </w:rPr>
       </w:pPr>
-      <w:bookmarkStart w:id="85" w:name="_Toc239839365"/>
+      <w:bookmarkStart w:id="85" w:name="_Toc240551685"/>
       <w:bookmarkStart w:id="86" w:name="_Toc89713288"/>
       <w:r>
         <w:rPr>
@@ -42241,7 +41221,6 @@
         </w:rPr>
         <w:t>.6.</w:t>
       </w:r>
-      <w:proofErr w:type="gramStart"/>
       <w:r>
         <w:t>6</w:t>
       </w:r>
@@ -42256,15 +41235,7 @@
           <w:rFonts w:hint="eastAsia"/>
           <w:lang w:val="ru-RU"/>
         </w:rPr>
-        <w:t>集成</w:t>
-      </w:r>
-      <w:proofErr w:type="gramEnd"/>
-      <w:r>
-        <w:rPr>
-          <w:rFonts w:hint="eastAsia"/>
-          <w:lang w:val="ru-RU"/>
-        </w:rPr>
-        <w:t>测试报告</w:t>
+        <w:t>集成测试报告</w:t>
       </w:r>
       <w:bookmarkEnd w:id="85"/>
     </w:p>
@@ -42302,7 +41273,6 @@
         </w:rPr>
         <w:t>表</w:t>
       </w:r>
-      <w:proofErr w:type="gramStart"/>
       <w:r>
         <w:t xml:space="preserve">3.9 </w:t>
       </w:r>
@@ -42310,14 +41280,7 @@
         <w:rPr>
           <w:rFonts w:hint="eastAsia"/>
         </w:rPr>
-        <w:t>全</w:t>
-      </w:r>
-      <w:proofErr w:type="gramEnd"/>
-      <w:r>
-        <w:rPr>
-          <w:rFonts w:hint="eastAsia"/>
-        </w:rPr>
-        <w:t>系统集成测试报告</w:t>
+        <w:t>全系统集成测试报告</w:t>
       </w:r>
     </w:p>
     <w:tbl>
@@ -42666,19 +41629,8 @@
                 <w:szCs w:val="18"/>
                 <w:lang w:bidi="ar"/>
               </w:rPr>
-              <w:t>":"</w:t>
-            </w:r>
-            <w:proofErr w:type="gramStart"/>
-            <w:r>
-              <w:rPr>
-                <w:rFonts w:hint="eastAsia"/>
-                <w:color w:val="000000"/>
-                <w:szCs w:val="18"/>
-                <w:lang w:bidi="ar"/>
-              </w:rPr>
-              <w:t>长沙市",</w:t>
-            </w:r>
-            <w:proofErr w:type="gramEnd"/>
+              <w:t>":"长沙市",</w:t>
+            </w:r>
           </w:p>
           <w:p>
             <w:pPr>
@@ -43186,19 +42138,8 @@
                 <w:szCs w:val="18"/>
                 <w:lang w:bidi="ar"/>
               </w:rPr>
-              <w:t>":"</w:t>
-            </w:r>
-            <w:proofErr w:type="gramStart"/>
-            <w:r>
-              <w:rPr>
-                <w:rFonts w:hint="eastAsia"/>
-                <w:color w:val="000000"/>
-                <w:szCs w:val="18"/>
-                <w:lang w:bidi="ar"/>
-              </w:rPr>
-              <w:t>长沙市",</w:t>
-            </w:r>
-            <w:proofErr w:type="gramEnd"/>
+              <w:t>":"长沙市",</w:t>
+            </w:r>
           </w:p>
           <w:p>
             <w:pPr>
@@ -43702,19 +42643,8 @@
                 <w:szCs w:val="18"/>
                 <w:lang w:bidi="ar"/>
               </w:rPr>
-              <w:t>":"</w:t>
-            </w:r>
-            <w:proofErr w:type="gramStart"/>
-            <w:r>
-              <w:rPr>
-                <w:rFonts w:hint="eastAsia"/>
-                <w:color w:val="000000"/>
-                <w:szCs w:val="18"/>
-                <w:lang w:bidi="ar"/>
-              </w:rPr>
-              <w:t>长沙市",</w:t>
-            </w:r>
-            <w:proofErr w:type="gramEnd"/>
+              <w:t>":"长沙市",</w:t>
+            </w:r>
           </w:p>
           <w:p>
             <w:pPr>
@@ -44149,19 +43079,8 @@
                 <w:szCs w:val="18"/>
                 <w:lang w:bidi="ar"/>
               </w:rPr>
-              <w:t>":"</w:t>
-            </w:r>
-            <w:proofErr w:type="gramStart"/>
-            <w:r>
-              <w:rPr>
-                <w:rFonts w:hint="eastAsia"/>
-                <w:color w:val="000000"/>
-                <w:szCs w:val="18"/>
-                <w:lang w:bidi="ar"/>
-              </w:rPr>
-              <w:t>长沙市",</w:t>
-            </w:r>
-            <w:proofErr w:type="gramEnd"/>
+              <w:t>":"长沙市",</w:t>
+            </w:r>
           </w:p>
           <w:p>
             <w:pPr>
@@ -45071,8 +43990,7 @@
         <w:spacing w:before="240" w:after="240"/>
       </w:pPr>
       <w:bookmarkStart w:id="87" w:name="_Toc9377"/>
-      <w:bookmarkStart w:id="88" w:name="_Toc239839366"/>
-      <w:proofErr w:type="gramStart"/>
+      <w:bookmarkStart w:id="88" w:name="_Toc240551686"/>
       <w:r>
         <w:rPr>
           <w:rFonts w:hint="eastAsia"/>
@@ -45088,7 +44006,6 @@
       </w:r>
       <w:bookmarkEnd w:id="87"/>
       <w:bookmarkEnd w:id="88"/>
-      <w:proofErr w:type="gramEnd"/>
     </w:p>
     <w:p>
       <w:pPr>
@@ -45099,11 +44016,10 @@
         </w:rPr>
       </w:pPr>
       <w:bookmarkStart w:id="89" w:name="_Toc89713289"/>
-      <w:bookmarkStart w:id="90" w:name="_Toc239839367"/>
+      <w:bookmarkStart w:id="90" w:name="_Toc240551687"/>
       <w:bookmarkStart w:id="91" w:name="_Toc6543"/>
       <w:bookmarkStart w:id="92" w:name="_Toc89779598"/>
       <w:bookmarkStart w:id="93" w:name="_Toc3290"/>
-      <w:proofErr w:type="gramStart"/>
       <w:r>
         <w:rPr>
           <w:rFonts w:hint="eastAsia"/>
@@ -45122,15 +44038,7 @@
           <w:rFonts w:hint="eastAsia"/>
           <w:lang w:val="ru-RU"/>
         </w:rPr>
-        <w:t>部署</w:t>
-      </w:r>
-      <w:proofErr w:type="gramEnd"/>
-      <w:r>
-        <w:rPr>
-          <w:rFonts w:hint="eastAsia"/>
-          <w:lang w:val="ru-RU"/>
-        </w:rPr>
-        <w:t>手册</w:t>
+        <w:t>部署手册</w:t>
       </w:r>
       <w:bookmarkEnd w:id="89"/>
       <w:bookmarkEnd w:id="90"/>
@@ -45167,7 +44075,7 @@
         </w:rPr>
       </w:pPr>
       <w:bookmarkStart w:id="94" w:name="_Toc89713290"/>
-      <w:bookmarkStart w:id="95" w:name="_Toc239839368"/>
+      <w:bookmarkStart w:id="95" w:name="_Toc240551688"/>
       <w:r>
         <w:rPr>
           <w:rFonts w:hint="eastAsia"/>
@@ -45175,24 +44083,13 @@
         <w:t>4</w:t>
       </w:r>
       <w:r>
-        <w:t>.</w:t>
-      </w:r>
-      <w:proofErr w:type="gramStart"/>
-      <w:r>
-        <w:t xml:space="preserve">1.1 </w:t>
+        <w:t xml:space="preserve">.1.1 </w:t>
       </w:r>
       <w:r>
         <w:rPr>
           <w:rFonts w:hint="eastAsia"/>
         </w:rPr>
-        <w:t>附加</w:t>
-      </w:r>
-      <w:proofErr w:type="gramEnd"/>
-      <w:r>
-        <w:rPr>
-          <w:rFonts w:hint="eastAsia"/>
-        </w:rPr>
-        <w:t>数据库</w:t>
+        <w:t>附加数据库</w:t>
       </w:r>
       <w:bookmarkEnd w:id="94"/>
       <w:bookmarkEnd w:id="95"/>
@@ -45445,7 +44342,7 @@
         </w:rPr>
       </w:pPr>
       <w:bookmarkStart w:id="96" w:name="_Toc89713291"/>
-      <w:bookmarkStart w:id="97" w:name="_Toc239839369"/>
+      <w:bookmarkStart w:id="97" w:name="_Toc240551689"/>
       <w:r>
         <w:rPr>
           <w:rFonts w:hint="eastAsia"/>
@@ -45457,29 +44354,14 @@
         <w:rPr>
           <w:lang w:val="ru-RU"/>
         </w:rPr>
-        <w:t>.1.</w:t>
-      </w:r>
-      <w:proofErr w:type="gramStart"/>
-      <w:r>
-        <w:rPr>
-          <w:lang w:val="ru-RU"/>
-        </w:rPr>
-        <w:t xml:space="preserve">2 </w:t>
+        <w:t xml:space="preserve">.1.2 </w:t>
       </w:r>
       <w:r>
         <w:rPr>
           <w:rFonts w:hint="eastAsia"/>
           <w:lang w:val="ru-RU"/>
         </w:rPr>
-        <w:t>部署</w:t>
-      </w:r>
-      <w:proofErr w:type="gramEnd"/>
-      <w:r>
-        <w:rPr>
-          <w:rFonts w:hint="eastAsia"/>
-          <w:lang w:val="ru-RU"/>
-        </w:rPr>
-        <w:t>应用并启动应用服务器</w:t>
+        <w:t>部署应用并启动应用服务器</w:t>
       </w:r>
       <w:bookmarkEnd w:id="96"/>
       <w:bookmarkEnd w:id="97"/>
@@ -45615,7 +44497,7 @@
         </w:rPr>
       </w:pPr>
       <w:bookmarkStart w:id="99" w:name="_Toc89713292"/>
-      <w:bookmarkStart w:id="100" w:name="_Toc239839370"/>
+      <w:bookmarkStart w:id="100" w:name="_Toc240551690"/>
       <w:bookmarkEnd w:id="98"/>
       <w:r>
         <w:rPr>
@@ -45628,29 +44510,14 @@
         <w:rPr>
           <w:lang w:val="ru-RU"/>
         </w:rPr>
-        <w:t>.</w:t>
-      </w:r>
-      <w:proofErr w:type="gramStart"/>
-      <w:r>
-        <w:rPr>
-          <w:lang w:val="ru-RU"/>
-        </w:rPr>
-        <w:t xml:space="preserve">1.3 </w:t>
+        <w:t xml:space="preserve">.1.3 </w:t>
       </w:r>
       <w:r>
         <w:rPr>
           <w:rFonts w:hint="eastAsia"/>
           <w:lang w:val="ru-RU"/>
         </w:rPr>
-        <w:t>访问</w:t>
-      </w:r>
-      <w:proofErr w:type="gramEnd"/>
-      <w:r>
-        <w:rPr>
-          <w:rFonts w:hint="eastAsia"/>
-          <w:lang w:val="ru-RU"/>
-        </w:rPr>
-        <w:t>程序</w:t>
+        <w:t>访问程序</w:t>
       </w:r>
       <w:bookmarkEnd w:id="99"/>
       <w:bookmarkEnd w:id="100"/>
@@ -45708,7 +44575,6 @@
       <w:r>
         <w:fldChar w:fldCharType="end"/>
       </w:r>
-      <w:proofErr w:type="gramStart"/>
       <w:r>
         <w:rPr>
           <w:rFonts w:hint="eastAsia"/>
@@ -45720,14 +44586,7 @@
         <w:rPr>
           <w:color w:val="000000"/>
         </w:rPr>
-        <w:t>:</w:t>
-      </w:r>
-      <w:proofErr w:type="gramEnd"/>
-      <w:r>
-        <w:rPr>
-          <w:color w:val="000000"/>
-        </w:rPr>
-        <w:t>8080</w:t>
+        <w:t>:8080</w:t>
       </w:r>
       <w:r>
         <w:rPr>
@@ -45799,8 +44658,7 @@
         <w:pStyle w:val="af7"/>
         <w:ind w:firstLine="480"/>
       </w:pPr>
-      <w:bookmarkStart w:id="101" w:name="_Toc239839371"/>
-      <w:proofErr w:type="gramStart"/>
+      <w:bookmarkStart w:id="101" w:name="_Toc240551691"/>
       <w:r>
         <w:rPr>
           <w:rFonts w:hint="eastAsia"/>
@@ -45826,14 +44684,7 @@
         <w:rPr>
           <w:rFonts w:hint="eastAsia"/>
         </w:rPr>
-        <w:t>用户</w:t>
-      </w:r>
-      <w:proofErr w:type="gramEnd"/>
-      <w:r>
-        <w:rPr>
-          <w:rFonts w:hint="eastAsia"/>
-        </w:rPr>
-        <w:t>操作手册</w:t>
+        <w:t>用户操作手册</w:t>
       </w:r>
       <w:bookmarkEnd w:id="92"/>
       <w:bookmarkEnd w:id="101"/>
@@ -45844,14 +44695,13 @@
         <w:ind w:firstLine="480"/>
       </w:pPr>
       <w:bookmarkStart w:id="102" w:name="_Toc89779599"/>
-      <w:bookmarkStart w:id="103" w:name="_Toc239839372"/>
+      <w:bookmarkStart w:id="103" w:name="_Toc240551692"/>
       <w:r>
         <w:rPr>
           <w:rFonts w:hint="eastAsia"/>
         </w:rPr>
         <w:t>4.</w:t>
       </w:r>
-      <w:proofErr w:type="gramStart"/>
       <w:r>
         <w:t>2</w:t>
       </w:r>
@@ -45865,14 +44715,7 @@
         <w:rPr>
           <w:rFonts w:hint="eastAsia"/>
         </w:rPr>
-        <w:t>用户</w:t>
-      </w:r>
-      <w:proofErr w:type="gramEnd"/>
-      <w:r>
-        <w:rPr>
-          <w:rFonts w:hint="eastAsia"/>
-        </w:rPr>
-        <w:t>登录</w:t>
+        <w:t>用户登录</w:t>
       </w:r>
       <w:bookmarkEnd w:id="102"/>
       <w:bookmarkEnd w:id="103"/>
@@ -45956,7 +44799,6 @@
         </w:rPr>
         <w:t>图</w:t>
       </w:r>
-      <w:proofErr w:type="gramStart"/>
       <w:r>
         <w:t>4.1</w:t>
       </w:r>
@@ -45970,14 +44812,7 @@
         <w:rPr>
           <w:rFonts w:hint="eastAsia"/>
         </w:rPr>
-        <w:t>用户</w:t>
-      </w:r>
-      <w:proofErr w:type="gramEnd"/>
-      <w:r>
-        <w:rPr>
-          <w:rFonts w:hint="eastAsia"/>
-        </w:rPr>
-        <w:t>登录页</w:t>
+        <w:t>用户登录页</w:t>
       </w:r>
     </w:p>
     <w:p>
@@ -46058,7 +44893,6 @@
         </w:rPr>
         <w:t>图</w:t>
       </w:r>
-      <w:proofErr w:type="gramStart"/>
       <w:r>
         <w:t>4.2</w:t>
       </w:r>
@@ -46072,14 +44906,7 @@
         <w:rPr>
           <w:rFonts w:hint="eastAsia"/>
         </w:rPr>
-        <w:t>用户</w:t>
-      </w:r>
-      <w:proofErr w:type="gramEnd"/>
-      <w:r>
-        <w:rPr>
-          <w:rFonts w:hint="eastAsia"/>
-        </w:rPr>
-        <w:t>登录错误提示页面</w:t>
+        <w:t>用户登录错误提示页面</w:t>
       </w:r>
     </w:p>
     <w:p>
@@ -46172,7 +44999,6 @@
         </w:rPr>
         <w:t>图</w:t>
       </w:r>
-      <w:proofErr w:type="gramStart"/>
       <w:r>
         <w:t>4.3</w:t>
       </w:r>
@@ -46186,14 +45012,7 @@
         <w:rPr>
           <w:rFonts w:hint="eastAsia"/>
         </w:rPr>
-        <w:t>商城</w:t>
-      </w:r>
-      <w:proofErr w:type="gramEnd"/>
-      <w:r>
-        <w:rPr>
-          <w:rFonts w:hint="eastAsia"/>
-        </w:rPr>
-        <w:t>首页</w:t>
+        <w:t>商城首页</w:t>
       </w:r>
     </w:p>
     <w:p>
@@ -46202,7 +45021,7 @@
         <w:ind w:firstLine="480"/>
       </w:pPr>
       <w:bookmarkStart w:id="104" w:name="_Toc89779600"/>
-      <w:bookmarkStart w:id="105" w:name="_Toc239839373"/>
+      <w:bookmarkStart w:id="105" w:name="_Toc240551693"/>
       <w:r>
         <w:rPr>
           <w:rFonts w:hint="eastAsia"/>
@@ -46210,7 +45029,6 @@
         <w:lastRenderedPageBreak/>
         <w:t>4.</w:t>
       </w:r>
-      <w:proofErr w:type="gramStart"/>
       <w:r>
         <w:t>2</w:t>
       </w:r>
@@ -46224,14 +45042,7 @@
         <w:rPr>
           <w:rFonts w:hint="eastAsia"/>
         </w:rPr>
-        <w:t>用户</w:t>
-      </w:r>
-      <w:proofErr w:type="gramEnd"/>
-      <w:r>
-        <w:rPr>
-          <w:rFonts w:hint="eastAsia"/>
-        </w:rPr>
-        <w:t>注册</w:t>
+        <w:t>用户注册</w:t>
       </w:r>
       <w:bookmarkEnd w:id="104"/>
       <w:bookmarkEnd w:id="105"/>
@@ -46258,7 +45069,7 @@
         <w:ind w:firstLine="480"/>
       </w:pPr>
       <w:bookmarkStart w:id="106" w:name="_Toc89779601"/>
-      <w:bookmarkStart w:id="107" w:name="_Toc239839374"/>
+      <w:bookmarkStart w:id="107" w:name="_Toc240551694"/>
       <w:r>
         <w:rPr>
           <w:rFonts w:hint="eastAsia"/>
@@ -46274,7 +45085,6 @@
         </w:rPr>
         <w:t>.</w:t>
       </w:r>
-      <w:proofErr w:type="gramStart"/>
       <w:r>
         <w:t>3</w:t>
       </w:r>
@@ -46288,14 +45098,7 @@
         <w:rPr>
           <w:rFonts w:hint="eastAsia"/>
         </w:rPr>
-        <w:t>添加</w:t>
-      </w:r>
-      <w:proofErr w:type="gramEnd"/>
-      <w:r>
-        <w:rPr>
-          <w:rFonts w:hint="eastAsia"/>
-        </w:rPr>
-        <w:t>商品到购物车</w:t>
+        <w:t>添加商品到购物车</w:t>
       </w:r>
       <w:bookmarkEnd w:id="106"/>
       <w:bookmarkEnd w:id="107"/>
@@ -46325,7 +45128,7 @@
         <w:ind w:firstLine="480"/>
       </w:pPr>
       <w:bookmarkStart w:id="108" w:name="_Toc89779602"/>
-      <w:bookmarkStart w:id="109" w:name="_Toc239839375"/>
+      <w:bookmarkStart w:id="109" w:name="_Toc240551695"/>
       <w:r>
         <w:rPr>
           <w:rFonts w:hint="eastAsia"/>
@@ -46381,9 +45184,8 @@
         </w:rPr>
       </w:pPr>
       <w:bookmarkStart w:id="110" w:name="_Toc89713293"/>
-      <w:bookmarkStart w:id="111" w:name="_Toc239839376"/>
+      <w:bookmarkStart w:id="111" w:name="_Toc240551696"/>
       <w:bookmarkEnd w:id="93"/>
-      <w:proofErr w:type="gramStart"/>
       <w:r>
         <w:rPr>
           <w:rFonts w:hint="eastAsia"/>
@@ -46406,7 +45208,6 @@
       </w:r>
       <w:bookmarkEnd w:id="110"/>
       <w:bookmarkEnd w:id="111"/>
-      <w:proofErr w:type="gramEnd"/>
     </w:p>
     <w:p>
       <w:pPr>
@@ -46478,7 +45279,7 @@
         </w:rPr>
       </w:pPr>
       <w:bookmarkStart w:id="112" w:name="_Toc21935"/>
-      <w:bookmarkStart w:id="113" w:name="_Toc239839377"/>
+      <w:bookmarkStart w:id="113" w:name="_Toc240551697"/>
       <w:r>
         <w:rPr>
           <w:rFonts w:hint="eastAsia"/>
@@ -46501,7 +45302,6 @@
         </w:rPr>
         <w:t xml:space="preserve">[1] </w:t>
       </w:r>
-      <w:proofErr w:type="gramStart"/>
       <w:r>
         <w:rPr>
           <w:rFonts w:hint="eastAsia"/>
@@ -46512,92 +45312,43 @@
         <w:rPr>
           <w:rFonts w:hint="eastAsia"/>
         </w:rPr>
-        <w:t>.</w:t>
-      </w:r>
-      <w:proofErr w:type="gramEnd"/>
+        <w:t xml:space="preserve">. </w:t>
+      </w:r>
       <w:r>
         <w:rPr>
           <w:rFonts w:hint="eastAsia"/>
         </w:rPr>
-        <w:t xml:space="preserve"> </w:t>
+        <w:t>基于</w:t>
       </w:r>
       <w:r>
         <w:rPr>
           <w:rFonts w:hint="eastAsia"/>
         </w:rPr>
-        <w:t>基于</w:t>
+        <w:t>UML</w:t>
       </w:r>
       <w:r>
         <w:rPr>
           <w:rFonts w:hint="eastAsia"/>
         </w:rPr>
-        <w:t>UML</w:t>
+        <w:t>建模的汽车租赁管理系统分析</w:t>
       </w:r>
       <w:r>
         <w:rPr>
           <w:rFonts w:hint="eastAsia"/>
         </w:rPr>
-        <w:t>建模的汽车租赁管理系统分析</w:t>
+        <w:t xml:space="preserve">[J]. </w:t>
       </w:r>
       <w:r>
         <w:rPr>
           <w:rFonts w:hint="eastAsia"/>
         </w:rPr>
-        <w:t xml:space="preserve">[J]. </w:t>
+        <w:t>电脑知识与技术</w:t>
       </w:r>
       <w:r>
         <w:rPr>
           <w:rFonts w:hint="eastAsia"/>
         </w:rPr>
-        <w:t>电脑知识与</w:t>
-      </w:r>
-      <w:proofErr w:type="gramStart"/>
-      <w:r>
-        <w:rPr>
-          <w:rFonts w:hint="eastAsia"/>
-        </w:rPr>
-        <w:t>技术</w:t>
-      </w:r>
-      <w:r>
-        <w:rPr>
-          <w:rFonts w:hint="eastAsia"/>
-        </w:rPr>
-        <w:t>,</w:t>
-      </w:r>
-      <w:proofErr w:type="gramEnd"/>
-      <w:r>
-        <w:rPr>
-          <w:rFonts w:hint="eastAsia"/>
-        </w:rPr>
-        <w:t>2010,6</w:t>
-      </w:r>
-      <w:proofErr w:type="gramStart"/>
-      <w:r>
-        <w:rPr>
-          <w:rFonts w:hint="eastAsia"/>
-        </w:rPr>
-        <w:t>(23)</w:t>
-      </w:r>
-      <w:proofErr w:type="gramEnd"/>
-      <w:r>
-        <w:rPr>
-          <w:rFonts w:hint="eastAsia"/>
-        </w:rPr>
-        <w:t xml:space="preserve">:6501-6502,6510. </w:t>
-      </w:r>
-      <w:proofErr w:type="gramStart"/>
-      <w:r>
-        <w:rPr>
-          <w:rFonts w:hint="eastAsia"/>
-        </w:rPr>
-        <w:t>DOI:10.3969/j.issn</w:t>
-      </w:r>
-      <w:proofErr w:type="gramEnd"/>
-      <w:r>
-        <w:rPr>
-          <w:rFonts w:hint="eastAsia"/>
-        </w:rPr>
-        <w:t>.1009-3044.2010.23.045.</w:t>
+        <w:t>,2010,6(23):6501-6502,6510. DOI:10.3969/j.issn.1009-3044.2010.23.045.</w:t>
       </w:r>
     </w:p>
     <w:p>
@@ -46613,7 +45364,6 @@
       <w:r>
         <w:t xml:space="preserve"> </w:t>
       </w:r>
-      <w:proofErr w:type="gramStart"/>
       <w:r>
         <w:rPr>
           <w:rFonts w:hint="eastAsia"/>
@@ -46626,98 +45376,53 @@
         </w:rPr>
         <w:t>,</w:t>
       </w:r>
-      <w:proofErr w:type="gramEnd"/>
       <w:r>
         <w:rPr>
           <w:rFonts w:hint="eastAsia"/>
         </w:rPr>
-        <w:t>康埕</w:t>
-      </w:r>
-      <w:proofErr w:type="gramStart"/>
+        <w:t>康埕铭</w:t>
+      </w:r>
       <w:r>
         <w:rPr>
           <w:rFonts w:hint="eastAsia"/>
         </w:rPr>
-        <w:t>铭</w:t>
+        <w:t>,</w:t>
       </w:r>
       <w:r>
         <w:rPr>
           <w:rFonts w:hint="eastAsia"/>
         </w:rPr>
-        <w:t>,</w:t>
-      </w:r>
-      <w:proofErr w:type="gramEnd"/>
+        <w:t>廖朦朦等</w:t>
+      </w:r>
       <w:r>
         <w:rPr>
           <w:rFonts w:hint="eastAsia"/>
         </w:rPr>
-        <w:t>廖朦朦</w:t>
-      </w:r>
-      <w:proofErr w:type="gramStart"/>
+        <w:t>.</w:t>
+      </w:r>
       <w:r>
         <w:rPr>
           <w:rFonts w:hint="eastAsia"/>
         </w:rPr>
-        <w:t>等</w:t>
+        <w:t>基于共享汽车租赁市场的管理系统设计与实现</w:t>
       </w:r>
       <w:r>
         <w:rPr>
           <w:rFonts w:hint="eastAsia"/>
         </w:rPr>
-        <w:t>.</w:t>
-      </w:r>
-      <w:proofErr w:type="gramEnd"/>
+        <w:t>[J].</w:t>
+      </w:r>
       <w:r>
         <w:rPr>
           <w:rFonts w:hint="eastAsia"/>
         </w:rPr>
-        <w:t>基于共享汽车租赁市场的管理系统设计与实现</w:t>
+        <w:t>内蒙古科技与经济</w:t>
       </w:r>
       <w:r>
         <w:rPr>
           <w:rFonts w:hint="eastAsia"/>
         </w:rPr>
-        <w:t>[J].</w:t>
-      </w:r>
-      <w:r>
-        <w:rPr>
-          <w:rFonts w:hint="eastAsia"/>
-        </w:rPr>
-        <w:t>内蒙古科技与</w:t>
-      </w:r>
-      <w:proofErr w:type="gramStart"/>
-      <w:r>
-        <w:rPr>
-          <w:rFonts w:hint="eastAsia"/>
-        </w:rPr>
-        <w:t>经济</w:t>
-      </w:r>
-      <w:r>
-        <w:rPr>
-          <w:rFonts w:hint="eastAsia"/>
-        </w:rPr>
-        <w:t>,</w:t>
-      </w:r>
-      <w:proofErr w:type="gramEnd"/>
-      <w:r>
-        <w:rPr>
-          <w:rFonts w:hint="eastAsia"/>
-        </w:rPr>
-        <w:t>2021</w:t>
-      </w:r>
-      <w:proofErr w:type="gramStart"/>
-      <w:r>
-        <w:rPr>
-          <w:rFonts w:hint="eastAsia"/>
-        </w:rPr>
-        <w:t>(22)</w:t>
-      </w:r>
-      <w:proofErr w:type="gramEnd"/>
-      <w:r>
-        <w:rPr>
-          <w:rFonts w:hint="eastAsia"/>
-        </w:rPr>
-        <w:t>:86</w:t>
+        <w:t>,2021(22):86</w:t>
       </w:r>
       <w:r>
         <w:rPr>
@@ -46757,7 +45462,6 @@
         </w:rPr>
         <w:t xml:space="preserve">] </w:t>
       </w:r>
-      <w:proofErr w:type="gramStart"/>
       <w:r>
         <w:rPr>
           <w:rFonts w:hint="eastAsia"/>
@@ -46790,7 +45494,6 @@
         </w:rPr>
         <w:t>.</w:t>
       </w:r>
-      <w:proofErr w:type="gramEnd"/>
       <w:r>
         <w:rPr>
           <w:rFonts w:hint="eastAsia"/>
@@ -46813,51 +45516,15 @@
           <w:color w:val="000000"/>
           <w:kern w:val="21"/>
         </w:rPr>
-        <w:t>四川省干部函授学院</w:t>
-      </w:r>
-      <w:proofErr w:type="gramStart"/>
+        <w:t>四川省干部函授学院学报</w:t>
+      </w:r>
       <w:r>
         <w:rPr>
           <w:rFonts w:hint="eastAsia"/>
           <w:color w:val="000000"/>
           <w:kern w:val="21"/>
         </w:rPr>
-        <w:t>学报</w:t>
-      </w:r>
-      <w:r>
-        <w:rPr>
-          <w:rFonts w:hint="eastAsia"/>
-          <w:color w:val="000000"/>
-          <w:kern w:val="21"/>
-        </w:rPr>
-        <w:t>,</w:t>
-      </w:r>
-      <w:proofErr w:type="gramEnd"/>
-      <w:r>
-        <w:rPr>
-          <w:rFonts w:hint="eastAsia"/>
-          <w:color w:val="000000"/>
-          <w:kern w:val="21"/>
-        </w:rPr>
-        <w:t>2021</w:t>
-      </w:r>
-      <w:proofErr w:type="gramStart"/>
-      <w:r>
-        <w:rPr>
-          <w:rFonts w:hint="eastAsia"/>
-          <w:color w:val="000000"/>
-          <w:kern w:val="21"/>
-        </w:rPr>
-        <w:t>(01)</w:t>
-      </w:r>
-      <w:proofErr w:type="gramEnd"/>
-      <w:r>
-        <w:rPr>
-          <w:rFonts w:hint="eastAsia"/>
-          <w:color w:val="000000"/>
-          <w:kern w:val="21"/>
-        </w:rPr>
-        <w:t>:104</w:t>
+        <w:t>,2021(01):104</w:t>
       </w:r>
       <w:r>
         <w:rPr>
@@ -46889,7 +45556,6 @@
       <w:r>
         <w:t>4</w:t>
       </w:r>
-      <w:proofErr w:type="gramStart"/>
       <w:r>
         <w:rPr>
           <w:rFonts w:hint="eastAsia"/>
@@ -46908,7 +45574,6 @@
         </w:rPr>
         <w:t>.</w:t>
       </w:r>
-      <w:proofErr w:type="gramEnd"/>
       <w:r>
         <w:rPr>
           <w:rFonts w:hint="eastAsia"/>
@@ -46939,7 +45604,6 @@
         </w:rPr>
         <w:t>信息与电脑</w:t>
       </w:r>
-      <w:proofErr w:type="gramStart"/>
       <w:r>
         <w:rPr>
           <w:rFonts w:hint="eastAsia"/>
@@ -46956,28 +45620,7 @@
         <w:rPr>
           <w:rFonts w:hint="eastAsia"/>
         </w:rPr>
-        <w:t>)</w:t>
-      </w:r>
-      <w:proofErr w:type="gramEnd"/>
-      <w:r>
-        <w:rPr>
-          <w:rFonts w:hint="eastAsia"/>
-        </w:rPr>
-        <w:t>,2017</w:t>
-      </w:r>
-      <w:proofErr w:type="gramStart"/>
-      <w:r>
-        <w:rPr>
-          <w:rFonts w:hint="eastAsia"/>
-        </w:rPr>
-        <w:t>(24)</w:t>
-      </w:r>
-      <w:proofErr w:type="gramEnd"/>
-      <w:r>
-        <w:rPr>
-          <w:rFonts w:hint="eastAsia"/>
-        </w:rPr>
-        <w:t>:138</w:t>
+        <w:t>),2017(24):138</w:t>
       </w:r>
       <w:r>
         <w:rPr>
@@ -47054,7 +45697,6 @@
         </w:rPr>
         <w:t>年之前的文献</w:t>
       </w:r>
-      <w:proofErr w:type="gramStart"/>
       <w:r>
         <w:rPr>
           <w:rFonts w:hint="eastAsia"/>
@@ -47090,7 +45732,6 @@
         </w:rPr>
         <w:t>)</w:t>
       </w:r>
-      <w:proofErr w:type="gramEnd"/>
       <w:r>
         <w:rPr>
           <w:rFonts w:hint="eastAsia"/>
@@ -47132,8 +45773,7 @@
       </w:pPr>
       <w:bookmarkStart w:id="114" w:name="_Toc2549"/>
       <w:bookmarkStart w:id="115" w:name="_Toc13329"/>
-      <w:bookmarkStart w:id="116" w:name="_Toc239839378"/>
-      <w:proofErr w:type="gramStart"/>
+      <w:bookmarkStart w:id="116" w:name="_Toc240551698"/>
       <w:r>
         <w:rPr>
           <w:rFonts w:hint="eastAsia"/>
@@ -47156,7 +45796,6 @@
       <w:bookmarkEnd w:id="114"/>
       <w:bookmarkEnd w:id="115"/>
       <w:bookmarkEnd w:id="116"/>
-      <w:proofErr w:type="gramEnd"/>
     </w:p>
     <w:p>
       <w:pPr>
